--- a/Rapport d'études Exoplanètes.docx
+++ b/Rapport d'études Exoplanètes.docx
@@ -1,256 +1,348 @@
 
 <file path=word/document.xml><?xml version="1.0" encoding="utf-8"?>
-<w:document xmlns:wpc="http://schemas.microsoft.com/office/word/2010/wordprocessingCanvas" xmlns:mc="http://schemas.openxmlformats.org/markup-compatibility/2006" xmlns:o="urn:schemas-microsoft-com:office:office" xmlns:r="http://schemas.openxmlformats.org/officeDocument/2006/relationships" xmlns:m="http://schemas.openxmlformats.org/officeDocument/2006/math" xmlns:v="urn:schemas-microsoft-com:vml" xmlns:wp14="http://schemas.microsoft.com/office/word/2010/wordprocessingDrawing" xmlns:wp="http://schemas.openxmlformats.org/drawingml/2006/wordprocessingDrawing" xmlns:w10="urn:schemas-microsoft-com:office:word" xmlns:w="http://schemas.openxmlformats.org/wordprocessingml/2006/main" xmlns:w14="http://schemas.microsoft.com/office/word/2010/wordml" xmlns:w15="http://schemas.microsoft.com/office/word/2012/wordml" xmlns:wpg="http://schemas.microsoft.com/office/word/2010/wordprocessingGroup" xmlns:wpi="http://schemas.microsoft.com/office/word/2010/wordprocessingInk" xmlns:wne="http://schemas.microsoft.com/office/word/2006/wordml" xmlns:wps="http://schemas.microsoft.com/office/word/2010/wordprocessingShape" xmlns:cx="http://schemas.microsoft.com/office/drawing/2014/chartex" xmlns:cx1="http://schemas.microsoft.com/office/drawing/2015/9/8/chartex" xmlns:cx2="http://schemas.microsoft.com/office/drawing/2015/10/21/chartex" xmlns:cx3="http://schemas.microsoft.com/office/drawing/2016/5/9/chartex" xmlns:cx4="http://schemas.microsoft.com/office/drawing/2016/5/10/chartex" xmlns:cx5="http://schemas.microsoft.com/office/drawing/2016/5/11/chartex" xmlns:cx6="http://schemas.microsoft.com/office/drawing/2016/5/12/chartex" xmlns:cx7="http://schemas.microsoft.com/office/drawing/2016/5/13/chartex" xmlns:cx8="http://schemas.microsoft.com/office/drawing/2016/5/14/chartex" xmlns:aink="http://schemas.microsoft.com/office/drawing/2016/ink" xmlns:am3d="http://schemas.microsoft.com/office/drawing/2017/model3d" xmlns:w16cex="http://schemas.microsoft.com/office/word/2018/wordml/cex" xmlns:w16cid="http://schemas.microsoft.com/office/word/2016/wordml/cid" xmlns:w16="http://schemas.microsoft.com/office/word/2018/wordml" xmlns:w16sdtdh="http://schemas.microsoft.com/office/word/2020/wordml/sdtdatahash" xmlns:w16se="http://schemas.microsoft.com/office/word/2015/wordml/symex" mc:Ignorable="w14 w15 wp14">
+<w:document xmlns:wpc="http://schemas.microsoft.com/office/word/2010/wordprocessingCanvas" xmlns:cx="http://schemas.microsoft.com/office/drawing/2014/chartex" xmlns:cx1="http://schemas.microsoft.com/office/drawing/2015/9/8/chartex" xmlns:cx2="http://schemas.microsoft.com/office/drawing/2015/10/21/chartex" xmlns:cx3="http://schemas.microsoft.com/office/drawing/2016/5/9/chartex" xmlns:cx4="http://schemas.microsoft.com/office/drawing/2016/5/10/chartex" xmlns:cx5="http://schemas.microsoft.com/office/drawing/2016/5/11/chartex" xmlns:cx6="http://schemas.microsoft.com/office/drawing/2016/5/12/chartex" xmlns:cx7="http://schemas.microsoft.com/office/drawing/2016/5/13/chartex" xmlns:cx8="http://schemas.microsoft.com/office/drawing/2016/5/14/chartex" xmlns:mc="http://schemas.openxmlformats.org/markup-compatibility/2006" xmlns:aink="http://schemas.microsoft.com/office/drawing/2016/ink" xmlns:am3d="http://schemas.microsoft.com/office/drawing/2017/model3d" xmlns:o="urn:schemas-microsoft-com:office:office" xmlns:oel="http://schemas.microsoft.com/office/2019/extlst" xmlns:r="http://schemas.openxmlformats.org/officeDocument/2006/relationships" xmlns:m="http://schemas.openxmlformats.org/officeDocument/2006/math" xmlns:v="urn:schemas-microsoft-com:vml" xmlns:wp14="http://schemas.microsoft.com/office/word/2010/wordprocessingDrawing" xmlns:wp="http://schemas.openxmlformats.org/drawingml/2006/wordprocessingDrawing" xmlns:w10="urn:schemas-microsoft-com:office:word" xmlns:w="http://schemas.openxmlformats.org/wordprocessingml/2006/main" xmlns:w14="http://schemas.microsoft.com/office/word/2010/wordml" xmlns:w15="http://schemas.microsoft.com/office/word/2012/wordml" xmlns:w16cex="http://schemas.microsoft.com/office/word/2018/wordml/cex" xmlns:w16cid="http://schemas.microsoft.com/office/word/2016/wordml/cid" xmlns:w16="http://schemas.microsoft.com/office/word/2018/wordml" xmlns:w16du="http://schemas.microsoft.com/office/word/2023/wordml/word16du" xmlns:w16sdtdh="http://schemas.microsoft.com/office/word/2020/wordml/sdtdatahash" xmlns:w16sdtfl="http://schemas.microsoft.com/office/word/2024/wordml/sdtformatlock" xmlns:w16se="http://schemas.microsoft.com/office/word/2015/wordml/symex" xmlns:wpg="http://schemas.microsoft.com/office/word/2010/wordprocessingGroup" xmlns:wpi="http://schemas.microsoft.com/office/word/2010/wordprocessingInk" xmlns:wne="http://schemas.microsoft.com/office/word/2006/wordml" xmlns:wps="http://schemas.microsoft.com/office/word/2010/wordprocessingShape" mc:Ignorable="w14 w15 w16se w16cid w16 w16cex w16sdtdh w16sdtfl w16du wp14">
   <w:body>
     <w:p>
       <w:pPr>
-        <w:spacing w:after="180" w:before="500"/>
+        <w:spacing w:before="500" w:after="180"/>
         <w:jc w:val="center"/>
       </w:pPr>
       <w:r>
         <w:rPr>
-          <w:rFonts w:ascii="Arial" w:cs="Arial" w:eastAsia="Arial" w:hAnsi="Arial"/>
           <w:b/>
           <w:bCs/>
           <w:color w:val="1F3864"/>
           <w:sz w:val="52"/>
           <w:szCs w:val="52"/>
         </w:rPr>
-        <w:t xml:space="preserve">Exoplanètes &amp; Étoiles hôtes</w:t>
-      </w:r>
-    </w:p>
-    <w:p>
-      <w:pPr>
-        <w:spacing w:after="80" w:before="0"/>
+        <w:t xml:space="preserve"> </w:t>
+      </w:r>
+      <w:r>
+        <w:rPr>
+          <w:b/>
+          <w:bCs/>
+          <w:color w:val="1F3864"/>
+          <w:sz w:val="52"/>
+          <w:szCs w:val="52"/>
+        </w:rPr>
+        <w:t>Exoplanètes &amp; Étoiles hôtes</w:t>
+      </w:r>
+    </w:p>
+    <w:p>
+      <w:pPr>
+        <w:spacing w:after="80"/>
         <w:jc w:val="center"/>
       </w:pPr>
       <w:r>
         <w:rPr>
-          <w:rFonts w:ascii="Arial" w:cs="Arial" w:eastAsia="Arial" w:hAnsi="Arial"/>
           <w:i/>
           <w:iCs/>
           <w:color w:val="2E5FA3"/>
           <w:sz w:val="25"/>
           <w:szCs w:val="25"/>
         </w:rPr>
-        <w:t xml:space="preserve">Dans quelle mesure les propriétés physiques des exoplanètes</w:t>
-      </w:r>
-    </w:p>
-    <w:p>
-      <w:pPr>
-        <w:spacing w:after="300" w:before="0"/>
+        <w:t>Dans quelle mesure les propriétés physiques des exoplanètes</w:t>
+      </w:r>
+    </w:p>
+    <w:p>
+      <w:pPr>
+        <w:spacing w:after="300"/>
         <w:jc w:val="center"/>
       </w:pPr>
-      <w:r>
-        <w:rPr>
-          <w:rFonts w:ascii="Arial" w:cs="Arial" w:eastAsia="Arial" w:hAnsi="Arial"/>
+      <w:proofErr w:type="gramStart"/>
+      <w:r>
+        <w:rPr>
           <w:i/>
           <w:iCs/>
           <w:color w:val="2E5FA3"/>
           <w:sz w:val="25"/>
           <w:szCs w:val="25"/>
         </w:rPr>
-        <w:t xml:space="preserve">sont-elles corrélées aux caractéristiques de leur étoile hôte ?</w:t>
+        <w:t>sont</w:t>
+      </w:r>
+      <w:proofErr w:type="gramEnd"/>
+      <w:r>
+        <w:rPr>
+          <w:i/>
+          <w:iCs/>
+          <w:color w:val="2E5FA3"/>
+          <w:sz w:val="25"/>
+          <w:szCs w:val="25"/>
+        </w:rPr>
+        <w:t>-elles corrélées aux caractéristiques de leur étoile hôte ?</w:t>
       </w:r>
     </w:p>
     <w:p>
       <w:pPr>
         <w:pBdr>
-          <w:top w:val="single" w:color="2E5FA3" w:sz="3" w:space="3"/>
+          <w:top w:val="single" w:sz="3" w:space="3" w:color="2E5FA3"/>
         </w:pBdr>
-        <w:spacing w:after="60" w:before="0"/>
+        <w:spacing w:after="60"/>
         <w:jc w:val="center"/>
       </w:pPr>
     </w:p>
     <w:p>
       <w:pPr>
-        <w:spacing w:after="400" w:before="100"/>
+        <w:spacing w:before="100" w:after="400"/>
         <w:jc w:val="center"/>
       </w:pPr>
       <w:r>
         <w:rPr>
-          <w:rFonts w:ascii="Arial" w:cs="Arial" w:eastAsia="Arial" w:hAnsi="Arial"/>
           <w:color w:val="666666"/>
           <w:sz w:val="19"/>
           <w:szCs w:val="19"/>
         </w:rPr>
-        <w:t xml:space="preserve">Source : NASA Exoplanet Intelligence  —  6 150 exoplanètes  —  10 variables physiques  —  IUT Lyon 2, S4, Mars 2026</w:t>
+        <w:t xml:space="preserve">Source : NASA </w:t>
+      </w:r>
+      <w:proofErr w:type="spellStart"/>
+      <w:r>
+        <w:rPr>
+          <w:color w:val="666666"/>
+          <w:sz w:val="19"/>
+          <w:szCs w:val="19"/>
+        </w:rPr>
+        <w:t>Exoplanet</w:t>
+      </w:r>
+      <w:proofErr w:type="spellEnd"/>
+      <w:r>
+        <w:rPr>
+          <w:color w:val="666666"/>
+          <w:sz w:val="19"/>
+          <w:szCs w:val="19"/>
+        </w:rPr>
+        <w:t xml:space="preserve"> </w:t>
+      </w:r>
+      <w:proofErr w:type="gramStart"/>
+      <w:r>
+        <w:rPr>
+          <w:color w:val="666666"/>
+          <w:sz w:val="19"/>
+          <w:szCs w:val="19"/>
+        </w:rPr>
+        <w:t>Intelligence  —</w:t>
+      </w:r>
+      <w:proofErr w:type="gramEnd"/>
+      <w:r>
+        <w:rPr>
+          <w:color w:val="666666"/>
+          <w:sz w:val="19"/>
+          <w:szCs w:val="19"/>
+        </w:rPr>
+        <w:t xml:space="preserve">  6 150 </w:t>
+      </w:r>
+      <w:proofErr w:type="gramStart"/>
+      <w:r>
+        <w:rPr>
+          <w:color w:val="666666"/>
+          <w:sz w:val="19"/>
+          <w:szCs w:val="19"/>
+        </w:rPr>
+        <w:t>exoplanètes  —</w:t>
+      </w:r>
+      <w:proofErr w:type="gramEnd"/>
+      <w:r>
+        <w:rPr>
+          <w:color w:val="666666"/>
+          <w:sz w:val="19"/>
+          <w:szCs w:val="19"/>
+        </w:rPr>
+        <w:t xml:space="preserve">  10 variables </w:t>
+      </w:r>
+      <w:proofErr w:type="gramStart"/>
+      <w:r>
+        <w:rPr>
+          <w:color w:val="666666"/>
+          <w:sz w:val="19"/>
+          <w:szCs w:val="19"/>
+        </w:rPr>
+        <w:t>physiques  —</w:t>
+      </w:r>
+      <w:proofErr w:type="gramEnd"/>
+      <w:r>
+        <w:rPr>
+          <w:color w:val="666666"/>
+          <w:sz w:val="19"/>
+          <w:szCs w:val="19"/>
+        </w:rPr>
+        <w:t xml:space="preserve">  IUT Lyon 2, S4, Mars 2026</w:t>
+      </w:r>
+      <w:r>
+        <w:rPr>
+          <w:color w:val="666666"/>
+          <w:sz w:val="19"/>
+          <w:szCs w:val="19"/>
+        </w:rPr>
+        <w:t xml:space="preserve"> – Groupe Mat</w:t>
       </w:r>
     </w:p>
     <w:p>
       <w:pPr>
         <w:pBdr>
-          <w:bottom w:val="single" w:color="1F3864" w:sz="4" w:space="3"/>
+          <w:bottom w:val="single" w:sz="4" w:space="3" w:color="1F3864"/>
         </w:pBdr>
-        <w:spacing w:after="120" w:before="260"/>
-      </w:pPr>
-      <w:r>
-        <w:rPr>
-          <w:rFonts w:ascii="Arial" w:cs="Arial" w:eastAsia="Arial" w:hAnsi="Arial"/>
+        <w:spacing w:before="260" w:after="120"/>
+      </w:pPr>
+      <w:r>
+        <w:rPr>
           <w:b/>
           <w:bCs/>
           <w:color w:val="1F3864"/>
           <w:sz w:val="28"/>
           <w:szCs w:val="28"/>
         </w:rPr>
-        <w:t xml:space="preserve">1. Contexte et objectif</w:t>
-      </w:r>
-    </w:p>
-    <w:p>
-      <w:pPr>
-        <w:spacing w:after="60" w:before="60" w:line="272"/>
+        <w:t>1. Contexte et objectif</w:t>
+      </w:r>
+    </w:p>
+    <w:p>
+      <w:pPr>
+        <w:spacing w:before="60" w:after="60" w:line="272" w:lineRule="auto"/>
         <w:jc w:val="both"/>
       </w:pPr>
       <w:r>
-        <w:rPr>
-          <w:rFonts w:ascii="Arial" w:cs="Arial" w:eastAsia="Arial" w:hAnsi="Arial"/>
-          <w:sz w:val="21"/>
-          <w:szCs w:val="21"/>
-        </w:rPr>
-        <w:t xml:space="preserve">Depuis les premières découvertes dans les années 1990, plusieurs milliers d'exoplanètes ont été confirmées en orbite autour d'étoiles lointaines. Ces planètes sont très variées : des géantes gazeuses plusieurs fois plus massives que Jupiter côtoient de petites planètes rocheuses comparables à la Terre. Les étoiles qui les accueillent diffèrent elles aussi profondément — en taille, en température, en masse et en composition chimique.</w:t>
-      </w:r>
-    </w:p>
-    <w:p>
-      <w:pPr>
-        <w:spacing w:after="60" w:before="60" w:line="272"/>
+        <w:t>Depuis les premières découvertes dans les années 1990, plusieurs milliers d'exoplanètes ont été confirmées en orbite autour d'étoiles lointaines. Ces planètes sont très variées : des géantes gazeuses plusieurs fois plus massives que Jupiter côtoient de petites planètes rocheuses comparables à la Terre. Les étoiles qui les accueillent diffèrent elles aussi profondément — en taille, en température, en masse et en composition chimique.</w:t>
+      </w:r>
+    </w:p>
+    <w:p>
+      <w:pPr>
+        <w:spacing w:before="60" w:after="60" w:line="272" w:lineRule="auto"/>
         <w:jc w:val="both"/>
       </w:pPr>
       <w:r>
-        <w:rPr>
-          <w:rFonts w:ascii="Arial" w:cs="Arial" w:eastAsia="Arial" w:hAnsi="Arial"/>
-          <w:sz w:val="21"/>
-          <w:szCs w:val="21"/>
-        </w:rPr>
-        <w:t xml:space="preserve">Cette étude s'appuie sur le catalogue de la NASA regroupant 6 150 exoplanètes confirmées pour répondre à une question centrale : existe-t-il un lien entre ce qu'est une planète et ce qu'est son étoile hôte ? Autrement dit, certains types de planètes sont-ils systématiquement associés à certains types d'étoiles, ou leur coexistence est-elle aléatoire ?</w:t>
+        <w:t>Cette étude s'appuie sur le catalogue de la NASA regroupant 6 150 exoplanètes confirmées pour répondre à une question centrale : existe-t-il un lien entre ce qu'est une planète et ce qu'est son étoile hôte ? Autrement dit, certains types de planètes sont-ils systématiquement associés à certains types d'étoiles, ou leur coexistence est-elle aléatoire ?</w:t>
       </w:r>
     </w:p>
     <w:p>
       <w:pPr>
         <w:pBdr>
-          <w:bottom w:val="single" w:color="1F3864" w:sz="4" w:space="3"/>
+          <w:bottom w:val="single" w:sz="4" w:space="3" w:color="1F3864"/>
         </w:pBdr>
-        <w:spacing w:after="120" w:before="260"/>
-      </w:pPr>
-      <w:r>
-        <w:rPr>
-          <w:rFonts w:ascii="Arial" w:cs="Arial" w:eastAsia="Arial" w:hAnsi="Arial"/>
+        <w:spacing w:before="260" w:after="120"/>
+      </w:pPr>
+      <w:r>
+        <w:rPr>
           <w:b/>
           <w:bCs/>
           <w:color w:val="1F3864"/>
           <w:sz w:val="28"/>
           <w:szCs w:val="28"/>
         </w:rPr>
-        <w:t xml:space="preserve">2. Démarche d'analyse</w:t>
-      </w:r>
-    </w:p>
-    <w:p>
-      <w:pPr>
-        <w:spacing w:after="60" w:before="60" w:line="272"/>
+        <w:t>2. Démarche d'analyse</w:t>
+      </w:r>
+    </w:p>
+    <w:p>
+      <w:pPr>
+        <w:spacing w:before="60" w:after="60" w:line="272" w:lineRule="auto"/>
         <w:jc w:val="both"/>
       </w:pPr>
       <w:r>
-        <w:rPr>
-          <w:rFonts w:ascii="Arial" w:cs="Arial" w:eastAsia="Arial" w:hAnsi="Arial"/>
-          <w:sz w:val="21"/>
-          <w:szCs w:val="21"/>
-        </w:rPr>
-        <w:t xml:space="preserve">Nous avons utilisé une Analyse en Composantes Principales (ACP), méthode statistique permettant de simplifier un tableau complexe de données en quelques grandes tendances appelées axes. Nous avons retenu 5 propriétés de chaque planète (masse, rayon, période orbitale, excentricité, distance à l'étoile) et 5 propriétés de son étoile hôte (masse, rayon, température, métallicité, gravité de surface), analysées conjointement sur les 6 150 planètes après nettoyage des données manquantes.</w:t>
-      </w:r>
-    </w:p>
-    <w:p>
-      <w:pPr>
-        <w:spacing w:after="60" w:before="60" w:line="272"/>
+        <w:t>Nous avons utilisé une Analyse en Composantes Principales (ACP), méthode statistique permettant de simplifier un tableau complexe de données en quelques grandes tendances appelées axes. Nous avons retenu 5 propriétés de chaque planète (masse, rayon, période orbitale, excentricité, distance à l'étoile) et 5 propriétés de son étoile hôte (masse, rayon, température, métallicité, gravité de surface), analysées conjointement sur les 6 150 planètes après nettoyage des données manquantes.</w:t>
+      </w:r>
+    </w:p>
+    <w:p>
+      <w:pPr>
+        <w:spacing w:before="60" w:after="60" w:line="272" w:lineRule="auto"/>
         <w:jc w:val="both"/>
       </w:pPr>
       <w:r>
-        <w:rPr>
-          <w:rFonts w:ascii="Arial" w:cs="Arial" w:eastAsia="Arial" w:hAnsi="Arial"/>
-          <w:sz w:val="21"/>
-          <w:szCs w:val="21"/>
-        </w:rPr>
-        <w:t xml:space="preserve">L'analyse identifie trois grandes dimensions indépendantes résumant 71 % de la variabilité totale : axe 1 (40 %), axe 2 (17 %) et axe 3 (14 %). Nous les présentons à travers les plans factoriels (1 &amp; 2) et (1 &amp; 3).</w:t>
+        <w:t>L'analyse identifie trois grandes dimensions indépendantes résumant 71 % de la variabilité totale : axe 1 (40 %), axe 2 (17 %) et axe 3 (14 %). Nous les présentons à travers les plans factoriels (1 &amp; 2) et (1 &amp; 3).</w:t>
       </w:r>
     </w:p>
     <w:p>
       <w:pPr>
         <w:pBdr>
-          <w:bottom w:val="single" w:color="1F3864" w:sz="4" w:space="3"/>
+          <w:bottom w:val="single" w:sz="4" w:space="3" w:color="1F3864"/>
         </w:pBdr>
-        <w:spacing w:after="120" w:before="260"/>
-      </w:pPr>
-      <w:r>
-        <w:rPr>
-          <w:rFonts w:ascii="Arial" w:cs="Arial" w:eastAsia="Arial" w:hAnsi="Arial"/>
+        <w:spacing w:before="260" w:after="120"/>
+      </w:pPr>
+      <w:r>
+        <w:rPr>
           <w:b/>
           <w:bCs/>
           <w:color w:val="1F3864"/>
           <w:sz w:val="28"/>
           <w:szCs w:val="28"/>
         </w:rPr>
-        <w:t xml:space="preserve">3. Résultats</w:t>
-      </w:r>
-    </w:p>
-    <w:p>
-      <w:pPr>
-        <w:spacing w:after="80" w:before="180"/>
-      </w:pPr>
-      <w:r>
-        <w:rPr>
-          <w:rFonts w:ascii="Arial" w:cs="Arial" w:eastAsia="Arial" w:hAnsi="Arial"/>
+        <w:t>3. Résultats</w:t>
+      </w:r>
+    </w:p>
+    <w:p>
+      <w:pPr>
+        <w:spacing w:before="180" w:after="80"/>
+      </w:pPr>
+      <w:proofErr w:type="gramStart"/>
+      <w:r>
+        <w:rPr>
           <w:b/>
           <w:bCs/>
           <w:color w:val="2E5FA3"/>
           <w:sz w:val="23"/>
           <w:szCs w:val="23"/>
         </w:rPr>
-        <w:t xml:space="preserve">3.1  Structure des trois dimensions retenues</w:t>
-      </w:r>
-    </w:p>
-    <w:p>
-      <w:pPr>
-        <w:spacing w:after="60" w:before="60" w:line="272"/>
+        <w:t>3.1  Structure</w:t>
+      </w:r>
+      <w:proofErr w:type="gramEnd"/>
+      <w:r>
+        <w:rPr>
+          <w:b/>
+          <w:bCs/>
+          <w:color w:val="2E5FA3"/>
+          <w:sz w:val="23"/>
+          <w:szCs w:val="23"/>
+        </w:rPr>
+        <w:t xml:space="preserve"> des trois dimensions retenues</w:t>
+      </w:r>
+    </w:p>
+    <w:p>
+      <w:pPr>
+        <w:spacing w:before="60" w:after="60" w:line="272" w:lineRule="auto"/>
         <w:jc w:val="both"/>
       </w:pPr>
       <w:r>
-        <w:rPr>
-          <w:rFonts w:ascii="Arial" w:cs="Arial" w:eastAsia="Arial" w:hAnsi="Arial"/>
-          <w:sz w:val="21"/>
-          <w:szCs w:val="21"/>
-        </w:rPr>
-        <w:t xml:space="preserve">Les trois graphiques ci-dessous montrent quelles variables contribuent le plus à chaque dimension. L'axe 1 est porté par la masse et le rayon planétaires ainsi que les paramètres orbitaux. L'axe 2 est dominé par les caractéristiques de l'étoile hôte (masse, rayon, gravité). L'axe 3 révèle une information complémentaire : la métallicité et la température stellaires, quasi invisibles sur les deux premiers axes.</w:t>
+        <w:t>Les trois graphiques ci-dessous montrent quelles variables contribuent le plus à chaque dimension. L'axe 1 est porté par la masse et le rayon planétaires ainsi que les paramètres orbitaux. L'axe 2 est dominé par les caractéristiques de l'étoile hôte (masse, rayon, gravité). L'axe 3 révèle une information complémentaire : la métallicité et la température stellaires, quasi invisibles sur les deux premiers axes.</w:t>
       </w:r>
     </w:p>
     <w:tbl>
       <w:tblPr>
-        <w:tblW w:type="dxa" w:w="9400"/>
+        <w:tblW w:w="9400" w:type="dxa"/>
         <w:tblBorders>
-          <w:top w:val="single" w:color="auto" w:sz="4"/>
-          <w:left w:val="single" w:color="auto" w:sz="4"/>
-          <w:bottom w:val="single" w:color="auto" w:sz="4"/>
-          <w:right w:val="single" w:color="auto" w:sz="4"/>
-          <w:insideH w:val="single" w:color="auto" w:sz="4"/>
-          <w:insideV w:val="single" w:color="auto" w:sz="4"/>
+          <w:top w:val="single" w:sz="4" w:space="0" w:color="auto"/>
+          <w:left w:val="single" w:sz="4" w:space="0" w:color="auto"/>
+          <w:bottom w:val="single" w:sz="4" w:space="0" w:color="auto"/>
+          <w:right w:val="single" w:sz="4" w:space="0" w:color="auto"/>
+          <w:insideH w:val="single" w:sz="4" w:space="0" w:color="auto"/>
+          <w:insideV w:val="single" w:sz="4" w:space="0" w:color="auto"/>
         </w:tblBorders>
+        <w:tblCellMar>
+          <w:left w:w="10" w:type="dxa"/>
+          <w:right w:w="10" w:type="dxa"/>
+        </w:tblCellMar>
+        <w:tblLook w:val="04A0" w:firstRow="1" w:lastRow="0" w:firstColumn="1" w:lastColumn="0" w:noHBand="0" w:noVBand="1"/>
       </w:tblPr>
       <w:tblGrid>
         <w:gridCol w:w="4640"/>
         <w:gridCol w:w="4760"/>
       </w:tblGrid>
       <w:tr>
+        <w:tblPrEx>
+          <w:tblCellMar>
+            <w:top w:w="0" w:type="dxa"/>
+            <w:bottom w:w="0" w:type="dxa"/>
+          </w:tblCellMar>
+        </w:tblPrEx>
         <w:tc>
           <w:tcPr>
-            <w:tcW w:type="dxa" w:w="4640"/>
+            <w:tcW w:w="4640" w:type="dxa"/>
             <w:tcBorders>
-              <w:top w:val="none" w:color="FFFFFF" w:sz="0"/>
-              <w:left w:val="none" w:color="FFFFFF" w:sz="0"/>
-              <w:bottom w:val="none" w:color="FFFFFF" w:sz="0"/>
-              <w:right w:val="none" w:color="FFFFFF" w:sz="0"/>
+              <w:top w:val="none" w:sz="0" w:space="0" w:color="FFFFFF"/>
+              <w:left w:val="none" w:sz="0" w:space="0" w:color="FFFFFF"/>
+              <w:bottom w:val="none" w:sz="0" w:space="0" w:color="FFFFFF"/>
+              <w:right w:val="none" w:sz="0" w:space="0" w:color="FFFFFF"/>
             </w:tcBorders>
             <w:tcMar>
-              <w:top w:type="dxa" w:w="0"/>
-              <w:left w:type="dxa" w:w="0"/>
-              <w:bottom w:type="dxa" w:w="0"/>
-              <w:right w:type="dxa" w:w="80"/>
+              <w:top w:w="0" w:type="dxa"/>
+              <w:left w:w="0" w:type="dxa"/>
+              <w:bottom w:w="0" w:type="dxa"/>
+              <w:right w:w="80" w:type="dxa"/>
             </w:tcMar>
           </w:tcPr>
           <w:p>
@@ -259,11 +351,14 @@
               <w:jc w:val="center"/>
             </w:pPr>
             <w:r>
+              <w:rPr>
+                <w:noProof/>
+              </w:rPr>
               <w:drawing>
-                <wp:inline distT="0" distB="0" distL="0" distR="0">
+                <wp:inline distT="0" distB="0" distL="0" distR="0" wp14:anchorId="7257135C" wp14:editId="118E955A">
                   <wp:extent cx="2733675" cy="1714500"/>
-                  <wp:effectExtent t="0" r="0" b="0" l="0"/>
-                  <wp:docPr id="1" name="" descr="" title=""/>
+                  <wp:effectExtent l="0" t="0" r="0" b="0"/>
+                  <wp:docPr id="1" name="Image 1"/>
                   <wp:cNvGraphicFramePr>
                     <a:graphicFrameLocks xmlns:a="http://schemas.openxmlformats.org/drawingml/2006/main" noChangeAspect="1"/>
                   </wp:cNvGraphicFramePr>
@@ -271,13 +366,13 @@
                     <a:graphicData uri="http://schemas.openxmlformats.org/drawingml/2006/picture">
                       <pic:pic xmlns:pic="http://schemas.openxmlformats.org/drawingml/2006/picture">
                         <pic:nvPicPr>
-                          <pic:cNvPr id="0" name="" descr=""/>
+                          <pic:cNvPr id="0" name=""/>
                           <pic:cNvPicPr>
                             <a:picLocks noChangeAspect="1" noChangeArrowheads="1"/>
                           </pic:cNvPicPr>
                         </pic:nvPicPr>
                         <pic:blipFill>
-                          <a:blip r:embed="rId9" cstate="none"/>
+                          <a:blip r:embed="rId7"/>
                           <a:srcRect/>
                           <a:stretch>
                             <a:fillRect/>
@@ -301,36 +396,36 @@
           </w:p>
           <w:p>
             <w:pPr>
-              <w:spacing w:after="140" w:before="30"/>
+              <w:spacing w:before="30" w:after="140"/>
               <w:jc w:val="center"/>
             </w:pPr>
             <w:r>
               <w:rPr>
-                <w:rFonts w:ascii="Arial" w:cs="Arial" w:eastAsia="Arial" w:hAnsi="Arial"/>
                 <w:i/>
                 <w:iCs/>
                 <w:color w:val="555555"/>
                 <w:sz w:val="18"/>
                 <w:szCs w:val="18"/>
               </w:rPr>
-              <w:t xml:space="preserve">Fig. 1 — Axe 1 (40 %) : masse et orbite des planètes</w:t>
+              <w:lastRenderedPageBreak/>
+              <w:t>Fig. 1 — Axe 1 (40 %) : masse et orbite des planètes</w:t>
             </w:r>
           </w:p>
         </w:tc>
         <w:tc>
           <w:tcPr>
-            <w:tcW w:type="dxa" w:w="4760"/>
+            <w:tcW w:w="4760" w:type="dxa"/>
             <w:tcBorders>
-              <w:top w:val="none" w:color="FFFFFF" w:sz="0"/>
-              <w:left w:val="none" w:color="FFFFFF" w:sz="0"/>
-              <w:bottom w:val="none" w:color="FFFFFF" w:sz="0"/>
-              <w:right w:val="none" w:color="FFFFFF" w:sz="0"/>
+              <w:top w:val="none" w:sz="0" w:space="0" w:color="FFFFFF"/>
+              <w:left w:val="none" w:sz="0" w:space="0" w:color="FFFFFF"/>
+              <w:bottom w:val="none" w:sz="0" w:space="0" w:color="FFFFFF"/>
+              <w:right w:val="none" w:sz="0" w:space="0" w:color="FFFFFF"/>
             </w:tcBorders>
             <w:tcMar>
-              <w:top w:type="dxa" w:w="0"/>
-              <w:left w:type="dxa" w:w="80"/>
-              <w:bottom w:type="dxa" w:w="0"/>
-              <w:right w:type="dxa" w:w="0"/>
+              <w:top w:w="0" w:type="dxa"/>
+              <w:left w:w="80" w:type="dxa"/>
+              <w:bottom w:w="0" w:type="dxa"/>
+              <w:right w:w="0" w:type="dxa"/>
             </w:tcMar>
           </w:tcPr>
           <w:p>
@@ -339,11 +434,15 @@
               <w:jc w:val="center"/>
             </w:pPr>
             <w:r>
+              <w:rPr>
+                <w:noProof/>
+              </w:rPr>
+              <w:lastRenderedPageBreak/>
               <w:drawing>
-                <wp:inline distT="0" distB="0" distL="0" distR="0">
+                <wp:inline distT="0" distB="0" distL="0" distR="0" wp14:anchorId="26046AF3" wp14:editId="1287AA2C">
                   <wp:extent cx="2733675" cy="1714500"/>
-                  <wp:effectExtent t="0" r="0" b="0" l="0"/>
-                  <wp:docPr id="1" name="" descr="" title=""/>
+                  <wp:effectExtent l="0" t="0" r="0" b="0"/>
+                  <wp:docPr id="1982185710" name="Image 1982185710"/>
                   <wp:cNvGraphicFramePr>
                     <a:graphicFrameLocks xmlns:a="http://schemas.openxmlformats.org/drawingml/2006/main" noChangeAspect="1"/>
                   </wp:cNvGraphicFramePr>
@@ -351,13 +450,13 @@
                     <a:graphicData uri="http://schemas.openxmlformats.org/drawingml/2006/picture">
                       <pic:pic xmlns:pic="http://schemas.openxmlformats.org/drawingml/2006/picture">
                         <pic:nvPicPr>
-                          <pic:cNvPr id="0" name="" descr=""/>
+                          <pic:cNvPr id="0" name=""/>
                           <pic:cNvPicPr>
                             <a:picLocks noChangeAspect="1" noChangeArrowheads="1"/>
                           </pic:cNvPicPr>
                         </pic:nvPicPr>
                         <pic:blipFill>
-                          <a:blip r:embed="rId10" cstate="none"/>
+                          <a:blip r:embed="rId8"/>
                           <a:srcRect/>
                           <a:stretch>
                             <a:fillRect/>
@@ -381,19 +480,19 @@
           </w:p>
           <w:p>
             <w:pPr>
-              <w:spacing w:after="140" w:before="30"/>
+              <w:spacing w:before="30" w:after="140"/>
               <w:jc w:val="center"/>
             </w:pPr>
             <w:r>
               <w:rPr>
-                <w:rFonts w:ascii="Arial" w:cs="Arial" w:eastAsia="Arial" w:hAnsi="Arial"/>
                 <w:i/>
                 <w:iCs/>
                 <w:color w:val="555555"/>
                 <w:sz w:val="18"/>
                 <w:szCs w:val="18"/>
               </w:rPr>
-              <w:t xml:space="preserve">Fig. 2 — Axe 2 (17 %) : masse et rayon de l'étoile hôte</w:t>
+              <w:lastRenderedPageBreak/>
+              <w:t>Fig. 2 — Axe 2 (17 %) : masse et rayon de l'étoile hôte</w:t>
             </w:r>
           </w:p>
         </w:tc>
@@ -401,15 +500,19 @@
     </w:tbl>
     <w:p>
       <w:pPr>
-        <w:spacing w:after="40" w:before="100"/>
+        <w:spacing w:before="100" w:after="40"/>
         <w:jc w:val="center"/>
       </w:pPr>
       <w:r>
+        <w:rPr>
+          <w:noProof/>
+        </w:rPr>
+        <w:lastRenderedPageBreak/>
         <w:drawing>
-          <wp:inline distT="0" distB="0" distL="0" distR="0">
+          <wp:inline distT="0" distB="0" distL="0" distR="0" wp14:anchorId="79980ECE" wp14:editId="597CF736">
             <wp:extent cx="5905500" cy="3686175"/>
-            <wp:effectExtent t="0" r="0" b="0" l="0"/>
-            <wp:docPr id="1" name="" descr="" title=""/>
+            <wp:effectExtent l="0" t="0" r="0" b="0"/>
+            <wp:docPr id="1439678231" name="Image 1439678231"/>
             <wp:cNvGraphicFramePr>
               <a:graphicFrameLocks xmlns:a="http://schemas.openxmlformats.org/drawingml/2006/main" noChangeAspect="1"/>
             </wp:cNvGraphicFramePr>
@@ -417,13 +520,13 @@
               <a:graphicData uri="http://schemas.openxmlformats.org/drawingml/2006/picture">
                 <pic:pic xmlns:pic="http://schemas.openxmlformats.org/drawingml/2006/picture">
                   <pic:nvPicPr>
-                    <pic:cNvPr id="0" name="" descr=""/>
+                    <pic:cNvPr id="0" name=""/>
                     <pic:cNvPicPr>
                       <a:picLocks noChangeAspect="1" noChangeArrowheads="1"/>
                     </pic:cNvPicPr>
                   </pic:nvPicPr>
                   <pic:blipFill>
-                    <a:blip r:embed="rId11" cstate="none"/>
+                    <a:blip r:embed="rId9"/>
                     <a:srcRect/>
                     <a:stretch>
                       <a:fillRect/>
@@ -447,82 +550,98 @@
     </w:p>
     <w:p>
       <w:pPr>
-        <w:spacing w:after="160" w:before="0"/>
+        <w:spacing w:after="160"/>
         <w:jc w:val="center"/>
       </w:pPr>
       <w:r>
         <w:rPr>
-          <w:rFonts w:ascii="Arial" w:cs="Arial" w:eastAsia="Arial" w:hAnsi="Arial"/>
           <w:i/>
           <w:iCs/>
           <w:color w:val="555555"/>
           <w:sz w:val="18"/>
           <w:szCs w:val="18"/>
         </w:rPr>
-        <w:t xml:space="preserve">Fig. 3 — Axe 3 (14 %) : dominé par la métallicité et la température stellaires</w:t>
-      </w:r>
-    </w:p>
-    <w:p>
-      <w:pPr>
-        <w:spacing w:after="80" w:before="180"/>
-      </w:pPr>
-      <w:r>
-        <w:rPr>
-          <w:rFonts w:ascii="Arial" w:cs="Arial" w:eastAsia="Arial" w:hAnsi="Arial"/>
+        <w:t>Fig. 3 — Axe 3 (14 %) : dominé par la métallicité et la température stellaires</w:t>
+      </w:r>
+    </w:p>
+    <w:p>
+      <w:pPr>
+        <w:spacing w:before="180" w:after="80"/>
+      </w:pPr>
+      <w:proofErr w:type="gramStart"/>
+      <w:r>
+        <w:rPr>
           <w:b/>
           <w:bCs/>
           <w:color w:val="2E5FA3"/>
           <w:sz w:val="23"/>
           <w:szCs w:val="23"/>
         </w:rPr>
-        <w:t xml:space="preserve">3.2  Corrélations entre planètes et étoiles : les cercles de corrélation</w:t>
-      </w:r>
-    </w:p>
-    <w:p>
-      <w:pPr>
-        <w:spacing w:after="60" w:before="60" w:line="272"/>
+        <w:t>3.2  Corrélations</w:t>
+      </w:r>
+      <w:proofErr w:type="gramEnd"/>
+      <w:r>
+        <w:rPr>
+          <w:b/>
+          <w:bCs/>
+          <w:color w:val="2E5FA3"/>
+          <w:sz w:val="23"/>
+          <w:szCs w:val="23"/>
+        </w:rPr>
+        <w:t xml:space="preserve"> entre planètes et étoiles : les cercles de corrélation</w:t>
+      </w:r>
+    </w:p>
+    <w:p>
+      <w:pPr>
+        <w:spacing w:before="60" w:after="60" w:line="272" w:lineRule="auto"/>
         <w:jc w:val="both"/>
       </w:pPr>
       <w:r>
-        <w:rPr>
-          <w:rFonts w:ascii="Arial" w:cs="Arial" w:eastAsia="Arial" w:hAnsi="Arial"/>
-          <w:sz w:val="21"/>
-          <w:szCs w:val="21"/>
-        </w:rPr>
-        <w:t xml:space="preserve">Sur le plan (1,2), les variables planétaires (masse, rayon, orbite) pointent vers la droite tandis que les variables stellaires (masse, rayon, gravité) pointent vers le bas à droite. Les deux groupes ne sont pas perpendiculaires, traduisant une corrélation réelle : les planètes massives tendent à orbiter autour d'étoiles également plus massives. Sur le plan (1,3), la métallicité et la température de l'étoile s'érigent vers le haut, s'opposant à sa gravité de surface.</w:t>
+        <w:t>Sur le plan (1,2), les variables planétaires (masse, rayon, orbite) pointent vers la droite tandis que les variables stellaires (masse, rayon, gravité) pointent vers le bas à droite. Les deux groupes ne sont pas perpendiculaires, traduisant une corrélation réelle : les planètes massives tendent à orbiter autour d'étoiles également plus massives. Sur le plan (1,3), la métallicité et la température de l'étoile s'érigent vers le haut, s'opposant à sa gravité de surface.</w:t>
       </w:r>
     </w:p>
     <w:tbl>
       <w:tblPr>
-        <w:tblW w:type="dxa" w:w="9400"/>
+        <w:tblW w:w="9400" w:type="dxa"/>
         <w:tblBorders>
-          <w:top w:val="single" w:color="auto" w:sz="4"/>
-          <w:left w:val="single" w:color="auto" w:sz="4"/>
-          <w:bottom w:val="single" w:color="auto" w:sz="4"/>
-          <w:right w:val="single" w:color="auto" w:sz="4"/>
-          <w:insideH w:val="single" w:color="auto" w:sz="4"/>
-          <w:insideV w:val="single" w:color="auto" w:sz="4"/>
+          <w:top w:val="single" w:sz="4" w:space="0" w:color="auto"/>
+          <w:left w:val="single" w:sz="4" w:space="0" w:color="auto"/>
+          <w:bottom w:val="single" w:sz="4" w:space="0" w:color="auto"/>
+          <w:right w:val="single" w:sz="4" w:space="0" w:color="auto"/>
+          <w:insideH w:val="single" w:sz="4" w:space="0" w:color="auto"/>
+          <w:insideV w:val="single" w:sz="4" w:space="0" w:color="auto"/>
         </w:tblBorders>
+        <w:tblCellMar>
+          <w:left w:w="10" w:type="dxa"/>
+          <w:right w:w="10" w:type="dxa"/>
+        </w:tblCellMar>
+        <w:tblLook w:val="04A0" w:firstRow="1" w:lastRow="0" w:firstColumn="1" w:lastColumn="0" w:noHBand="0" w:noVBand="1"/>
       </w:tblPr>
       <w:tblGrid>
         <w:gridCol w:w="4640"/>
         <w:gridCol w:w="4760"/>
       </w:tblGrid>
       <w:tr>
+        <w:tblPrEx>
+          <w:tblCellMar>
+            <w:top w:w="0" w:type="dxa"/>
+            <w:bottom w:w="0" w:type="dxa"/>
+          </w:tblCellMar>
+        </w:tblPrEx>
         <w:tc>
           <w:tcPr>
-            <w:tcW w:type="dxa" w:w="4640"/>
+            <w:tcW w:w="4640" w:type="dxa"/>
             <w:tcBorders>
-              <w:top w:val="none" w:color="FFFFFF" w:sz="0"/>
-              <w:left w:val="none" w:color="FFFFFF" w:sz="0"/>
-              <w:bottom w:val="none" w:color="FFFFFF" w:sz="0"/>
-              <w:right w:val="none" w:color="FFFFFF" w:sz="0"/>
+              <w:top w:val="none" w:sz="0" w:space="0" w:color="FFFFFF"/>
+              <w:left w:val="none" w:sz="0" w:space="0" w:color="FFFFFF"/>
+              <w:bottom w:val="none" w:sz="0" w:space="0" w:color="FFFFFF"/>
+              <w:right w:val="none" w:sz="0" w:space="0" w:color="FFFFFF"/>
             </w:tcBorders>
             <w:tcMar>
-              <w:top w:type="dxa" w:w="0"/>
-              <w:left w:type="dxa" w:w="0"/>
-              <w:bottom w:type="dxa" w:w="0"/>
-              <w:right w:type="dxa" w:w="80"/>
+              <w:top w:w="0" w:type="dxa"/>
+              <w:left w:w="0" w:type="dxa"/>
+              <w:bottom w:w="0" w:type="dxa"/>
+              <w:right w:w="80" w:type="dxa"/>
             </w:tcMar>
           </w:tcPr>
           <w:p>
@@ -531,11 +650,14 @@
               <w:jc w:val="center"/>
             </w:pPr>
             <w:r>
+              <w:rPr>
+                <w:noProof/>
+              </w:rPr>
               <w:drawing>
-                <wp:inline distT="0" distB="0" distL="0" distR="0">
+                <wp:inline distT="0" distB="0" distL="0" distR="0" wp14:anchorId="2A24AE8E" wp14:editId="5C49528E">
                   <wp:extent cx="2733675" cy="1638300"/>
-                  <wp:effectExtent t="0" r="0" b="0" l="0"/>
-                  <wp:docPr id="1" name="" descr="" title=""/>
+                  <wp:effectExtent l="0" t="0" r="0" b="0"/>
+                  <wp:docPr id="251541744" name="Image 251541744"/>
                   <wp:cNvGraphicFramePr>
                     <a:graphicFrameLocks xmlns:a="http://schemas.openxmlformats.org/drawingml/2006/main" noChangeAspect="1"/>
                   </wp:cNvGraphicFramePr>
@@ -543,13 +665,13 @@
                     <a:graphicData uri="http://schemas.openxmlformats.org/drawingml/2006/picture">
                       <pic:pic xmlns:pic="http://schemas.openxmlformats.org/drawingml/2006/picture">
                         <pic:nvPicPr>
-                          <pic:cNvPr id="0" name="" descr=""/>
+                          <pic:cNvPr id="0" name=""/>
                           <pic:cNvPicPr>
                             <a:picLocks noChangeAspect="1" noChangeArrowheads="1"/>
                           </pic:cNvPicPr>
                         </pic:nvPicPr>
                         <pic:blipFill>
-                          <a:blip r:embed="rId12" cstate="none"/>
+                          <a:blip r:embed="rId10"/>
                           <a:srcRect/>
                           <a:stretch>
                             <a:fillRect/>
@@ -573,36 +695,35 @@
           </w:p>
           <w:p>
             <w:pPr>
-              <w:spacing w:after="140" w:before="30"/>
+              <w:spacing w:before="30" w:after="140"/>
               <w:jc w:val="center"/>
             </w:pPr>
             <w:r>
               <w:rPr>
-                <w:rFonts w:ascii="Arial" w:cs="Arial" w:eastAsia="Arial" w:hAnsi="Arial"/>
                 <w:i/>
                 <w:iCs/>
                 <w:color w:val="555555"/>
                 <w:sz w:val="18"/>
                 <w:szCs w:val="18"/>
               </w:rPr>
-              <w:t xml:space="preserve">Fig. 4 — Cercle de corrélation axes 1 &amp; 2</w:t>
+              <w:t>Fig. 4 — Cercle de corrélation axes 1 &amp; 2</w:t>
             </w:r>
           </w:p>
         </w:tc>
         <w:tc>
           <w:tcPr>
-            <w:tcW w:type="dxa" w:w="4760"/>
+            <w:tcW w:w="4760" w:type="dxa"/>
             <w:tcBorders>
-              <w:top w:val="none" w:color="FFFFFF" w:sz="0"/>
-              <w:left w:val="none" w:color="FFFFFF" w:sz="0"/>
-              <w:bottom w:val="none" w:color="FFFFFF" w:sz="0"/>
-              <w:right w:val="none" w:color="FFFFFF" w:sz="0"/>
+              <w:top w:val="none" w:sz="0" w:space="0" w:color="FFFFFF"/>
+              <w:left w:val="none" w:sz="0" w:space="0" w:color="FFFFFF"/>
+              <w:bottom w:val="none" w:sz="0" w:space="0" w:color="FFFFFF"/>
+              <w:right w:val="none" w:sz="0" w:space="0" w:color="FFFFFF"/>
             </w:tcBorders>
             <w:tcMar>
-              <w:top w:type="dxa" w:w="0"/>
-              <w:left w:type="dxa" w:w="80"/>
-              <w:bottom w:type="dxa" w:w="0"/>
-              <w:right w:type="dxa" w:w="0"/>
+              <w:top w:w="0" w:type="dxa"/>
+              <w:left w:w="80" w:type="dxa"/>
+              <w:bottom w:w="0" w:type="dxa"/>
+              <w:right w:w="0" w:type="dxa"/>
             </w:tcMar>
           </w:tcPr>
           <w:p>
@@ -611,11 +732,14 @@
               <w:jc w:val="center"/>
             </w:pPr>
             <w:r>
+              <w:rPr>
+                <w:noProof/>
+              </w:rPr>
               <w:drawing>
-                <wp:inline distT="0" distB="0" distL="0" distR="0">
+                <wp:inline distT="0" distB="0" distL="0" distR="0" wp14:anchorId="03F0EAAE" wp14:editId="4C67C790">
                   <wp:extent cx="2733675" cy="1638300"/>
-                  <wp:effectExtent t="0" r="0" b="0" l="0"/>
-                  <wp:docPr id="1" name="" descr="" title=""/>
+                  <wp:effectExtent l="0" t="0" r="0" b="0"/>
+                  <wp:docPr id="1881269723" name="Image 1881269723"/>
                   <wp:cNvGraphicFramePr>
                     <a:graphicFrameLocks xmlns:a="http://schemas.openxmlformats.org/drawingml/2006/main" noChangeAspect="1"/>
                   </wp:cNvGraphicFramePr>
@@ -623,13 +747,13 @@
                     <a:graphicData uri="http://schemas.openxmlformats.org/drawingml/2006/picture">
                       <pic:pic xmlns:pic="http://schemas.openxmlformats.org/drawingml/2006/picture">
                         <pic:nvPicPr>
-                          <pic:cNvPr id="0" name="" descr=""/>
+                          <pic:cNvPr id="0" name=""/>
                           <pic:cNvPicPr>
                             <a:picLocks noChangeAspect="1" noChangeArrowheads="1"/>
                           </pic:cNvPicPr>
                         </pic:nvPicPr>
                         <pic:blipFill>
-                          <a:blip r:embed="rId13" cstate="none"/>
+                          <a:blip r:embed="rId11"/>
                           <a:srcRect/>
                           <a:stretch>
                             <a:fillRect/>
@@ -653,19 +777,18 @@
           </w:p>
           <w:p>
             <w:pPr>
-              <w:spacing w:after="140" w:before="30"/>
+              <w:spacing w:before="30" w:after="140"/>
               <w:jc w:val="center"/>
             </w:pPr>
             <w:r>
               <w:rPr>
-                <w:rFonts w:ascii="Arial" w:cs="Arial" w:eastAsia="Arial" w:hAnsi="Arial"/>
                 <w:i/>
                 <w:iCs/>
                 <w:color w:val="555555"/>
                 <w:sz w:val="18"/>
                 <w:szCs w:val="18"/>
               </w:rPr>
-              <w:t xml:space="preserve">Fig. 5 — Cercle de corrélation axes 1 &amp; 3</w:t>
+              <w:t>Fig. 5 — Cercle de corrélation axes 1 &amp; 3</w:t>
             </w:r>
           </w:p>
         </w:tc>
@@ -673,65 +796,98 @@
     </w:tbl>
     <w:p>
       <w:pPr>
-        <w:spacing w:after="80" w:before="180"/>
-      </w:pPr>
-      <w:r>
-        <w:rPr>
-          <w:rFonts w:ascii="Arial" w:cs="Arial" w:eastAsia="Arial" w:hAnsi="Arial"/>
+        <w:spacing w:before="180" w:after="80"/>
+      </w:pPr>
+      <w:proofErr w:type="gramStart"/>
+      <w:r>
+        <w:rPr>
           <w:b/>
           <w:bCs/>
           <w:color w:val="2E5FA3"/>
           <w:sz w:val="23"/>
           <w:szCs w:val="23"/>
         </w:rPr>
-        <w:t xml:space="preserve">3.3  Les familles de planètes occupent des zones distinctes</w:t>
-      </w:r>
-    </w:p>
-    <w:p>
-      <w:pPr>
-        <w:spacing w:after="60" w:before="60" w:line="272"/>
+        <w:t>3.3  Les</w:t>
+      </w:r>
+      <w:proofErr w:type="gramEnd"/>
+      <w:r>
+        <w:rPr>
+          <w:b/>
+          <w:bCs/>
+          <w:color w:val="2E5FA3"/>
+          <w:sz w:val="23"/>
+          <w:szCs w:val="23"/>
+        </w:rPr>
+        <w:t xml:space="preserve"> familles de planètes occupent des zones distinctes</w:t>
+      </w:r>
+    </w:p>
+    <w:p>
+      <w:pPr>
+        <w:spacing w:before="60" w:after="60" w:line="272" w:lineRule="auto"/>
         <w:jc w:val="both"/>
       </w:pPr>
       <w:r>
-        <w:rPr>
-          <w:rFonts w:ascii="Arial" w:cs="Arial" w:eastAsia="Arial" w:hAnsi="Arial"/>
-          <w:sz w:val="21"/>
-          <w:szCs w:val="21"/>
-        </w:rPr>
-        <w:t xml:space="preserve">En projetant les 6 150 planètes sur le plan (1,2) et en les colorant par type, des regroupements très clairs apparaissent. Les Gas Giants forment un nuage étalé vers la droite — massives, grandes, orbites larges. Les Super-Earths et Sub-Earths se concentrent à gauche, proches de l'origine. Sur le plan (1,3), les Super-Jupiters se démarquent vers le haut, dans la direction de la métallicité stellaire élevée.</w:t>
+        <w:t>En projetant les 6 150 planètes sur le plan (1,2) et en les colorant par type, des regroupements très clairs apparaissent. Les Gas Giants forment un nuage étalé vers la droite — massives, grandes, orbites larges. Les Super-</w:t>
+      </w:r>
+      <w:proofErr w:type="spellStart"/>
+      <w:r>
+        <w:t>Earths</w:t>
+      </w:r>
+      <w:proofErr w:type="spellEnd"/>
+      <w:r>
+        <w:t xml:space="preserve"> et Sub-</w:t>
+      </w:r>
+      <w:proofErr w:type="spellStart"/>
+      <w:r>
+        <w:t>Earths</w:t>
+      </w:r>
+      <w:proofErr w:type="spellEnd"/>
+      <w:r>
+        <w:t xml:space="preserve"> se concentrent à gauche, proches de l'origine. Sur le plan (1,3), les Super-Jupiters se démarquent vers le haut, dans la direction de la métallicité stellaire élevée.</w:t>
       </w:r>
     </w:p>
     <w:tbl>
       <w:tblPr>
-        <w:tblW w:type="dxa" w:w="9400"/>
+        <w:tblW w:w="9400" w:type="dxa"/>
         <w:tblBorders>
-          <w:top w:val="single" w:color="auto" w:sz="4"/>
-          <w:left w:val="single" w:color="auto" w:sz="4"/>
-          <w:bottom w:val="single" w:color="auto" w:sz="4"/>
-          <w:right w:val="single" w:color="auto" w:sz="4"/>
-          <w:insideH w:val="single" w:color="auto" w:sz="4"/>
-          <w:insideV w:val="single" w:color="auto" w:sz="4"/>
+          <w:top w:val="single" w:sz="4" w:space="0" w:color="auto"/>
+          <w:left w:val="single" w:sz="4" w:space="0" w:color="auto"/>
+          <w:bottom w:val="single" w:sz="4" w:space="0" w:color="auto"/>
+          <w:right w:val="single" w:sz="4" w:space="0" w:color="auto"/>
+          <w:insideH w:val="single" w:sz="4" w:space="0" w:color="auto"/>
+          <w:insideV w:val="single" w:sz="4" w:space="0" w:color="auto"/>
         </w:tblBorders>
+        <w:tblCellMar>
+          <w:left w:w="10" w:type="dxa"/>
+          <w:right w:w="10" w:type="dxa"/>
+        </w:tblCellMar>
+        <w:tblLook w:val="04A0" w:firstRow="1" w:lastRow="0" w:firstColumn="1" w:lastColumn="0" w:noHBand="0" w:noVBand="1"/>
       </w:tblPr>
       <w:tblGrid>
         <w:gridCol w:w="4640"/>
         <w:gridCol w:w="4760"/>
       </w:tblGrid>
       <w:tr>
+        <w:tblPrEx>
+          <w:tblCellMar>
+            <w:top w:w="0" w:type="dxa"/>
+            <w:bottom w:w="0" w:type="dxa"/>
+          </w:tblCellMar>
+        </w:tblPrEx>
         <w:tc>
           <w:tcPr>
-            <w:tcW w:type="dxa" w:w="4640"/>
+            <w:tcW w:w="4640" w:type="dxa"/>
             <w:tcBorders>
-              <w:top w:val="none" w:color="FFFFFF" w:sz="0"/>
-              <w:left w:val="none" w:color="FFFFFF" w:sz="0"/>
-              <w:bottom w:val="none" w:color="FFFFFF" w:sz="0"/>
-              <w:right w:val="none" w:color="FFFFFF" w:sz="0"/>
+              <w:top w:val="none" w:sz="0" w:space="0" w:color="FFFFFF"/>
+              <w:left w:val="none" w:sz="0" w:space="0" w:color="FFFFFF"/>
+              <w:bottom w:val="none" w:sz="0" w:space="0" w:color="FFFFFF"/>
+              <w:right w:val="none" w:sz="0" w:space="0" w:color="FFFFFF"/>
             </w:tcBorders>
             <w:tcMar>
-              <w:top w:type="dxa" w:w="0"/>
-              <w:left w:type="dxa" w:w="0"/>
-              <w:bottom w:type="dxa" w:w="0"/>
-              <w:right w:type="dxa" w:w="80"/>
+              <w:top w:w="0" w:type="dxa"/>
+              <w:left w:w="0" w:type="dxa"/>
+              <w:bottom w:w="0" w:type="dxa"/>
+              <w:right w:w="80" w:type="dxa"/>
             </w:tcMar>
           </w:tcPr>
           <w:p>
@@ -740,11 +896,14 @@
               <w:jc w:val="center"/>
             </w:pPr>
             <w:r>
+              <w:rPr>
+                <w:noProof/>
+              </w:rPr>
               <w:drawing>
-                <wp:inline distT="0" distB="0" distL="0" distR="0">
+                <wp:inline distT="0" distB="0" distL="0" distR="0" wp14:anchorId="445FBB8D" wp14:editId="27AADAB4">
                   <wp:extent cx="2733675" cy="1638300"/>
-                  <wp:effectExtent t="0" r="0" b="0" l="0"/>
-                  <wp:docPr id="1" name="" descr="" title=""/>
+                  <wp:effectExtent l="0" t="0" r="0" b="0"/>
+                  <wp:docPr id="1592343353" name="Image 1592343353"/>
                   <wp:cNvGraphicFramePr>
                     <a:graphicFrameLocks xmlns:a="http://schemas.openxmlformats.org/drawingml/2006/main" noChangeAspect="1"/>
                   </wp:cNvGraphicFramePr>
@@ -752,13 +911,13 @@
                     <a:graphicData uri="http://schemas.openxmlformats.org/drawingml/2006/picture">
                       <pic:pic xmlns:pic="http://schemas.openxmlformats.org/drawingml/2006/picture">
                         <pic:nvPicPr>
-                          <pic:cNvPr id="0" name="" descr=""/>
+                          <pic:cNvPr id="0" name=""/>
                           <pic:cNvPicPr>
                             <a:picLocks noChangeAspect="1" noChangeArrowheads="1"/>
                           </pic:cNvPicPr>
                         </pic:nvPicPr>
                         <pic:blipFill>
-                          <a:blip r:embed="rId14" cstate="none"/>
+                          <a:blip r:embed="rId12"/>
                           <a:srcRect/>
                           <a:stretch>
                             <a:fillRect/>
@@ -782,36 +941,35 @@
           </w:p>
           <w:p>
             <w:pPr>
-              <w:spacing w:after="140" w:before="30"/>
+              <w:spacing w:before="30" w:after="140"/>
               <w:jc w:val="center"/>
             </w:pPr>
             <w:r>
               <w:rPr>
-                <w:rFonts w:ascii="Arial" w:cs="Arial" w:eastAsia="Arial" w:hAnsi="Arial"/>
                 <w:i/>
                 <w:iCs/>
                 <w:color w:val="555555"/>
                 <w:sz w:val="18"/>
                 <w:szCs w:val="18"/>
               </w:rPr>
-              <w:t xml:space="preserve">Fig. 6 — Individus par type de planète, plan (1,2)</w:t>
+              <w:t>Fig. 6 — Individus par type de planète, plan (1,2)</w:t>
             </w:r>
           </w:p>
         </w:tc>
         <w:tc>
           <w:tcPr>
-            <w:tcW w:type="dxa" w:w="4760"/>
+            <w:tcW w:w="4760" w:type="dxa"/>
             <w:tcBorders>
-              <w:top w:val="none" w:color="FFFFFF" w:sz="0"/>
-              <w:left w:val="none" w:color="FFFFFF" w:sz="0"/>
-              <w:bottom w:val="none" w:color="FFFFFF" w:sz="0"/>
-              <w:right w:val="none" w:color="FFFFFF" w:sz="0"/>
+              <w:top w:val="none" w:sz="0" w:space="0" w:color="FFFFFF"/>
+              <w:left w:val="none" w:sz="0" w:space="0" w:color="FFFFFF"/>
+              <w:bottom w:val="none" w:sz="0" w:space="0" w:color="FFFFFF"/>
+              <w:right w:val="none" w:sz="0" w:space="0" w:color="FFFFFF"/>
             </w:tcBorders>
             <w:tcMar>
-              <w:top w:type="dxa" w:w="0"/>
-              <w:left w:type="dxa" w:w="80"/>
-              <w:bottom w:type="dxa" w:w="0"/>
-              <w:right w:type="dxa" w:w="0"/>
+              <w:top w:w="0" w:type="dxa"/>
+              <w:left w:w="80" w:type="dxa"/>
+              <w:bottom w:w="0" w:type="dxa"/>
+              <w:right w:w="0" w:type="dxa"/>
             </w:tcMar>
           </w:tcPr>
           <w:p>
@@ -820,11 +978,14 @@
               <w:jc w:val="center"/>
             </w:pPr>
             <w:r>
+              <w:rPr>
+                <w:noProof/>
+              </w:rPr>
               <w:drawing>
-                <wp:inline distT="0" distB="0" distL="0" distR="0">
+                <wp:inline distT="0" distB="0" distL="0" distR="0" wp14:anchorId="6094F3FF" wp14:editId="4D6157DA">
                   <wp:extent cx="2733675" cy="1638300"/>
-                  <wp:effectExtent t="0" r="0" b="0" l="0"/>
-                  <wp:docPr id="1" name="" descr="" title=""/>
+                  <wp:effectExtent l="0" t="0" r="0" b="0"/>
+                  <wp:docPr id="1628531092" name="Image 1628531092"/>
                   <wp:cNvGraphicFramePr>
                     <a:graphicFrameLocks xmlns:a="http://schemas.openxmlformats.org/drawingml/2006/main" noChangeAspect="1"/>
                   </wp:cNvGraphicFramePr>
@@ -832,13 +993,13 @@
                     <a:graphicData uri="http://schemas.openxmlformats.org/drawingml/2006/picture">
                       <pic:pic xmlns:pic="http://schemas.openxmlformats.org/drawingml/2006/picture">
                         <pic:nvPicPr>
-                          <pic:cNvPr id="0" name="" descr=""/>
+                          <pic:cNvPr id="0" name=""/>
                           <pic:cNvPicPr>
                             <a:picLocks noChangeAspect="1" noChangeArrowheads="1"/>
                           </pic:cNvPicPr>
                         </pic:nvPicPr>
                         <pic:blipFill>
-                          <a:blip r:embed="rId15" cstate="none"/>
+                          <a:blip r:embed="rId13"/>
                           <a:srcRect/>
                           <a:stretch>
                             <a:fillRect/>
@@ -862,19 +1023,18 @@
           </w:p>
           <w:p>
             <w:pPr>
-              <w:spacing w:after="140" w:before="30"/>
+              <w:spacing w:before="30" w:after="140"/>
               <w:jc w:val="center"/>
             </w:pPr>
             <w:r>
               <w:rPr>
-                <w:rFonts w:ascii="Arial" w:cs="Arial" w:eastAsia="Arial" w:hAnsi="Arial"/>
                 <w:i/>
                 <w:iCs/>
                 <w:color w:val="555555"/>
                 <w:sz w:val="18"/>
                 <w:szCs w:val="18"/>
               </w:rPr>
-              <w:t xml:space="preserve">Fig. 7 — Individus par type de planète, plan (1,3)</w:t>
+              <w:t>Fig. 7 — Individus par type de planète, plan (1,3)</w:t>
             </w:r>
           </w:p>
         </w:tc>
@@ -882,65 +1042,82 @@
     </w:tbl>
     <w:p>
       <w:pPr>
-        <w:spacing w:after="80" w:before="180"/>
-      </w:pPr>
-      <w:r>
-        <w:rPr>
-          <w:rFonts w:ascii="Arial" w:cs="Arial" w:eastAsia="Arial" w:hAnsi="Arial"/>
+        <w:spacing w:before="180" w:after="80"/>
+      </w:pPr>
+      <w:proofErr w:type="gramStart"/>
+      <w:r>
+        <w:rPr>
           <w:b/>
           <w:bCs/>
           <w:color w:val="2E5FA3"/>
           <w:sz w:val="23"/>
           <w:szCs w:val="23"/>
         </w:rPr>
-        <w:t xml:space="preserve">3.4  Le type spectral de l'étoile confirme le lien planète–étoile</w:t>
-      </w:r>
-    </w:p>
-    <w:p>
-      <w:pPr>
-        <w:spacing w:after="60" w:before="60" w:line="272"/>
+        <w:t>3.4  Le</w:t>
+      </w:r>
+      <w:proofErr w:type="gramEnd"/>
+      <w:r>
+        <w:rPr>
+          <w:b/>
+          <w:bCs/>
+          <w:color w:val="2E5FA3"/>
+          <w:sz w:val="23"/>
+          <w:szCs w:val="23"/>
+        </w:rPr>
+        <w:t xml:space="preserve"> type spectral de l'étoile confirme le lien planète–étoile</w:t>
+      </w:r>
+    </w:p>
+    <w:p>
+      <w:pPr>
+        <w:spacing w:before="60" w:after="60" w:line="272" w:lineRule="auto"/>
         <w:jc w:val="both"/>
       </w:pPr>
       <w:r>
-        <w:rPr>
-          <w:rFonts w:ascii="Arial" w:cs="Arial" w:eastAsia="Arial" w:hAnsi="Arial"/>
-          <w:sz w:val="21"/>
-          <w:szCs w:val="21"/>
-        </w:rPr>
-        <w:t xml:space="preserve">En colorant les planètes selon le type spectral de leur étoile hôte, les groupes se séparent nettement sur l'axe 2 (plan 1,2) et encore plus sur l'axe 3 (plan 1,3). Les étoiles de type M (naines rouges, petites et froides) se regroupent à l'opposé des étoiles de type G (comme le Soleil) et F (plus chaudes). Ce résultat confirme que les axes de l'analyse reflètent bien les propriétés intrinsèques des étoiles, et que le type spectral de l'étoile structure l'espace dans lequel évoluent ses planètes.</w:t>
+        <w:t>En colorant les planètes selon le type spectral de leur étoile hôte, les groupes se séparent nettement sur l'axe 2 (plan 1,2) et encore plus sur l'axe 3 (plan 1,3). Les étoiles de type M (naines rouges, petites et froides) se regroupent à l'opposé des étoiles de type G (comme le Soleil) et F (plus chaudes). Ce résultat confirme que les axes de l'analyse reflètent bien les propriétés intrinsèques des étoiles, et que le type spectral de l'étoile structure l'espace dans lequel évoluent ses planètes.</w:t>
       </w:r>
     </w:p>
     <w:tbl>
       <w:tblPr>
-        <w:tblW w:type="dxa" w:w="9400"/>
+        <w:tblW w:w="9400" w:type="dxa"/>
         <w:tblBorders>
-          <w:top w:val="single" w:color="auto" w:sz="4"/>
-          <w:left w:val="single" w:color="auto" w:sz="4"/>
-          <w:bottom w:val="single" w:color="auto" w:sz="4"/>
-          <w:right w:val="single" w:color="auto" w:sz="4"/>
-          <w:insideH w:val="single" w:color="auto" w:sz="4"/>
-          <w:insideV w:val="single" w:color="auto" w:sz="4"/>
+          <w:top w:val="single" w:sz="4" w:space="0" w:color="auto"/>
+          <w:left w:val="single" w:sz="4" w:space="0" w:color="auto"/>
+          <w:bottom w:val="single" w:sz="4" w:space="0" w:color="auto"/>
+          <w:right w:val="single" w:sz="4" w:space="0" w:color="auto"/>
+          <w:insideH w:val="single" w:sz="4" w:space="0" w:color="auto"/>
+          <w:insideV w:val="single" w:sz="4" w:space="0" w:color="auto"/>
         </w:tblBorders>
+        <w:tblCellMar>
+          <w:left w:w="10" w:type="dxa"/>
+          <w:right w:w="10" w:type="dxa"/>
+        </w:tblCellMar>
+        <w:tblLook w:val="04A0" w:firstRow="1" w:lastRow="0" w:firstColumn="1" w:lastColumn="0" w:noHBand="0" w:noVBand="1"/>
       </w:tblPr>
       <w:tblGrid>
         <w:gridCol w:w="4640"/>
         <w:gridCol w:w="4760"/>
       </w:tblGrid>
       <w:tr>
+        <w:tblPrEx>
+          <w:tblCellMar>
+            <w:top w:w="0" w:type="dxa"/>
+            <w:bottom w:w="0" w:type="dxa"/>
+          </w:tblCellMar>
+        </w:tblPrEx>
         <w:tc>
           <w:tcPr>
-            <w:tcW w:type="dxa" w:w="4640"/>
+            <w:tcW w:w="4640" w:type="dxa"/>
             <w:tcBorders>
-              <w:top w:val="none" w:color="FFFFFF" w:sz="0"/>
-              <w:left w:val="none" w:color="FFFFFF" w:sz="0"/>
-              <w:bottom w:val="none" w:color="FFFFFF" w:sz="0"/>
-              <w:right w:val="none" w:color="FFFFFF" w:sz="0"/>
+              <w:top w:val="none" w:sz="0" w:space="0" w:color="FFFFFF"/>
+              <w:left w:val="none" w:sz="0" w:space="0" w:color="FFFFFF"/>
+              <w:bottom w:val="none" w:sz="0" w:space="0" w:color="FFFFFF"/>
+              <w:right w:val="none" w:sz="0" w:space="0" w:color="FFFFFF"/>
             </w:tcBorders>
             <w:tcMar>
-              <w:top w:type="dxa" w:w="0"/>
-              <w:left w:type="dxa" w:w="0"/>
-              <w:bottom w:type="dxa" w:w="0"/>
-              <w:right w:type="dxa" w:w="80"/>
+              <w:top w:w="0" w:type="dxa"/>
+              <w:left w:w="0" w:type="dxa"/>
+              <w:bottom w:w="0" w:type="dxa"/>
+              <w:right w:w="80" w:type="dxa"/>
             </w:tcMar>
           </w:tcPr>
           <w:p>
@@ -949,11 +1126,14 @@
               <w:jc w:val="center"/>
             </w:pPr>
             <w:r>
+              <w:rPr>
+                <w:noProof/>
+              </w:rPr>
               <w:drawing>
-                <wp:inline distT="0" distB="0" distL="0" distR="0">
+                <wp:inline distT="0" distB="0" distL="0" distR="0" wp14:anchorId="2A741459" wp14:editId="423D5F1E">
                   <wp:extent cx="2733675" cy="1638300"/>
-                  <wp:effectExtent t="0" r="0" b="0" l="0"/>
-                  <wp:docPr id="1" name="" descr="" title=""/>
+                  <wp:effectExtent l="0" t="0" r="0" b="0"/>
+                  <wp:docPr id="1908803906" name="Image 1908803906"/>
                   <wp:cNvGraphicFramePr>
                     <a:graphicFrameLocks xmlns:a="http://schemas.openxmlformats.org/drawingml/2006/main" noChangeAspect="1"/>
                   </wp:cNvGraphicFramePr>
@@ -961,13 +1141,13 @@
                     <a:graphicData uri="http://schemas.openxmlformats.org/drawingml/2006/picture">
                       <pic:pic xmlns:pic="http://schemas.openxmlformats.org/drawingml/2006/picture">
                         <pic:nvPicPr>
-                          <pic:cNvPr id="0" name="" descr=""/>
+                          <pic:cNvPr id="0" name=""/>
                           <pic:cNvPicPr>
                             <a:picLocks noChangeAspect="1" noChangeArrowheads="1"/>
                           </pic:cNvPicPr>
                         </pic:nvPicPr>
                         <pic:blipFill>
-                          <a:blip r:embed="rId16" cstate="none"/>
+                          <a:blip r:embed="rId14"/>
                           <a:srcRect/>
                           <a:stretch>
                             <a:fillRect/>
@@ -991,36 +1171,35 @@
           </w:p>
           <w:p>
             <w:pPr>
-              <w:spacing w:after="140" w:before="30"/>
+              <w:spacing w:before="30" w:after="140"/>
               <w:jc w:val="center"/>
             </w:pPr>
             <w:r>
               <w:rPr>
-                <w:rFonts w:ascii="Arial" w:cs="Arial" w:eastAsia="Arial" w:hAnsi="Arial"/>
                 <w:i/>
                 <w:iCs/>
                 <w:color w:val="555555"/>
                 <w:sz w:val="18"/>
                 <w:szCs w:val="18"/>
               </w:rPr>
-              <w:t xml:space="preserve">Fig. 8 — Types d'étoiles, plan (1,2)</w:t>
+              <w:t>Fig. 8 — Types d'étoiles, plan (1,2)</w:t>
             </w:r>
           </w:p>
         </w:tc>
         <w:tc>
           <w:tcPr>
-            <w:tcW w:type="dxa" w:w="4760"/>
+            <w:tcW w:w="4760" w:type="dxa"/>
             <w:tcBorders>
-              <w:top w:val="none" w:color="FFFFFF" w:sz="0"/>
-              <w:left w:val="none" w:color="FFFFFF" w:sz="0"/>
-              <w:bottom w:val="none" w:color="FFFFFF" w:sz="0"/>
-              <w:right w:val="none" w:color="FFFFFF" w:sz="0"/>
+              <w:top w:val="none" w:sz="0" w:space="0" w:color="FFFFFF"/>
+              <w:left w:val="none" w:sz="0" w:space="0" w:color="FFFFFF"/>
+              <w:bottom w:val="none" w:sz="0" w:space="0" w:color="FFFFFF"/>
+              <w:right w:val="none" w:sz="0" w:space="0" w:color="FFFFFF"/>
             </w:tcBorders>
             <w:tcMar>
-              <w:top w:type="dxa" w:w="0"/>
-              <w:left w:type="dxa" w:w="80"/>
-              <w:bottom w:type="dxa" w:w="0"/>
-              <w:right w:type="dxa" w:w="0"/>
+              <w:top w:w="0" w:type="dxa"/>
+              <w:left w:w="80" w:type="dxa"/>
+              <w:bottom w:w="0" w:type="dxa"/>
+              <w:right w:w="0" w:type="dxa"/>
             </w:tcMar>
           </w:tcPr>
           <w:p>
@@ -1029,11 +1208,14 @@
               <w:jc w:val="center"/>
             </w:pPr>
             <w:r>
+              <w:rPr>
+                <w:noProof/>
+              </w:rPr>
               <w:drawing>
-                <wp:inline distT="0" distB="0" distL="0" distR="0">
+                <wp:inline distT="0" distB="0" distL="0" distR="0" wp14:anchorId="4776D1FF" wp14:editId="34630425">
                   <wp:extent cx="2733675" cy="1638300"/>
-                  <wp:effectExtent t="0" r="0" b="0" l="0"/>
-                  <wp:docPr id="1" name="" descr="" title=""/>
+                  <wp:effectExtent l="0" t="0" r="0" b="0"/>
+                  <wp:docPr id="1390107247" name="Image 1390107247"/>
                   <wp:cNvGraphicFramePr>
                     <a:graphicFrameLocks xmlns:a="http://schemas.openxmlformats.org/drawingml/2006/main" noChangeAspect="1"/>
                   </wp:cNvGraphicFramePr>
@@ -1041,13 +1223,13 @@
                     <a:graphicData uri="http://schemas.openxmlformats.org/drawingml/2006/picture">
                       <pic:pic xmlns:pic="http://schemas.openxmlformats.org/drawingml/2006/picture">
                         <pic:nvPicPr>
-                          <pic:cNvPr id="0" name="" descr=""/>
+                          <pic:cNvPr id="0" name=""/>
                           <pic:cNvPicPr>
                             <a:picLocks noChangeAspect="1" noChangeArrowheads="1"/>
                           </pic:cNvPicPr>
                         </pic:nvPicPr>
                         <pic:blipFill>
-                          <a:blip r:embed="rId17" cstate="none"/>
+                          <a:blip r:embed="rId15"/>
                           <a:srcRect/>
                           <a:stretch>
                             <a:fillRect/>
@@ -1071,19 +1253,18 @@
           </w:p>
           <w:p>
             <w:pPr>
-              <w:spacing w:after="140" w:before="30"/>
+              <w:spacing w:before="30" w:after="140"/>
               <w:jc w:val="center"/>
             </w:pPr>
             <w:r>
               <w:rPr>
-                <w:rFonts w:ascii="Arial" w:cs="Arial" w:eastAsia="Arial" w:hAnsi="Arial"/>
                 <w:i/>
                 <w:iCs/>
                 <w:color w:val="555555"/>
                 <w:sz w:val="18"/>
                 <w:szCs w:val="18"/>
               </w:rPr>
-              <w:t xml:space="preserve">Fig. 9 — Types d'étoiles, plan (1,3) : séparation encore plus nette</w:t>
+              <w:t>Fig. 9 — Types d'étoiles, plan (1,3) : séparation encore plus nette</w:t>
             </w:r>
           </w:p>
         </w:tc>
@@ -1091,65 +1272,112 @@
     </w:tbl>
     <w:p>
       <w:pPr>
-        <w:spacing w:after="80" w:before="180"/>
-      </w:pPr>
-      <w:r>
-        <w:rPr>
-          <w:rFonts w:ascii="Arial" w:cs="Arial" w:eastAsia="Arial" w:hAnsi="Arial"/>
+        <w:spacing w:before="180" w:after="80"/>
+      </w:pPr>
+      <w:proofErr w:type="gramStart"/>
+      <w:r>
+        <w:rPr>
           <w:b/>
           <w:bCs/>
           <w:color w:val="2E5FA3"/>
           <w:sz w:val="23"/>
           <w:szCs w:val="23"/>
         </w:rPr>
-        <w:t xml:space="preserve">3.5  Synthèse visuelle : biplots planètes &amp; variables</w:t>
-      </w:r>
-    </w:p>
-    <w:p>
-      <w:pPr>
-        <w:spacing w:after="60" w:before="60" w:line="272"/>
+        <w:t>3.5  Synthèse</w:t>
+      </w:r>
+      <w:proofErr w:type="gramEnd"/>
+      <w:r>
+        <w:rPr>
+          <w:b/>
+          <w:bCs/>
+          <w:color w:val="2E5FA3"/>
+          <w:sz w:val="23"/>
+          <w:szCs w:val="23"/>
+        </w:rPr>
+        <w:t xml:space="preserve"> visuelle : </w:t>
+      </w:r>
+      <w:proofErr w:type="spellStart"/>
+      <w:r>
+        <w:rPr>
+          <w:b/>
+          <w:bCs/>
+          <w:color w:val="2E5FA3"/>
+          <w:sz w:val="23"/>
+          <w:szCs w:val="23"/>
+        </w:rPr>
+        <w:t>biplots</w:t>
+      </w:r>
+      <w:proofErr w:type="spellEnd"/>
+      <w:r>
+        <w:rPr>
+          <w:b/>
+          <w:bCs/>
+          <w:color w:val="2E5FA3"/>
+          <w:sz w:val="23"/>
+          <w:szCs w:val="23"/>
+        </w:rPr>
+        <w:t xml:space="preserve"> planètes &amp; variables</w:t>
+      </w:r>
+    </w:p>
+    <w:p>
+      <w:pPr>
+        <w:spacing w:before="60" w:after="60" w:line="272" w:lineRule="auto"/>
         <w:jc w:val="both"/>
       </w:pPr>
       <w:r>
-        <w:rPr>
-          <w:rFonts w:ascii="Arial" w:cs="Arial" w:eastAsia="Arial" w:hAnsi="Arial"/>
-          <w:sz w:val="21"/>
-          <w:szCs w:val="21"/>
-        </w:rPr>
-        <w:t xml:space="preserve">Les biplots superposent les planètes et les flèches des variables sur une même carte, permettant de lire directement quelles propriétés caractérisent chaque groupe. Sur le plan (1,2), les Gas Giants suivent les flèches de masse et d'orbite planétaires. Sur le plan (1,3), les Super-Jupiters se positionnent dans la direction de la métallicité stellaire élevée — indice fort d'un lien entre la composition chimique de l'étoile et la formation de grandes planètes.</w:t>
+        <w:t xml:space="preserve">Les </w:t>
+      </w:r>
+      <w:proofErr w:type="spellStart"/>
+      <w:r>
+        <w:t>biplots</w:t>
+      </w:r>
+      <w:proofErr w:type="spellEnd"/>
+      <w:r>
+        <w:t xml:space="preserve"> superposent les planètes et les flèches des variables sur une même carte, permettant de lire directement quelles propriétés caractérisent chaque groupe. Sur le plan (1,2), les Gas Giants suivent les flèches de masse et d'orbite planétaires. Sur le plan (1,3), les Super-Jupiters se positionnent dans la direction de la métallicité stellaire élevée — indice fort d'un lien entre la composition chimique de l'étoile et la formation de grandes planètes.</w:t>
       </w:r>
     </w:p>
     <w:tbl>
       <w:tblPr>
-        <w:tblW w:type="dxa" w:w="9400"/>
+        <w:tblW w:w="9400" w:type="dxa"/>
         <w:tblBorders>
-          <w:top w:val="single" w:color="auto" w:sz="4"/>
-          <w:left w:val="single" w:color="auto" w:sz="4"/>
-          <w:bottom w:val="single" w:color="auto" w:sz="4"/>
-          <w:right w:val="single" w:color="auto" w:sz="4"/>
-          <w:insideH w:val="single" w:color="auto" w:sz="4"/>
-          <w:insideV w:val="single" w:color="auto" w:sz="4"/>
+          <w:top w:val="single" w:sz="4" w:space="0" w:color="auto"/>
+          <w:left w:val="single" w:sz="4" w:space="0" w:color="auto"/>
+          <w:bottom w:val="single" w:sz="4" w:space="0" w:color="auto"/>
+          <w:right w:val="single" w:sz="4" w:space="0" w:color="auto"/>
+          <w:insideH w:val="single" w:sz="4" w:space="0" w:color="auto"/>
+          <w:insideV w:val="single" w:sz="4" w:space="0" w:color="auto"/>
         </w:tblBorders>
+        <w:tblCellMar>
+          <w:left w:w="10" w:type="dxa"/>
+          <w:right w:w="10" w:type="dxa"/>
+        </w:tblCellMar>
+        <w:tblLook w:val="04A0" w:firstRow="1" w:lastRow="0" w:firstColumn="1" w:lastColumn="0" w:noHBand="0" w:noVBand="1"/>
       </w:tblPr>
       <w:tblGrid>
         <w:gridCol w:w="4640"/>
         <w:gridCol w:w="4760"/>
       </w:tblGrid>
       <w:tr>
+        <w:tblPrEx>
+          <w:tblCellMar>
+            <w:top w:w="0" w:type="dxa"/>
+            <w:bottom w:w="0" w:type="dxa"/>
+          </w:tblCellMar>
+        </w:tblPrEx>
         <w:tc>
           <w:tcPr>
-            <w:tcW w:type="dxa" w:w="4640"/>
+            <w:tcW w:w="4640" w:type="dxa"/>
             <w:tcBorders>
-              <w:top w:val="none" w:color="FFFFFF" w:sz="0"/>
-              <w:left w:val="none" w:color="FFFFFF" w:sz="0"/>
-              <w:bottom w:val="none" w:color="FFFFFF" w:sz="0"/>
-              <w:right w:val="none" w:color="FFFFFF" w:sz="0"/>
+              <w:top w:val="none" w:sz="0" w:space="0" w:color="FFFFFF"/>
+              <w:left w:val="none" w:sz="0" w:space="0" w:color="FFFFFF"/>
+              <w:bottom w:val="none" w:sz="0" w:space="0" w:color="FFFFFF"/>
+              <w:right w:val="none" w:sz="0" w:space="0" w:color="FFFFFF"/>
             </w:tcBorders>
             <w:tcMar>
-              <w:top w:type="dxa" w:w="0"/>
-              <w:left w:type="dxa" w:w="0"/>
-              <w:bottom w:type="dxa" w:w="0"/>
-              <w:right w:type="dxa" w:w="80"/>
+              <w:top w:w="0" w:type="dxa"/>
+              <w:left w:w="0" w:type="dxa"/>
+              <w:bottom w:w="0" w:type="dxa"/>
+              <w:right w:w="80" w:type="dxa"/>
             </w:tcMar>
           </w:tcPr>
           <w:p>
@@ -1158,11 +1386,14 @@
               <w:jc w:val="center"/>
             </w:pPr>
             <w:r>
+              <w:rPr>
+                <w:noProof/>
+              </w:rPr>
               <w:drawing>
-                <wp:inline distT="0" distB="0" distL="0" distR="0">
+                <wp:inline distT="0" distB="0" distL="0" distR="0" wp14:anchorId="55A2D77B" wp14:editId="633173EE">
                   <wp:extent cx="2733675" cy="1638300"/>
-                  <wp:effectExtent t="0" r="0" b="0" l="0"/>
-                  <wp:docPr id="1" name="" descr="" title=""/>
+                  <wp:effectExtent l="0" t="0" r="0" b="0"/>
+                  <wp:docPr id="1892136473" name="Image 1892136473"/>
                   <wp:cNvGraphicFramePr>
                     <a:graphicFrameLocks xmlns:a="http://schemas.openxmlformats.org/drawingml/2006/main" noChangeAspect="1"/>
                   </wp:cNvGraphicFramePr>
@@ -1170,13 +1401,13 @@
                     <a:graphicData uri="http://schemas.openxmlformats.org/drawingml/2006/picture">
                       <pic:pic xmlns:pic="http://schemas.openxmlformats.org/drawingml/2006/picture">
                         <pic:nvPicPr>
-                          <pic:cNvPr id="0" name="" descr=""/>
+                          <pic:cNvPr id="0" name=""/>
                           <pic:cNvPicPr>
                             <a:picLocks noChangeAspect="1" noChangeArrowheads="1"/>
                           </pic:cNvPicPr>
                         </pic:nvPicPr>
                         <pic:blipFill>
-                          <a:blip r:embed="rId18" cstate="none"/>
+                          <a:blip r:embed="rId16"/>
                           <a:srcRect/>
                           <a:stretch>
                             <a:fillRect/>
@@ -1200,36 +1431,57 @@
           </w:p>
           <w:p>
             <w:pPr>
-              <w:spacing w:after="140" w:before="30"/>
+              <w:spacing w:before="30" w:after="140"/>
               <w:jc w:val="center"/>
             </w:pPr>
             <w:r>
               <w:rPr>
-                <w:rFonts w:ascii="Arial" w:cs="Arial" w:eastAsia="Arial" w:hAnsi="Arial"/>
                 <w:i/>
                 <w:iCs/>
                 <w:color w:val="555555"/>
                 <w:sz w:val="18"/>
                 <w:szCs w:val="18"/>
               </w:rPr>
-              <w:t xml:space="preserve">Fig. 10 — Biplot plan (1,2)</w:t>
+              <w:t xml:space="preserve">Fig. 10 — </w:t>
+            </w:r>
+            <w:proofErr w:type="spellStart"/>
+            <w:r>
+              <w:rPr>
+                <w:i/>
+                <w:iCs/>
+                <w:color w:val="555555"/>
+                <w:sz w:val="18"/>
+                <w:szCs w:val="18"/>
+              </w:rPr>
+              <w:t>Biplot</w:t>
+            </w:r>
+            <w:proofErr w:type="spellEnd"/>
+            <w:r>
+              <w:rPr>
+                <w:i/>
+                <w:iCs/>
+                <w:color w:val="555555"/>
+                <w:sz w:val="18"/>
+                <w:szCs w:val="18"/>
+              </w:rPr>
+              <w:t xml:space="preserve"> plan (1,2)</w:t>
             </w:r>
           </w:p>
         </w:tc>
         <w:tc>
           <w:tcPr>
-            <w:tcW w:type="dxa" w:w="4760"/>
+            <w:tcW w:w="4760" w:type="dxa"/>
             <w:tcBorders>
-              <w:top w:val="none" w:color="FFFFFF" w:sz="0"/>
-              <w:left w:val="none" w:color="FFFFFF" w:sz="0"/>
-              <w:bottom w:val="none" w:color="FFFFFF" w:sz="0"/>
-              <w:right w:val="none" w:color="FFFFFF" w:sz="0"/>
+              <w:top w:val="none" w:sz="0" w:space="0" w:color="FFFFFF"/>
+              <w:left w:val="none" w:sz="0" w:space="0" w:color="FFFFFF"/>
+              <w:bottom w:val="none" w:sz="0" w:space="0" w:color="FFFFFF"/>
+              <w:right w:val="none" w:sz="0" w:space="0" w:color="FFFFFF"/>
             </w:tcBorders>
             <w:tcMar>
-              <w:top w:type="dxa" w:w="0"/>
-              <w:left w:type="dxa" w:w="80"/>
-              <w:bottom w:type="dxa" w:w="0"/>
-              <w:right w:type="dxa" w:w="0"/>
+              <w:top w:w="0" w:type="dxa"/>
+              <w:left w:w="80" w:type="dxa"/>
+              <w:bottom w:w="0" w:type="dxa"/>
+              <w:right w:w="0" w:type="dxa"/>
             </w:tcMar>
           </w:tcPr>
           <w:p>
@@ -1238,11 +1490,14 @@
               <w:jc w:val="center"/>
             </w:pPr>
             <w:r>
+              <w:rPr>
+                <w:noProof/>
+              </w:rPr>
               <w:drawing>
-                <wp:inline distT="0" distB="0" distL="0" distR="0">
+                <wp:inline distT="0" distB="0" distL="0" distR="0" wp14:anchorId="7B396107" wp14:editId="634C3523">
                   <wp:extent cx="2733675" cy="1638300"/>
-                  <wp:effectExtent t="0" r="0" b="0" l="0"/>
-                  <wp:docPr id="1" name="" descr="" title=""/>
+                  <wp:effectExtent l="0" t="0" r="0" b="0"/>
+                  <wp:docPr id="777669571" name="Image 777669571"/>
                   <wp:cNvGraphicFramePr>
                     <a:graphicFrameLocks xmlns:a="http://schemas.openxmlformats.org/drawingml/2006/main" noChangeAspect="1"/>
                   </wp:cNvGraphicFramePr>
@@ -1250,13 +1505,13 @@
                     <a:graphicData uri="http://schemas.openxmlformats.org/drawingml/2006/picture">
                       <pic:pic xmlns:pic="http://schemas.openxmlformats.org/drawingml/2006/picture">
                         <pic:nvPicPr>
-                          <pic:cNvPr id="0" name="" descr=""/>
+                          <pic:cNvPr id="0" name=""/>
                           <pic:cNvPicPr>
                             <a:picLocks noChangeAspect="1" noChangeArrowheads="1"/>
                           </pic:cNvPicPr>
                         </pic:nvPicPr>
                         <pic:blipFill>
-                          <a:blip r:embed="rId19" cstate="none"/>
+                          <a:blip r:embed="rId17"/>
                           <a:srcRect/>
                           <a:stretch>
                             <a:fillRect/>
@@ -1280,19 +1535,40 @@
           </w:p>
           <w:p>
             <w:pPr>
-              <w:spacing w:after="140" w:before="30"/>
+              <w:spacing w:before="30" w:after="140"/>
               <w:jc w:val="center"/>
             </w:pPr>
             <w:r>
               <w:rPr>
-                <w:rFonts w:ascii="Arial" w:cs="Arial" w:eastAsia="Arial" w:hAnsi="Arial"/>
                 <w:i/>
                 <w:iCs/>
                 <w:color w:val="555555"/>
                 <w:sz w:val="18"/>
                 <w:szCs w:val="18"/>
               </w:rPr>
-              <w:t xml:space="preserve">Fig. 11 — Biplot plan (1,3)</w:t>
+              <w:t xml:space="preserve">Fig. 11 — </w:t>
+            </w:r>
+            <w:proofErr w:type="spellStart"/>
+            <w:r>
+              <w:rPr>
+                <w:i/>
+                <w:iCs/>
+                <w:color w:val="555555"/>
+                <w:sz w:val="18"/>
+                <w:szCs w:val="18"/>
+              </w:rPr>
+              <w:t>Biplot</w:t>
+            </w:r>
+            <w:proofErr w:type="spellEnd"/>
+            <w:r>
+              <w:rPr>
+                <w:i/>
+                <w:iCs/>
+                <w:color w:val="555555"/>
+                <w:sz w:val="18"/>
+                <w:szCs w:val="18"/>
+              </w:rPr>
+              <w:t xml:space="preserve"> plan (1,3)</w:t>
             </w:r>
           </w:p>
         </w:tc>
@@ -1300,215 +1576,250 @@
     </w:tbl>
     <w:p>
       <w:pPr>
-        <w:spacing w:after="80" w:before="180"/>
-      </w:pPr>
-      <w:r>
-        <w:rPr>
-          <w:rFonts w:ascii="Arial" w:cs="Arial" w:eastAsia="Arial" w:hAnsi="Arial"/>
+        <w:spacing w:before="180" w:after="80"/>
+      </w:pPr>
+      <w:proofErr w:type="gramStart"/>
+      <w:r>
+        <w:rPr>
           <w:b/>
           <w:bCs/>
           <w:color w:val="2E5FA3"/>
           <w:sz w:val="23"/>
           <w:szCs w:val="23"/>
         </w:rPr>
-        <w:t xml:space="preserve">3.6  Absence de biais d'observation</w:t>
-      </w:r>
-    </w:p>
-    <w:p>
-      <w:pPr>
-        <w:spacing w:after="60" w:before="60" w:line="272"/>
+        <w:t>3.6  Absence</w:t>
+      </w:r>
+      <w:proofErr w:type="gramEnd"/>
+      <w:r>
+        <w:rPr>
+          <w:b/>
+          <w:bCs/>
+          <w:color w:val="2E5FA3"/>
+          <w:sz w:val="23"/>
+          <w:szCs w:val="23"/>
+        </w:rPr>
+        <w:t xml:space="preserve"> de biais d'observation</w:t>
+      </w:r>
+    </w:p>
+    <w:p>
+      <w:pPr>
+        <w:spacing w:before="60" w:after="60" w:line="272" w:lineRule="auto"/>
         <w:jc w:val="both"/>
       </w:pPr>
       <w:r>
-        <w:rPr>
-          <w:rFonts w:ascii="Arial" w:cs="Arial" w:eastAsia="Arial" w:hAnsi="Arial"/>
-          <w:sz w:val="21"/>
-          <w:szCs w:val="21"/>
-        </w:rPr>
-        <w:t xml:space="preserve">Pour s'assurer que les résultats reflètent des propriétés physiques réelles et non des artefacts instrumentaux, nous avons vérifié que ni l'année de découverte ni la distance à la Terre ne sont corrélées aux axes de l'analyse. Cette vérification est concluante : les structures identifiées sont indépendantes des conditions d'observation.</w:t>
+        <w:t>Pour s'assurer que les résultats reflètent des propriétés physiques réelles et non des artefacts instrumentaux, nous avons vérifié que ni l'année de découverte ni la distance à la Terre ne sont corrélées aux axes de l'analyse. Cette vérification est concluante : les structures identifiées sont indépendantes des conditions d'observation.</w:t>
       </w:r>
     </w:p>
     <w:p>
       <w:pPr>
         <w:pBdr>
-          <w:bottom w:val="single" w:color="1F3864" w:sz="4" w:space="3"/>
+          <w:bottom w:val="single" w:sz="4" w:space="3" w:color="1F3864"/>
         </w:pBdr>
-        <w:spacing w:after="120" w:before="260"/>
-      </w:pPr>
-      <w:r>
-        <w:rPr>
-          <w:rFonts w:ascii="Arial" w:cs="Arial" w:eastAsia="Arial" w:hAnsi="Arial"/>
+        <w:spacing w:before="260" w:after="120"/>
+      </w:pPr>
+      <w:r>
+        <w:rPr>
           <w:b/>
           <w:bCs/>
           <w:color w:val="1F3864"/>
           <w:sz w:val="28"/>
           <w:szCs w:val="28"/>
         </w:rPr>
-        <w:t xml:space="preserve">4. Conclusion</w:t>
-      </w:r>
-    </w:p>
-    <w:p>
-      <w:pPr>
-        <w:spacing w:after="60" w:before="60" w:line="272"/>
+        <w:t>4. Conclusion</w:t>
+      </w:r>
+    </w:p>
+    <w:p>
+      <w:pPr>
+        <w:spacing w:before="60" w:after="60" w:line="272" w:lineRule="auto"/>
         <w:jc w:val="both"/>
       </w:pPr>
       <w:r>
-        <w:rPr>
-          <w:rFonts w:ascii="Arial" w:cs="Arial" w:eastAsia="Arial" w:hAnsi="Arial"/>
-          <w:sz w:val="21"/>
-          <w:szCs w:val="21"/>
-        </w:rPr>
-        <w:t xml:space="preserve">Cette analyse confirme de manière robuste que les propriétés physiques des exoplanètes sont corrélées aux caractéristiques de leur étoile hôte. Trois tendances structurent l'ensemble du catalogue :</w:t>
-      </w:r>
-    </w:p>
-    <w:p>
-      <w:pPr>
-        <w:spacing w:after="0" w:before="60"/>
-      </w:pPr>
-    </w:p>
-    <w:p>
-      <w:pPr>
-        <w:spacing w:after="60" w:before="60" w:line="272"/>
+        <w:t>Cette analyse confirme de manière robuste que les propriétés physiques des exoplanètes sont corrélées aux caractéristiques de leur étoile hôte. Trois tendances structurent l'ensemble du catalogue :</w:t>
+      </w:r>
+    </w:p>
+    <w:p>
+      <w:pPr>
+        <w:spacing w:before="60"/>
+      </w:pPr>
+    </w:p>
+    <w:p>
+      <w:pPr>
+        <w:spacing w:before="60" w:after="60" w:line="272" w:lineRule="auto"/>
         <w:ind w:left="380"/>
         <w:jc w:val="both"/>
       </w:pPr>
       <w:r>
         <w:rPr>
-          <w:rFonts w:ascii="Arial" w:cs="Arial" w:eastAsia="Arial" w:hAnsi="Arial"/>
           <w:b/>
           <w:bCs/>
-          <w:sz w:val="21"/>
-          <w:szCs w:val="21"/>
         </w:rPr>
         <w:t xml:space="preserve">— </w:t>
       </w:r>
       <w:r>
-        <w:rPr>
-          <w:rFonts w:ascii="Arial" w:cs="Arial" w:eastAsia="Arial" w:hAnsi="Arial"/>
-          <w:sz w:val="21"/>
-          <w:szCs w:val="21"/>
-        </w:rPr>
-        <w:t xml:space="preserve">La taille et la masse de la planète, ainsi que ses paramètres orbitaux, constituent la principale source de variation (40 %). Les géantes gazeuses se distinguent nettement des planètes plus petites.</w:t>
-      </w:r>
-    </w:p>
-    <w:p>
-      <w:pPr>
-        <w:spacing w:after="60" w:before="60" w:line="272"/>
+        <w:t>La taille et la masse de la planète, ainsi que ses paramètres orbitaux, constituent la principale source de variation (40 %). Les géantes gazeuses se distinguent nettement des planètes plus petites.</w:t>
+      </w:r>
+    </w:p>
+    <w:p>
+      <w:pPr>
+        <w:spacing w:before="60" w:after="60" w:line="272" w:lineRule="auto"/>
         <w:ind w:left="380"/>
         <w:jc w:val="both"/>
       </w:pPr>
       <w:r>
         <w:rPr>
-          <w:rFonts w:ascii="Arial" w:cs="Arial" w:eastAsia="Arial" w:hAnsi="Arial"/>
           <w:b/>
           <w:bCs/>
-          <w:sz w:val="21"/>
-          <w:szCs w:val="21"/>
         </w:rPr>
         <w:t xml:space="preserve">— </w:t>
       </w:r>
       <w:r>
-        <w:rPr>
-          <w:rFonts w:ascii="Arial" w:cs="Arial" w:eastAsia="Arial" w:hAnsi="Arial"/>
-          <w:sz w:val="21"/>
-          <w:szCs w:val="21"/>
-        </w:rPr>
-        <w:t xml:space="preserve">Les caractéristiques dimensionnelles de l'étoile hôte (masse, rayon, gravité) forment une deuxième dimension indépendante mais liée (17 %) : les planètes massives orbiteront préférentiellement autour d'étoiles massives.</w:t>
-      </w:r>
-    </w:p>
-    <w:p>
-      <w:pPr>
-        <w:spacing w:after="60" w:before="60" w:line="272"/>
+        <w:t>Les caractéristiques dimensionnelles de l'étoile hôte (masse, rayon, gravité) forment une deuxième dimension indépendante mais liée (17 %) : les planètes massives orbiteront préférentiellement autour d'étoiles massives.</w:t>
+      </w:r>
+    </w:p>
+    <w:p>
+      <w:pPr>
+        <w:spacing w:before="60" w:after="60" w:line="272" w:lineRule="auto"/>
         <w:ind w:left="380"/>
         <w:jc w:val="both"/>
       </w:pPr>
       <w:r>
         <w:rPr>
-          <w:rFonts w:ascii="Arial" w:cs="Arial" w:eastAsia="Arial" w:hAnsi="Arial"/>
           <w:b/>
           <w:bCs/>
-          <w:sz w:val="21"/>
-          <w:szCs w:val="21"/>
         </w:rPr>
         <w:t xml:space="preserve">— </w:t>
       </w:r>
       <w:r>
-        <w:rPr>
-          <w:rFonts w:ascii="Arial" w:cs="Arial" w:eastAsia="Arial" w:hAnsi="Arial"/>
-          <w:sz w:val="21"/>
-          <w:szCs w:val="21"/>
-        </w:rPr>
-        <w:t xml:space="preserve">La composition chimique de l'étoile (métallicité) capture une troisième dimension (14 %) : les Super-Jupiters semblent associées à des étoiles particulièrement riches en métaux.</w:t>
-      </w:r>
-    </w:p>
-    <w:p>
-      <w:pPr>
-        <w:spacing w:after="0" w:before="60"/>
-      </w:pPr>
-    </w:p>
-    <w:p>
-      <w:pPr>
-        <w:spacing w:after="60" w:before="60" w:line="272"/>
+        <w:t>La composition chimique de l'étoile (métallicité) capture une troisième dimension (14 %) : les Super-Jupiters semblent associées à des étoiles particulièrement riches en métaux.</w:t>
+      </w:r>
+    </w:p>
+    <w:p>
+      <w:pPr>
+        <w:spacing w:before="60"/>
+      </w:pPr>
+    </w:p>
+    <w:p>
+      <w:pPr>
+        <w:spacing w:before="60" w:after="60" w:line="272" w:lineRule="auto"/>
         <w:jc w:val="both"/>
       </w:pPr>
       <w:r>
-        <w:rPr>
-          <w:rFonts w:ascii="Arial" w:cs="Arial" w:eastAsia="Arial" w:hAnsi="Arial"/>
-          <w:sz w:val="21"/>
-          <w:szCs w:val="21"/>
-        </w:rPr>
-        <w:t xml:space="preserve">Ces résultats s'inscrivent dans une logique de formation planétaire : la planète hérite en partie de la matière et de l'environnement de son étoile. Le disque protoplanétaire dont sont issues les planètes est directement façonné par les propriétés de l'étoile centrale. Cette étude statistique sur plus de 6 000 planètes confirmées en offre une illustration quantitative claire et reproductible.</w:t>
+        <w:t>Ces résultats s'inscrivent dans une logique de formation planétaire : la planète hérite en partie de la matière et de l'environnement de son étoile. Le disque protoplanétaire dont sont issues les planètes est directement façonné par les propriétés de l'étoile centrale. Cette étude statistique sur plus de 6 000 planètes confirmées en offre une illustration quantitative claire et reproductible.</w:t>
       </w:r>
     </w:p>
     <w:p>
       <w:pPr>
         <w:pBdr>
-          <w:top w:val="single" w:color="2E5FA3" w:sz="3" w:space="3"/>
+          <w:top w:val="single" w:sz="3" w:space="3" w:color="2E5FA3"/>
         </w:pBdr>
         <w:spacing w:before="200"/>
         <w:jc w:val="center"/>
       </w:pPr>
       <w:r>
         <w:rPr>
-          <w:rFonts w:ascii="Arial" w:cs="Arial" w:eastAsia="Arial" w:hAnsi="Arial"/>
           <w:i/>
           <w:iCs/>
           <w:color w:val="888888"/>
           <w:sz w:val="17"/>
           <w:szCs w:val="17"/>
         </w:rPr>
-        <w:t xml:space="preserve">Analyse réalisée avec R (FactoMineR, factoextra)  —  Données NASA Exoplanet Archive</w:t>
+        <w:t>Analyse réalisée avec R (</w:t>
+      </w:r>
+      <w:proofErr w:type="spellStart"/>
+      <w:r>
+        <w:rPr>
+          <w:i/>
+          <w:iCs/>
+          <w:color w:val="888888"/>
+          <w:sz w:val="17"/>
+          <w:szCs w:val="17"/>
+        </w:rPr>
+        <w:t>FactoMineR</w:t>
+      </w:r>
+      <w:proofErr w:type="spellEnd"/>
+      <w:r>
+        <w:rPr>
+          <w:i/>
+          <w:iCs/>
+          <w:color w:val="888888"/>
+          <w:sz w:val="17"/>
+          <w:szCs w:val="17"/>
+        </w:rPr>
+        <w:t xml:space="preserve">, </w:t>
+      </w:r>
+      <w:proofErr w:type="spellStart"/>
+      <w:proofErr w:type="gramStart"/>
+      <w:r>
+        <w:rPr>
+          <w:i/>
+          <w:iCs/>
+          <w:color w:val="888888"/>
+          <w:sz w:val="17"/>
+          <w:szCs w:val="17"/>
+        </w:rPr>
+        <w:t>factoextra</w:t>
+      </w:r>
+      <w:proofErr w:type="spellEnd"/>
+      <w:r>
+        <w:rPr>
+          <w:i/>
+          <w:iCs/>
+          <w:color w:val="888888"/>
+          <w:sz w:val="17"/>
+          <w:szCs w:val="17"/>
+        </w:rPr>
+        <w:t>)  —</w:t>
+      </w:r>
+      <w:proofErr w:type="gramEnd"/>
+      <w:r>
+        <w:rPr>
+          <w:i/>
+          <w:iCs/>
+          <w:color w:val="888888"/>
+          <w:sz w:val="17"/>
+          <w:szCs w:val="17"/>
+        </w:rPr>
+        <w:t xml:space="preserve">  Données NASA </w:t>
+      </w:r>
+      <w:proofErr w:type="spellStart"/>
+      <w:r>
+        <w:rPr>
+          <w:i/>
+          <w:iCs/>
+          <w:color w:val="888888"/>
+          <w:sz w:val="17"/>
+          <w:szCs w:val="17"/>
+        </w:rPr>
+        <w:t>Exoplanet</w:t>
+      </w:r>
+      <w:proofErr w:type="spellEnd"/>
+      <w:r>
+        <w:rPr>
+          <w:i/>
+          <w:iCs/>
+          <w:color w:val="888888"/>
+          <w:sz w:val="17"/>
+          <w:szCs w:val="17"/>
+        </w:rPr>
+        <w:t xml:space="preserve"> Archive</w:t>
       </w:r>
     </w:p>
     <w:sectPr>
-      <w:headerReference w:type="default" r:id="rId7"/>
-      <w:footerReference w:type="default" r:id="rId8"/>
-      <w:pgSz w:w="11906" w:h="16838" w:orient="portrait"/>
+      <w:headerReference w:type="default" r:id="rId18"/>
+      <w:footerReference w:type="default" r:id="rId19"/>
+      <w:pgSz w:w="11906" w:h="16838"/>
       <w:pgMar w:top="1020" w:right="1020" w:bottom="1020" w:left="1020" w:header="708" w:footer="708" w:gutter="0"/>
-      <w:pgNumType/>
+      <w:cols w:space="720"/>
       <w:docGrid w:linePitch="360"/>
     </w:sectPr>
   </w:body>
 </w:document>
 </file>
 
-<file path=word/comments.xml><?xml version="1.0" encoding="utf-8"?>
-<w:comments xmlns:cx="http://schemas.microsoft.com/office/drawing/2014/chartex" xmlns:cx1="http://schemas.microsoft.com/office/drawing/2015/9/8/chartex" xmlns:cx2="http://schemas.microsoft.com/office/drawing/2015/10/21/chartex" xmlns:cx3="http://schemas.microsoft.com/office/drawing/2016/5/9/chartex" xmlns:cx4="http://schemas.microsoft.com/office/drawing/2016/5/10/chartex" xmlns:cx5="http://schemas.microsoft.com/office/drawing/2016/5/11/chartex" xmlns:cx6="http://schemas.microsoft.com/office/drawing/2016/5/12/chartex" xmlns:cx7="http://schemas.microsoft.com/office/drawing/2016/5/13/chartex" xmlns:cx8="http://schemas.microsoft.com/office/drawing/2016/5/14/chartex" xmlns:mc="http://schemas.openxmlformats.org/markup-compatibility/2006" xmlns:aink="http://schemas.microsoft.com/office/drawing/2016/ink" xmlns:am3d="http://schemas.microsoft.com/office/drawing/2017/model3d" xmlns:o="urn:schemas-microsoft-com:office:office" xmlns:r="http://schemas.openxmlformats.org/officeDocument/2006/relationships" xmlns:m="http://schemas.openxmlformats.org/officeDocument/2006/math" xmlns:v="urn:schemas-microsoft-com:vml" xmlns:wp14="http://schemas.microsoft.com/office/word/2010/wordprocessingDrawing" xmlns:wp="http://schemas.openxmlformats.org/drawingml/2006/wordprocessingDrawing" xmlns:w10="urn:schemas-microsoft-com:office:word" xmlns:w="http://schemas.openxmlformats.org/wordprocessingml/2006/main" xmlns:w14="http://schemas.microsoft.com/office/word/2010/wordml" xmlns:w15="http://schemas.microsoft.com/office/word/2012/wordml" xmlns:w16cex="http://schemas.microsoft.com/office/word/2018/wordml/cex" xmlns:w16cid="http://schemas.microsoft.com/office/word/2016/wordml/cid" xmlns:w16="http://schemas.microsoft.com/office/word/2018/wordml" xmlns:w16sdtdh="http://schemas.microsoft.com/office/word/2020/wordml/sdtdatahash" xmlns:w16se="http://schemas.microsoft.com/office/word/2015/wordml/symex" xmlns:wpg="http://schemas.microsoft.com/office/word/2010/wordprocessingGroup" xmlns:wpi="http://schemas.microsoft.com/office/word/2010/wordprocessingInk" xmlns:wne="http://schemas.microsoft.com/office/word/2006/wordml" xmlns:wps="http://schemas.microsoft.com/office/word/2010/wordprocessingShape"/>
-</file>
-
 <file path=word/endnotes.xml><?xml version="1.0" encoding="utf-8"?>
-<w:endnotes xmlns:wpc="http://schemas.microsoft.com/office/word/2010/wordprocessingCanvas" xmlns:mc="http://schemas.openxmlformats.org/markup-compatibility/2006" xmlns:o="urn:schemas-microsoft-com:office:office" xmlns:r="http://schemas.openxmlformats.org/officeDocument/2006/relationships" xmlns:m="http://schemas.openxmlformats.org/officeDocument/2006/math" xmlns:v="urn:schemas-microsoft-com:vml" xmlns:wp14="http://schemas.microsoft.com/office/word/2010/wordprocessingDrawing" xmlns:wp="http://schemas.openxmlformats.org/drawingml/2006/wordprocessingDrawing" xmlns:w10="urn:schemas-microsoft-com:office:word" xmlns:w="http://schemas.openxmlformats.org/wordprocessingml/2006/main" xmlns:w14="http://schemas.microsoft.com/office/word/2010/wordml" xmlns:w15="http://schemas.microsoft.com/office/word/2012/wordml" xmlns:wpg="http://schemas.microsoft.com/office/word/2010/wordprocessingGroup" xmlns:wpi="http://schemas.microsoft.com/office/word/2010/wordprocessingInk" xmlns:wne="http://schemas.microsoft.com/office/word/2006/wordml" xmlns:wps="http://schemas.microsoft.com/office/word/2010/wordprocessingShape" mc:Ignorable="w14 w15 wp14">
+<w:endnotes xmlns:wpc="http://schemas.microsoft.com/office/word/2010/wordprocessingCanvas" xmlns:cx="http://schemas.microsoft.com/office/drawing/2014/chartex" xmlns:cx1="http://schemas.microsoft.com/office/drawing/2015/9/8/chartex" xmlns:cx2="http://schemas.microsoft.com/office/drawing/2015/10/21/chartex" xmlns:cx3="http://schemas.microsoft.com/office/drawing/2016/5/9/chartex" xmlns:cx4="http://schemas.microsoft.com/office/drawing/2016/5/10/chartex" xmlns:cx5="http://schemas.microsoft.com/office/drawing/2016/5/11/chartex" xmlns:cx6="http://schemas.microsoft.com/office/drawing/2016/5/12/chartex" xmlns:cx7="http://schemas.microsoft.com/office/drawing/2016/5/13/chartex" xmlns:cx8="http://schemas.microsoft.com/office/drawing/2016/5/14/chartex" xmlns:mc="http://schemas.openxmlformats.org/markup-compatibility/2006" xmlns:aink="http://schemas.microsoft.com/office/drawing/2016/ink" xmlns:am3d="http://schemas.microsoft.com/office/drawing/2017/model3d" xmlns:o="urn:schemas-microsoft-com:office:office" xmlns:oel="http://schemas.microsoft.com/office/2019/extlst" xmlns:r="http://schemas.openxmlformats.org/officeDocument/2006/relationships" xmlns:m="http://schemas.openxmlformats.org/officeDocument/2006/math" xmlns:v="urn:schemas-microsoft-com:vml" xmlns:wp14="http://schemas.microsoft.com/office/word/2010/wordprocessingDrawing" xmlns:wp="http://schemas.openxmlformats.org/drawingml/2006/wordprocessingDrawing" xmlns:w10="urn:schemas-microsoft-com:office:word" xmlns:w="http://schemas.openxmlformats.org/wordprocessingml/2006/main" xmlns:w14="http://schemas.microsoft.com/office/word/2010/wordml" xmlns:w15="http://schemas.microsoft.com/office/word/2012/wordml" xmlns:w16cex="http://schemas.microsoft.com/office/word/2018/wordml/cex" xmlns:w16cid="http://schemas.microsoft.com/office/word/2016/wordml/cid" xmlns:w16="http://schemas.microsoft.com/office/word/2018/wordml" xmlns:w16du="http://schemas.microsoft.com/office/word/2023/wordml/word16du" xmlns:w16sdtdh="http://schemas.microsoft.com/office/word/2020/wordml/sdtdatahash" xmlns:w16sdtfl="http://schemas.microsoft.com/office/word/2024/wordml/sdtformatlock" xmlns:w16se="http://schemas.microsoft.com/office/word/2015/wordml/symex" xmlns:wpg="http://schemas.microsoft.com/office/word/2010/wordprocessingGroup" xmlns:wpi="http://schemas.microsoft.com/office/word/2010/wordprocessingInk" xmlns:wne="http://schemas.microsoft.com/office/word/2006/wordml" xmlns:wps="http://schemas.microsoft.com/office/word/2010/wordprocessingShape" mc:Ignorable="w14 w15 w16se w16cid w16 w16cex w16sdtdh w16sdtfl w16du wp14">
   <w:endnote w:type="separator" w:id="-1">
     <w:p>
-      <w:pPr>
-        <w:spacing w:after="0" w:line="240" w:lineRule="auto"/>
-      </w:pPr>
-      <w:r>
-        <w:rPr>
-          <w:rStyle w:val="EndnoteReference"/>
-        </w:rPr>
-        <w:endnoteRef/>
-      </w:r>
       <w:r>
         <w:separator/>
       </w:r>
@@ -1516,15 +1827,6 @@
   </w:endnote>
   <w:endnote w:type="continuationSeparator" w:id="0">
     <w:p>
-      <w:pPr>
-        <w:spacing w:after="0" w:line="240" w:lineRule="auto"/>
-      </w:pPr>
-      <w:r>
-        <w:rPr>
-          <w:rStyle w:val="EndnoteReference"/>
-        </w:rPr>
-        <w:endnoteRef/>
-      </w:r>
       <w:r>
         <w:continuationSeparator/>
       </w:r>
@@ -1534,11 +1836,11 @@
 </file>
 
 <file path=word/footer1.xml><?xml version="1.0" encoding="utf-8"?>
-<w:ftr xmlns:wpc="http://schemas.microsoft.com/office/word/2010/wordprocessingCanvas" xmlns:mc="http://schemas.openxmlformats.org/markup-compatibility/2006" xmlns:o="urn:schemas-microsoft-com:office:office" xmlns:r="http://schemas.openxmlformats.org/officeDocument/2006/relationships" xmlns:m="http://schemas.openxmlformats.org/officeDocument/2006/math" xmlns:v="urn:schemas-microsoft-com:vml" xmlns:wp14="http://schemas.microsoft.com/office/word/2010/wordprocessingDrawing" xmlns:wp="http://schemas.openxmlformats.org/drawingml/2006/wordprocessingDrawing" xmlns:w10="urn:schemas-microsoft-com:office:word" xmlns:w="http://schemas.openxmlformats.org/wordprocessingml/2006/main" xmlns:w14="http://schemas.microsoft.com/office/word/2010/wordml" xmlns:w15="http://schemas.microsoft.com/office/word/2012/wordml" xmlns:wpg="http://schemas.microsoft.com/office/word/2010/wordprocessingGroup" xmlns:wpi="http://schemas.microsoft.com/office/word/2010/wordprocessingInk" xmlns:wne="http://schemas.microsoft.com/office/word/2006/wordml" xmlns:wps="http://schemas.microsoft.com/office/word/2010/wordprocessingShape">
+<w:ftr xmlns:wpc="http://schemas.microsoft.com/office/word/2010/wordprocessingCanvas" xmlns:cx="http://schemas.microsoft.com/office/drawing/2014/chartex" xmlns:cx1="http://schemas.microsoft.com/office/drawing/2015/9/8/chartex" xmlns:cx2="http://schemas.microsoft.com/office/drawing/2015/10/21/chartex" xmlns:cx3="http://schemas.microsoft.com/office/drawing/2016/5/9/chartex" xmlns:cx4="http://schemas.microsoft.com/office/drawing/2016/5/10/chartex" xmlns:cx5="http://schemas.microsoft.com/office/drawing/2016/5/11/chartex" xmlns:cx6="http://schemas.microsoft.com/office/drawing/2016/5/12/chartex" xmlns:cx7="http://schemas.microsoft.com/office/drawing/2016/5/13/chartex" xmlns:cx8="http://schemas.microsoft.com/office/drawing/2016/5/14/chartex" xmlns:mc="http://schemas.openxmlformats.org/markup-compatibility/2006" xmlns:aink="http://schemas.microsoft.com/office/drawing/2016/ink" xmlns:am3d="http://schemas.microsoft.com/office/drawing/2017/model3d" xmlns:o="urn:schemas-microsoft-com:office:office" xmlns:oel="http://schemas.microsoft.com/office/2019/extlst" xmlns:r="http://schemas.openxmlformats.org/officeDocument/2006/relationships" xmlns:m="http://schemas.openxmlformats.org/officeDocument/2006/math" xmlns:v="urn:schemas-microsoft-com:vml" xmlns:wp14="http://schemas.microsoft.com/office/word/2010/wordprocessingDrawing" xmlns:wp="http://schemas.openxmlformats.org/drawingml/2006/wordprocessingDrawing" xmlns:w10="urn:schemas-microsoft-com:office:word" xmlns:w="http://schemas.openxmlformats.org/wordprocessingml/2006/main" xmlns:w14="http://schemas.microsoft.com/office/word/2010/wordml" xmlns:w15="http://schemas.microsoft.com/office/word/2012/wordml" xmlns:w16cex="http://schemas.microsoft.com/office/word/2018/wordml/cex" xmlns:w16cid="http://schemas.microsoft.com/office/word/2016/wordml/cid" xmlns:w16="http://schemas.microsoft.com/office/word/2018/wordml" xmlns:w16du="http://schemas.microsoft.com/office/word/2023/wordml/word16du" xmlns:w16sdtdh="http://schemas.microsoft.com/office/word/2020/wordml/sdtdatahash" xmlns:w16sdtfl="http://schemas.microsoft.com/office/word/2024/wordml/sdtformatlock" xmlns:w16se="http://schemas.microsoft.com/office/word/2015/wordml/symex" xmlns:wpg="http://schemas.microsoft.com/office/word/2010/wordprocessingGroup" xmlns:wpi="http://schemas.microsoft.com/office/word/2010/wordprocessingInk" xmlns:wne="http://schemas.microsoft.com/office/word/2006/wordml" xmlns:wps="http://schemas.microsoft.com/office/word/2010/wordprocessingShape" mc:Ignorable="w14 w15 w16se w16cid w16 w16cex w16sdtdh w16sdtfl w16du wp14">
   <w:p>
     <w:pPr>
       <w:pBdr>
-        <w:top w:val="single" w:color="1F3864" w:sz="3" w:space="3"/>
+        <w:top w:val="single" w:sz="3" w:space="3" w:color="1F3864"/>
       </w:pBdr>
       <w:tabs>
         <w:tab w:val="right" w:pos="9400"/>
@@ -1547,40 +1849,47 @@
     </w:pPr>
     <w:r>
       <w:rPr>
-        <w:rFonts w:ascii="Arial" w:cs="Arial" w:eastAsia="Arial" w:hAnsi="Arial"/>
         <w:color w:val="777777"/>
         <w:sz w:val="17"/>
         <w:szCs w:val="17"/>
       </w:rPr>
-      <w:t xml:space="preserve">Mars 2026</w:t>
+      <w:t>Mars 2026</w:t>
     </w:r>
     <w:r>
       <w:rPr>
-        <w:rFonts w:ascii="Arial" w:cs="Arial" w:eastAsia="Arial" w:hAnsi="Arial"/>
         <w:color w:val="777777"/>
         <w:sz w:val="17"/>
         <w:szCs w:val="17"/>
       </w:rPr>
-      <w:t xml:space="preserve">	Page </w:t>
+      <w:tab/>
+      <w:t xml:space="preserve">Page </w:t>
     </w:r>
-    <w:fldSimple w:instr="PAGE"/>
+    <w:r>
+      <w:fldChar w:fldCharType="begin"/>
+    </w:r>
+    <w:r>
+      <w:instrText>PAGE</w:instrText>
+    </w:r>
+    <w:r>
+      <w:fldChar w:fldCharType="separate"/>
+    </w:r>
+    <w:r>
+      <w:rPr>
+        <w:noProof/>
+      </w:rPr>
+      <w:t>1</w:t>
+    </w:r>
+    <w:r>
+      <w:fldChar w:fldCharType="end"/>
+    </w:r>
   </w:p>
 </w:ftr>
 </file>
 
 <file path=word/footnotes.xml><?xml version="1.0" encoding="utf-8"?>
-<w:footnotes xmlns:wpc="http://schemas.microsoft.com/office/word/2010/wordprocessingCanvas" xmlns:mc="http://schemas.openxmlformats.org/markup-compatibility/2006" xmlns:o="urn:schemas-microsoft-com:office:office" xmlns:r="http://schemas.openxmlformats.org/officeDocument/2006/relationships" xmlns:m="http://schemas.openxmlformats.org/officeDocument/2006/math" xmlns:v="urn:schemas-microsoft-com:vml" xmlns:wp14="http://schemas.microsoft.com/office/word/2010/wordprocessingDrawing" xmlns:wp="http://schemas.openxmlformats.org/drawingml/2006/wordprocessingDrawing" xmlns:w10="urn:schemas-microsoft-com:office:word" xmlns:w="http://schemas.openxmlformats.org/wordprocessingml/2006/main" xmlns:w14="http://schemas.microsoft.com/office/word/2010/wordml" xmlns:w15="http://schemas.microsoft.com/office/word/2012/wordml" xmlns:wpg="http://schemas.microsoft.com/office/word/2010/wordprocessingGroup" xmlns:wpi="http://schemas.microsoft.com/office/word/2010/wordprocessingInk" xmlns:wne="http://schemas.microsoft.com/office/word/2006/wordml" xmlns:wps="http://schemas.microsoft.com/office/word/2010/wordprocessingShape" mc:Ignorable="w14 w15 wp14">
+<w:footnotes xmlns:wpc="http://schemas.microsoft.com/office/word/2010/wordprocessingCanvas" xmlns:cx="http://schemas.microsoft.com/office/drawing/2014/chartex" xmlns:cx1="http://schemas.microsoft.com/office/drawing/2015/9/8/chartex" xmlns:cx2="http://schemas.microsoft.com/office/drawing/2015/10/21/chartex" xmlns:cx3="http://schemas.microsoft.com/office/drawing/2016/5/9/chartex" xmlns:cx4="http://schemas.microsoft.com/office/drawing/2016/5/10/chartex" xmlns:cx5="http://schemas.microsoft.com/office/drawing/2016/5/11/chartex" xmlns:cx6="http://schemas.microsoft.com/office/drawing/2016/5/12/chartex" xmlns:cx7="http://schemas.microsoft.com/office/drawing/2016/5/13/chartex" xmlns:cx8="http://schemas.microsoft.com/office/drawing/2016/5/14/chartex" xmlns:mc="http://schemas.openxmlformats.org/markup-compatibility/2006" xmlns:aink="http://schemas.microsoft.com/office/drawing/2016/ink" xmlns:am3d="http://schemas.microsoft.com/office/drawing/2017/model3d" xmlns:o="urn:schemas-microsoft-com:office:office" xmlns:oel="http://schemas.microsoft.com/office/2019/extlst" xmlns:r="http://schemas.openxmlformats.org/officeDocument/2006/relationships" xmlns:m="http://schemas.openxmlformats.org/officeDocument/2006/math" xmlns:v="urn:schemas-microsoft-com:vml" xmlns:wp14="http://schemas.microsoft.com/office/word/2010/wordprocessingDrawing" xmlns:wp="http://schemas.openxmlformats.org/drawingml/2006/wordprocessingDrawing" xmlns:w10="urn:schemas-microsoft-com:office:word" xmlns:w="http://schemas.openxmlformats.org/wordprocessingml/2006/main" xmlns:w14="http://schemas.microsoft.com/office/word/2010/wordml" xmlns:w15="http://schemas.microsoft.com/office/word/2012/wordml" xmlns:w16cex="http://schemas.microsoft.com/office/word/2018/wordml/cex" xmlns:w16cid="http://schemas.microsoft.com/office/word/2016/wordml/cid" xmlns:w16="http://schemas.microsoft.com/office/word/2018/wordml" xmlns:w16du="http://schemas.microsoft.com/office/word/2023/wordml/word16du" xmlns:w16sdtdh="http://schemas.microsoft.com/office/word/2020/wordml/sdtdatahash" xmlns:w16sdtfl="http://schemas.microsoft.com/office/word/2024/wordml/sdtformatlock" xmlns:w16se="http://schemas.microsoft.com/office/word/2015/wordml/symex" xmlns:wpg="http://schemas.microsoft.com/office/word/2010/wordprocessingGroup" xmlns:wpi="http://schemas.microsoft.com/office/word/2010/wordprocessingInk" xmlns:wne="http://schemas.microsoft.com/office/word/2006/wordml" xmlns:wps="http://schemas.microsoft.com/office/word/2010/wordprocessingShape" mc:Ignorable="w14 w15 w16se w16cid w16 w16cex w16sdtdh w16sdtfl w16du wp14">
   <w:footnote w:type="separator" w:id="-1">
     <w:p>
-      <w:pPr>
-        <w:spacing w:after="0" w:line="240" w:lineRule="auto"/>
-      </w:pPr>
-      <w:r>
-        <w:rPr>
-          <w:rStyle w:val="FootnoteReference"/>
-        </w:rPr>
-        <w:footnoteRef/>
-      </w:r>
       <w:r>
         <w:separator/>
       </w:r>
@@ -1588,15 +1897,6 @@
   </w:footnote>
   <w:footnote w:type="continuationSeparator" w:id="0">
     <w:p>
-      <w:pPr>
-        <w:spacing w:after="0" w:line="240" w:lineRule="auto"/>
-      </w:pPr>
-      <w:r>
-        <w:rPr>
-          <w:rStyle w:val="FootnoteReference"/>
-        </w:rPr>
-        <w:footnoteRef/>
-      </w:r>
       <w:r>
         <w:continuationSeparator/>
       </w:r>
@@ -1606,34 +1906,101 @@
 </file>
 
 <file path=word/header1.xml><?xml version="1.0" encoding="utf-8"?>
-<w:hdr xmlns:wpc="http://schemas.microsoft.com/office/word/2010/wordprocessingCanvas" xmlns:mc="http://schemas.openxmlformats.org/markup-compatibility/2006" xmlns:o="urn:schemas-microsoft-com:office:office" xmlns:r="http://schemas.openxmlformats.org/officeDocument/2006/relationships" xmlns:m="http://schemas.openxmlformats.org/officeDocument/2006/math" xmlns:v="urn:schemas-microsoft-com:vml" xmlns:wp14="http://schemas.microsoft.com/office/word/2010/wordprocessingDrawing" xmlns:wp="http://schemas.openxmlformats.org/drawingml/2006/wordprocessingDrawing" xmlns:w10="urn:schemas-microsoft-com:office:word" xmlns:w="http://schemas.openxmlformats.org/wordprocessingml/2006/main" xmlns:w14="http://schemas.microsoft.com/office/word/2010/wordml" xmlns:w15="http://schemas.microsoft.com/office/word/2012/wordml" xmlns:wpg="http://schemas.microsoft.com/office/word/2010/wordprocessingGroup" xmlns:wpi="http://schemas.microsoft.com/office/word/2010/wordprocessingInk" xmlns:wne="http://schemas.microsoft.com/office/word/2006/wordml" xmlns:wps="http://schemas.microsoft.com/office/word/2010/wordprocessingShape" xmlns:cx="http://schemas.microsoft.com/office/drawing/2014/chartex" xmlns:cx1="http://schemas.microsoft.com/office/drawing/2015/9/8/chartex" xmlns:cx2="http://schemas.microsoft.com/office/drawing/2015/10/21/chartex" xmlns:cx3="http://schemas.microsoft.com/office/drawing/2016/5/9/chartex" xmlns:cx4="http://schemas.microsoft.com/office/drawing/2016/5/10/chartex" xmlns:cx5="http://schemas.microsoft.com/office/drawing/2016/5/11/chartex" xmlns:cx6="http://schemas.microsoft.com/office/drawing/2016/5/12/chartex" xmlns:cx7="http://schemas.microsoft.com/office/drawing/2016/5/13/chartex" xmlns:cx8="http://schemas.microsoft.com/office/drawing/2016/5/14/chartex" xmlns:w16cid="http://schemas.microsoft.com/office/word/2016/wordml/cid" xmlns:w16se="http://schemas.microsoft.com/office/word/2015/wordml/symex">
+<w:hdr xmlns:wpc="http://schemas.microsoft.com/office/word/2010/wordprocessingCanvas" xmlns:cx="http://schemas.microsoft.com/office/drawing/2014/chartex" xmlns:cx1="http://schemas.microsoft.com/office/drawing/2015/9/8/chartex" xmlns:cx2="http://schemas.microsoft.com/office/drawing/2015/10/21/chartex" xmlns:cx3="http://schemas.microsoft.com/office/drawing/2016/5/9/chartex" xmlns:cx4="http://schemas.microsoft.com/office/drawing/2016/5/10/chartex" xmlns:cx5="http://schemas.microsoft.com/office/drawing/2016/5/11/chartex" xmlns:cx6="http://schemas.microsoft.com/office/drawing/2016/5/12/chartex" xmlns:cx7="http://schemas.microsoft.com/office/drawing/2016/5/13/chartex" xmlns:cx8="http://schemas.microsoft.com/office/drawing/2016/5/14/chartex" xmlns:mc="http://schemas.openxmlformats.org/markup-compatibility/2006" xmlns:aink="http://schemas.microsoft.com/office/drawing/2016/ink" xmlns:am3d="http://schemas.microsoft.com/office/drawing/2017/model3d" xmlns:o="urn:schemas-microsoft-com:office:office" xmlns:oel="http://schemas.microsoft.com/office/2019/extlst" xmlns:r="http://schemas.openxmlformats.org/officeDocument/2006/relationships" xmlns:m="http://schemas.openxmlformats.org/officeDocument/2006/math" xmlns:v="urn:schemas-microsoft-com:vml" xmlns:wp14="http://schemas.microsoft.com/office/word/2010/wordprocessingDrawing" xmlns:wp="http://schemas.openxmlformats.org/drawingml/2006/wordprocessingDrawing" xmlns:w10="urn:schemas-microsoft-com:office:word" xmlns:w="http://schemas.openxmlformats.org/wordprocessingml/2006/main" xmlns:w14="http://schemas.microsoft.com/office/word/2010/wordml" xmlns:w15="http://schemas.microsoft.com/office/word/2012/wordml" xmlns:w16cex="http://schemas.microsoft.com/office/word/2018/wordml/cex" xmlns:w16cid="http://schemas.microsoft.com/office/word/2016/wordml/cid" xmlns:w16="http://schemas.microsoft.com/office/word/2018/wordml" xmlns:w16du="http://schemas.microsoft.com/office/word/2023/wordml/word16du" xmlns:w16sdtdh="http://schemas.microsoft.com/office/word/2020/wordml/sdtdatahash" xmlns:w16sdtfl="http://schemas.microsoft.com/office/word/2024/wordml/sdtformatlock" xmlns:w16se="http://schemas.microsoft.com/office/word/2015/wordml/symex" xmlns:wpg="http://schemas.microsoft.com/office/word/2010/wordprocessingGroup" xmlns:wpi="http://schemas.microsoft.com/office/word/2010/wordprocessingInk" xmlns:wne="http://schemas.microsoft.com/office/word/2006/wordml" xmlns:wps="http://schemas.microsoft.com/office/word/2010/wordprocessingShape" mc:Ignorable="w14 w15 w16se w16cid w16 w16cex w16sdtdh w16sdtfl w16du wp14">
   <w:p>
     <w:pPr>
       <w:pBdr>
-        <w:bottom w:val="single" w:color="1F3864" w:sz="3" w:space="3"/>
+        <w:bottom w:val="single" w:sz="3" w:space="3" w:color="1F3864"/>
       </w:pBdr>
       <w:spacing w:after="60"/>
     </w:pPr>
     <w:r>
       <w:rPr>
-        <w:rFonts w:ascii="Arial" w:cs="Arial" w:eastAsia="Arial" w:hAnsi="Arial"/>
         <w:i/>
         <w:iCs/>
         <w:color w:val="777777"/>
         <w:sz w:val="17"/>
         <w:szCs w:val="17"/>
       </w:rPr>
-      <w:t xml:space="preserve">Rapport d'étude — Exoplanètes &amp; Étoiles hôtes  |  NASA Exoplanet Intelligence  |  IUT Lyon 2, S4</w:t>
+      <w:t xml:space="preserve">Rapport d'étude — Exoplanètes &amp; Étoiles </w:t>
+    </w:r>
+    <w:proofErr w:type="gramStart"/>
+    <w:r>
+      <w:rPr>
+        <w:i/>
+        <w:iCs/>
+        <w:color w:val="777777"/>
+        <w:sz w:val="17"/>
+        <w:szCs w:val="17"/>
+      </w:rPr>
+      <w:t>hôtes  |</w:t>
+    </w:r>
+    <w:proofErr w:type="gramEnd"/>
+    <w:r>
+      <w:rPr>
+        <w:i/>
+        <w:iCs/>
+        <w:color w:val="777777"/>
+        <w:sz w:val="17"/>
+        <w:szCs w:val="17"/>
+      </w:rPr>
+      <w:t xml:space="preserve">  NASA </w:t>
+    </w:r>
+    <w:proofErr w:type="spellStart"/>
+    <w:r>
+      <w:rPr>
+        <w:i/>
+        <w:iCs/>
+        <w:color w:val="777777"/>
+        <w:sz w:val="17"/>
+        <w:szCs w:val="17"/>
+      </w:rPr>
+      <w:t>Exoplanet</w:t>
+    </w:r>
+    <w:proofErr w:type="spellEnd"/>
+    <w:r>
+      <w:rPr>
+        <w:i/>
+        <w:iCs/>
+        <w:color w:val="777777"/>
+        <w:sz w:val="17"/>
+        <w:szCs w:val="17"/>
+      </w:rPr>
+      <w:t xml:space="preserve"> </w:t>
+    </w:r>
+    <w:proofErr w:type="gramStart"/>
+    <w:r>
+      <w:rPr>
+        <w:i/>
+        <w:iCs/>
+        <w:color w:val="777777"/>
+        <w:sz w:val="17"/>
+        <w:szCs w:val="17"/>
+      </w:rPr>
+      <w:t>Intelligence  |</w:t>
+    </w:r>
+    <w:proofErr w:type="gramEnd"/>
+    <w:r>
+      <w:rPr>
+        <w:i/>
+        <w:iCs/>
+        <w:color w:val="777777"/>
+        <w:sz w:val="17"/>
+        <w:szCs w:val="17"/>
+      </w:rPr>
+      <w:t xml:space="preserve">  IUT Lyon 2, S4</w:t>
     </w:r>
   </w:p>
 </w:hdr>
 </file>
 
 <file path=word/numbering.xml><?xml version="1.0" encoding="utf-8"?>
-<w:numbering xmlns:wpc="http://schemas.microsoft.com/office/word/2010/wordprocessingCanvas" xmlns:mc="http://schemas.openxmlformats.org/markup-compatibility/2006" xmlns:o="urn:schemas-microsoft-com:office:office" xmlns:r="http://schemas.openxmlformats.org/officeDocument/2006/relationships" xmlns:m="http://schemas.openxmlformats.org/officeDocument/2006/math" xmlns:v="urn:schemas-microsoft-com:vml" xmlns:wp14="http://schemas.microsoft.com/office/word/2010/wordprocessingDrawing" xmlns:wp="http://schemas.openxmlformats.org/drawingml/2006/wordprocessingDrawing" xmlns:w10="urn:schemas-microsoft-com:office:word" xmlns:w="http://schemas.openxmlformats.org/wordprocessingml/2006/main" xmlns:w14="http://schemas.microsoft.com/office/word/2010/wordml" xmlns:w15="http://schemas.microsoft.com/office/word/2012/wordml" xmlns:wpg="http://schemas.microsoft.com/office/word/2010/wordprocessingGroup" xmlns:wpi="http://schemas.microsoft.com/office/word/2010/wordprocessingInk" xmlns:wne="http://schemas.microsoft.com/office/word/2006/wordml" xmlns:wps="http://schemas.microsoft.com/office/word/2010/wordprocessingShape" mc:Ignorable="w14 w15 wp14">
-  <w:abstractNum w:abstractNumId="1" w15:restartNumberingAfterBreak="0">
+<w:numbering xmlns:wpc="http://schemas.microsoft.com/office/word/2010/wordprocessingCanvas" xmlns:cx="http://schemas.microsoft.com/office/drawing/2014/chartex" xmlns:cx1="http://schemas.microsoft.com/office/drawing/2015/9/8/chartex" xmlns:cx2="http://schemas.microsoft.com/office/drawing/2015/10/21/chartex" xmlns:cx3="http://schemas.microsoft.com/office/drawing/2016/5/9/chartex" xmlns:cx4="http://schemas.microsoft.com/office/drawing/2016/5/10/chartex" xmlns:cx5="http://schemas.microsoft.com/office/drawing/2016/5/11/chartex" xmlns:cx6="http://schemas.microsoft.com/office/drawing/2016/5/12/chartex" xmlns:cx7="http://schemas.microsoft.com/office/drawing/2016/5/13/chartex" xmlns:cx8="http://schemas.microsoft.com/office/drawing/2016/5/14/chartex" xmlns:mc="http://schemas.openxmlformats.org/markup-compatibility/2006" xmlns:aink="http://schemas.microsoft.com/office/drawing/2016/ink" xmlns:am3d="http://schemas.microsoft.com/office/drawing/2017/model3d" xmlns:o="urn:schemas-microsoft-com:office:office" xmlns:oel="http://schemas.microsoft.com/office/2019/extlst" xmlns:r="http://schemas.openxmlformats.org/officeDocument/2006/relationships" xmlns:m="http://schemas.openxmlformats.org/officeDocument/2006/math" xmlns:v="urn:schemas-microsoft-com:vml" xmlns:wp14="http://schemas.microsoft.com/office/word/2010/wordprocessingDrawing" xmlns:wp="http://schemas.openxmlformats.org/drawingml/2006/wordprocessingDrawing" xmlns:w10="urn:schemas-microsoft-com:office:word" xmlns:w="http://schemas.openxmlformats.org/wordprocessingml/2006/main" xmlns:w14="http://schemas.microsoft.com/office/word/2010/wordml" xmlns:w15="http://schemas.microsoft.com/office/word/2012/wordml" xmlns:w16cex="http://schemas.microsoft.com/office/word/2018/wordml/cex" xmlns:w16cid="http://schemas.microsoft.com/office/word/2016/wordml/cid" xmlns:w16="http://schemas.microsoft.com/office/word/2018/wordml" xmlns:w16du="http://schemas.microsoft.com/office/word/2023/wordml/word16du" xmlns:w16sdtdh="http://schemas.microsoft.com/office/word/2020/wordml/sdtdatahash" xmlns:w16sdtfl="http://schemas.microsoft.com/office/word/2024/wordml/sdtformatlock" xmlns:w16se="http://schemas.microsoft.com/office/word/2015/wordml/symex" xmlns:wpg="http://schemas.microsoft.com/office/word/2010/wordprocessingGroup" xmlns:wpi="http://schemas.microsoft.com/office/word/2010/wordprocessingInk" xmlns:wne="http://schemas.microsoft.com/office/word/2006/wordml" xmlns:wps="http://schemas.microsoft.com/office/word/2010/wordprocessingShape" mc:Ignorable="w14 w15 w16se w16cid w16 w16cex w16sdtdh w16sdtfl w16du wp14">
+  <w:abstractNum w:abstractNumId="0" w15:restartNumberingAfterBreak="0">
+    <w:nsid w:val="505A44DD"/>
     <w:multiLevelType w:val="hybridMultilevel"/>
-    <w:lvl w:ilvl="0" w15:tentative="1">
+    <w:tmpl w:val="16483DC2"/>
+    <w:lvl w:ilvl="0" w:tplc="C532C8F8">
       <w:start w:val="1"/>
       <w:numFmt w:val="bullet"/>
       <w:lvlText w:val="●"/>
@@ -1642,7 +2009,7 @@
         <w:ind w:left="720" w:hanging="360"/>
       </w:pPr>
     </w:lvl>
-    <w:lvl w:ilvl="1" w15:tentative="1">
+    <w:lvl w:ilvl="1" w:tplc="6DA01FB0">
       <w:start w:val="1"/>
       <w:numFmt w:val="bullet"/>
       <w:lvlText w:val="○"/>
@@ -1651,7 +2018,7 @@
         <w:ind w:left="1440" w:hanging="360"/>
       </w:pPr>
     </w:lvl>
-    <w:lvl w:ilvl="2" w15:tentative="1">
+    <w:lvl w:ilvl="2" w:tplc="17FEECAA">
       <w:start w:val="1"/>
       <w:numFmt w:val="bullet"/>
       <w:lvlText w:val="■"/>
@@ -1660,7 +2027,7 @@
         <w:ind w:left="2160" w:hanging="360"/>
       </w:pPr>
     </w:lvl>
-    <w:lvl w:ilvl="3" w15:tentative="1">
+    <w:lvl w:ilvl="3" w:tplc="D3560C8A">
       <w:start w:val="1"/>
       <w:numFmt w:val="bullet"/>
       <w:lvlText w:val="●"/>
@@ -1669,7 +2036,7 @@
         <w:ind w:left="2880" w:hanging="360"/>
       </w:pPr>
     </w:lvl>
-    <w:lvl w:ilvl="4" w15:tentative="1">
+    <w:lvl w:ilvl="4" w:tplc="5A6688C2">
       <w:start w:val="1"/>
       <w:numFmt w:val="bullet"/>
       <w:lvlText w:val="○"/>
@@ -1678,7 +2045,7 @@
         <w:ind w:left="3600" w:hanging="360"/>
       </w:pPr>
     </w:lvl>
-    <w:lvl w:ilvl="5" w15:tentative="1">
+    <w:lvl w:ilvl="5" w:tplc="E31E96AA">
       <w:start w:val="1"/>
       <w:numFmt w:val="bullet"/>
       <w:lvlText w:val="■"/>
@@ -1687,7 +2054,7 @@
         <w:ind w:left="4320" w:hanging="360"/>
       </w:pPr>
     </w:lvl>
-    <w:lvl w:ilvl="6" w15:tentative="1">
+    <w:lvl w:ilvl="6" w:tplc="70F4DD84">
       <w:start w:val="1"/>
       <w:numFmt w:val="bullet"/>
       <w:lvlText w:val="●"/>
@@ -1696,7 +2063,7 @@
         <w:ind w:left="5040" w:hanging="360"/>
       </w:pPr>
     </w:lvl>
-    <w:lvl w:ilvl="7" w15:tentative="1">
+    <w:lvl w:ilvl="7" w:tplc="A3580BCC">
       <w:start w:val="1"/>
       <w:numFmt w:val="bullet"/>
       <w:lvlText w:val="●"/>
@@ -1705,7 +2072,7 @@
         <w:ind w:left="5760" w:hanging="360"/>
       </w:pPr>
     </w:lvl>
-    <w:lvl w:ilvl="8" w15:tentative="1">
+    <w:lvl w:ilvl="8" w:tplc="E8EE8E08">
       <w:start w:val="1"/>
       <w:numFmt w:val="bullet"/>
       <w:lvlText w:val="●"/>
@@ -1715,8 +2082,8 @@
       </w:pPr>
     </w:lvl>
   </w:abstractNum>
-  <w:num w:numId="1">
-    <w:abstractNumId w:val="1"/>
+  <w:num w:numId="1" w16cid:durableId="133179163">
+    <w:abstractNumId w:val="0"/>
     <w:lvlOverride w:ilvl="0">
       <w:startOverride w:val="1"/>
     </w:lvlOverride>
@@ -1725,107 +2092,534 @@
 </file>
 
 <file path=word/styles.xml><?xml version="1.0" encoding="utf-8"?>
-<w:styles xmlns:mc="http://schemas.openxmlformats.org/markup-compatibility/2006" xmlns:r="http://schemas.openxmlformats.org/officeDocument/2006/relationships" xmlns:w="http://schemas.openxmlformats.org/wordprocessingml/2006/main" xmlns:w14="http://schemas.microsoft.com/office/word/2010/wordml" xmlns:w15="http://schemas.microsoft.com/office/word/2012/wordml" mc:Ignorable="w14 w15">
+<w:styles xmlns:mc="http://schemas.openxmlformats.org/markup-compatibility/2006" xmlns:r="http://schemas.openxmlformats.org/officeDocument/2006/relationships" xmlns:w="http://schemas.openxmlformats.org/wordprocessingml/2006/main" xmlns:w14="http://schemas.microsoft.com/office/word/2010/wordml" xmlns:w15="http://schemas.microsoft.com/office/word/2012/wordml" xmlns:w16cex="http://schemas.microsoft.com/office/word/2018/wordml/cex" xmlns:w16cid="http://schemas.microsoft.com/office/word/2016/wordml/cid" xmlns:w16="http://schemas.microsoft.com/office/word/2018/wordml" xmlns:w16du="http://schemas.microsoft.com/office/word/2023/wordml/word16du" xmlns:w16sdtdh="http://schemas.microsoft.com/office/word/2020/wordml/sdtdatahash" xmlns:w16sdtfl="http://schemas.microsoft.com/office/word/2024/wordml/sdtformatlock" xmlns:w16se="http://schemas.microsoft.com/office/word/2015/wordml/symex" mc:Ignorable="w14 w15 w16se w16cid w16 w16cex w16sdtdh w16sdtfl w16du">
   <w:docDefaults>
     <w:rPrDefault>
       <w:rPr>
-        <w:rFonts w:ascii="Arial" w:cs="Arial" w:eastAsia="Arial" w:hAnsi="Arial"/>
+        <w:rFonts w:ascii="Arial" w:eastAsia="Arial" w:hAnsi="Arial" w:cs="Arial"/>
         <w:sz w:val="21"/>
         <w:szCs w:val="21"/>
+        <w:lang w:val="fr-FR" w:eastAsia="fr-FR" w:bidi="ar-SA"/>
       </w:rPr>
     </w:rPrDefault>
     <w:pPrDefault/>
   </w:docDefaults>
-  <w:style w:type="paragraph" w:styleId="Title">
+  <w:latentStyles w:defLockedState="0" w:defUIPriority="99" w:defSemiHidden="0" w:defUnhideWhenUsed="0" w:defQFormat="0" w:count="376">
+    <w:lsdException w:name="Normal" w:uiPriority="0" w:qFormat="1"/>
+    <w:lsdException w:name="heading 1" w:uiPriority="9" w:qFormat="1"/>
+    <w:lsdException w:name="heading 2" w:semiHidden="1" w:uiPriority="9" w:unhideWhenUsed="1" w:qFormat="1"/>
+    <w:lsdException w:name="heading 3" w:semiHidden="1" w:uiPriority="9" w:unhideWhenUsed="1" w:qFormat="1"/>
+    <w:lsdException w:name="heading 4" w:semiHidden="1" w:uiPriority="9" w:unhideWhenUsed="1" w:qFormat="1"/>
+    <w:lsdException w:name="heading 5" w:semiHidden="1" w:uiPriority="9" w:unhideWhenUsed="1" w:qFormat="1"/>
+    <w:lsdException w:name="heading 6" w:semiHidden="1" w:uiPriority="9" w:unhideWhenUsed="1" w:qFormat="1"/>
+    <w:lsdException w:name="heading 7" w:semiHidden="1" w:uiPriority="9" w:unhideWhenUsed="1" w:qFormat="1"/>
+    <w:lsdException w:name="heading 8" w:semiHidden="1" w:uiPriority="9" w:unhideWhenUsed="1" w:qFormat="1"/>
+    <w:lsdException w:name="heading 9" w:semiHidden="1" w:uiPriority="9" w:unhideWhenUsed="1" w:qFormat="1"/>
+    <w:lsdException w:name="index 1" w:semiHidden="1" w:unhideWhenUsed="1"/>
+    <w:lsdException w:name="index 2" w:semiHidden="1" w:unhideWhenUsed="1"/>
+    <w:lsdException w:name="index 3" w:semiHidden="1" w:unhideWhenUsed="1"/>
+    <w:lsdException w:name="index 4" w:semiHidden="1" w:unhideWhenUsed="1"/>
+    <w:lsdException w:name="index 5" w:semiHidden="1" w:unhideWhenUsed="1"/>
+    <w:lsdException w:name="index 6" w:semiHidden="1" w:unhideWhenUsed="1"/>
+    <w:lsdException w:name="index 7" w:semiHidden="1" w:unhideWhenUsed="1"/>
+    <w:lsdException w:name="index 8" w:semiHidden="1" w:unhideWhenUsed="1"/>
+    <w:lsdException w:name="index 9" w:semiHidden="1" w:unhideWhenUsed="1"/>
+    <w:lsdException w:name="toc 1" w:semiHidden="1" w:uiPriority="39" w:unhideWhenUsed="1"/>
+    <w:lsdException w:name="toc 2" w:semiHidden="1" w:uiPriority="39" w:unhideWhenUsed="1"/>
+    <w:lsdException w:name="toc 3" w:semiHidden="1" w:uiPriority="39" w:unhideWhenUsed="1"/>
+    <w:lsdException w:name="toc 4" w:semiHidden="1" w:uiPriority="39" w:unhideWhenUsed="1"/>
+    <w:lsdException w:name="toc 5" w:semiHidden="1" w:uiPriority="39" w:unhideWhenUsed="1"/>
+    <w:lsdException w:name="toc 6" w:semiHidden="1" w:uiPriority="39" w:unhideWhenUsed="1"/>
+    <w:lsdException w:name="toc 7" w:semiHidden="1" w:uiPriority="39" w:unhideWhenUsed="1"/>
+    <w:lsdException w:name="toc 8" w:semiHidden="1" w:uiPriority="39" w:unhideWhenUsed="1"/>
+    <w:lsdException w:name="toc 9" w:semiHidden="1" w:uiPriority="39" w:unhideWhenUsed="1"/>
+    <w:lsdException w:name="Normal Indent" w:semiHidden="1" w:unhideWhenUsed="1"/>
+    <w:lsdException w:name="footnote text" w:semiHidden="1" w:unhideWhenUsed="1"/>
+    <w:lsdException w:name="annotation text" w:semiHidden="1" w:unhideWhenUsed="1"/>
+    <w:lsdException w:name="header" w:semiHidden="1" w:unhideWhenUsed="1"/>
+    <w:lsdException w:name="footer" w:semiHidden="1" w:unhideWhenUsed="1"/>
+    <w:lsdException w:name="index heading" w:semiHidden="1" w:unhideWhenUsed="1"/>
+    <w:lsdException w:name="caption" w:semiHidden="1" w:uiPriority="35" w:unhideWhenUsed="1" w:qFormat="1"/>
+    <w:lsdException w:name="table of figures" w:semiHidden="1" w:unhideWhenUsed="1"/>
+    <w:lsdException w:name="envelope address" w:semiHidden="1" w:unhideWhenUsed="1"/>
+    <w:lsdException w:name="envelope return" w:semiHidden="1" w:unhideWhenUsed="1"/>
+    <w:lsdException w:name="footnote reference" w:semiHidden="1" w:unhideWhenUsed="1"/>
+    <w:lsdException w:name="annotation reference" w:semiHidden="1" w:unhideWhenUsed="1"/>
+    <w:lsdException w:name="line number" w:semiHidden="1" w:unhideWhenUsed="1"/>
+    <w:lsdException w:name="page number" w:semiHidden="1" w:unhideWhenUsed="1"/>
+    <w:lsdException w:name="endnote reference" w:semiHidden="1" w:unhideWhenUsed="1"/>
+    <w:lsdException w:name="endnote text" w:semiHidden="1" w:unhideWhenUsed="1"/>
+    <w:lsdException w:name="table of authorities" w:semiHidden="1" w:unhideWhenUsed="1"/>
+    <w:lsdException w:name="macro" w:semiHidden="1" w:unhideWhenUsed="1"/>
+    <w:lsdException w:name="toa heading" w:semiHidden="1" w:unhideWhenUsed="1"/>
+    <w:lsdException w:name="List" w:semiHidden="1" w:unhideWhenUsed="1"/>
+    <w:lsdException w:name="List Bullet" w:semiHidden="1" w:unhideWhenUsed="1"/>
+    <w:lsdException w:name="List Number" w:semiHidden="1" w:unhideWhenUsed="1"/>
+    <w:lsdException w:name="List 2" w:semiHidden="1" w:unhideWhenUsed="1"/>
+    <w:lsdException w:name="List 3" w:semiHidden="1" w:unhideWhenUsed="1"/>
+    <w:lsdException w:name="List 4" w:semiHidden="1" w:unhideWhenUsed="1"/>
+    <w:lsdException w:name="List 5" w:semiHidden="1" w:unhideWhenUsed="1"/>
+    <w:lsdException w:name="List Bullet 2" w:semiHidden="1" w:unhideWhenUsed="1"/>
+    <w:lsdException w:name="List Bullet 3" w:semiHidden="1" w:unhideWhenUsed="1"/>
+    <w:lsdException w:name="List Bullet 4" w:semiHidden="1" w:unhideWhenUsed="1"/>
+    <w:lsdException w:name="List Bullet 5" w:semiHidden="1" w:unhideWhenUsed="1"/>
+    <w:lsdException w:name="List Number 2" w:semiHidden="1" w:unhideWhenUsed="1"/>
+    <w:lsdException w:name="List Number 3" w:semiHidden="1" w:unhideWhenUsed="1"/>
+    <w:lsdException w:name="List Number 4" w:semiHidden="1" w:unhideWhenUsed="1"/>
+    <w:lsdException w:name="List Number 5" w:semiHidden="1" w:unhideWhenUsed="1"/>
+    <w:lsdException w:name="Title" w:uiPriority="10" w:qFormat="1"/>
+    <w:lsdException w:name="Closing" w:semiHidden="1" w:unhideWhenUsed="1"/>
+    <w:lsdException w:name="Signature" w:semiHidden="1" w:unhideWhenUsed="1"/>
+    <w:lsdException w:name="Default Paragraph Font" w:semiHidden="1" w:uiPriority="1" w:unhideWhenUsed="1"/>
+    <w:lsdException w:name="Body Text" w:semiHidden="1" w:unhideWhenUsed="1"/>
+    <w:lsdException w:name="Body Text Indent" w:semiHidden="1" w:unhideWhenUsed="1"/>
+    <w:lsdException w:name="List Continue" w:semiHidden="1" w:unhideWhenUsed="1"/>
+    <w:lsdException w:name="List Continue 2" w:semiHidden="1" w:unhideWhenUsed="1"/>
+    <w:lsdException w:name="List Continue 3" w:semiHidden="1" w:unhideWhenUsed="1"/>
+    <w:lsdException w:name="List Continue 4" w:semiHidden="1" w:unhideWhenUsed="1"/>
+    <w:lsdException w:name="List Continue 5" w:semiHidden="1" w:unhideWhenUsed="1"/>
+    <w:lsdException w:name="Message Header" w:semiHidden="1" w:unhideWhenUsed="1"/>
+    <w:lsdException w:name="Subtitle" w:uiPriority="11" w:qFormat="1"/>
+    <w:lsdException w:name="Salutation" w:semiHidden="1" w:unhideWhenUsed="1"/>
+    <w:lsdException w:name="Date" w:semiHidden="1" w:unhideWhenUsed="1"/>
+    <w:lsdException w:name="Body Text First Indent" w:semiHidden="1" w:unhideWhenUsed="1"/>
+    <w:lsdException w:name="Body Text First Indent 2" w:semiHidden="1" w:unhideWhenUsed="1"/>
+    <w:lsdException w:name="Note Heading" w:semiHidden="1" w:unhideWhenUsed="1"/>
+    <w:lsdException w:name="Body Text 2" w:semiHidden="1" w:unhideWhenUsed="1"/>
+    <w:lsdException w:name="Body Text 3" w:semiHidden="1" w:unhideWhenUsed="1"/>
+    <w:lsdException w:name="Body Text Indent 2" w:semiHidden="1" w:unhideWhenUsed="1"/>
+    <w:lsdException w:name="Body Text Indent 3" w:semiHidden="1" w:unhideWhenUsed="1"/>
+    <w:lsdException w:name="Block Text" w:semiHidden="1" w:unhideWhenUsed="1"/>
+    <w:lsdException w:name="Hyperlink" w:semiHidden="1" w:unhideWhenUsed="1"/>
+    <w:lsdException w:name="FollowedHyperlink" w:semiHidden="1" w:unhideWhenUsed="1"/>
+    <w:lsdException w:name="Strong" w:uiPriority="22" w:qFormat="1"/>
+    <w:lsdException w:name="Emphasis" w:uiPriority="20" w:qFormat="1"/>
+    <w:lsdException w:name="Document Map" w:semiHidden="1" w:unhideWhenUsed="1"/>
+    <w:lsdException w:name="Plain Text" w:semiHidden="1" w:unhideWhenUsed="1"/>
+    <w:lsdException w:name="E-mail Signature" w:semiHidden="1" w:unhideWhenUsed="1"/>
+    <w:lsdException w:name="HTML Top of Form" w:semiHidden="1" w:unhideWhenUsed="1"/>
+    <w:lsdException w:name="HTML Bottom of Form" w:semiHidden="1" w:unhideWhenUsed="1"/>
+    <w:lsdException w:name="Normal (Web)" w:semiHidden="1" w:unhideWhenUsed="1"/>
+    <w:lsdException w:name="HTML Acronym" w:semiHidden="1" w:unhideWhenUsed="1"/>
+    <w:lsdException w:name="HTML Address" w:semiHidden="1" w:unhideWhenUsed="1"/>
+    <w:lsdException w:name="HTML Cite" w:semiHidden="1" w:unhideWhenUsed="1"/>
+    <w:lsdException w:name="HTML Code" w:semiHidden="1" w:unhideWhenUsed="1"/>
+    <w:lsdException w:name="HTML Definition" w:semiHidden="1" w:unhideWhenUsed="1"/>
+    <w:lsdException w:name="HTML Keyboard" w:semiHidden="1" w:unhideWhenUsed="1"/>
+    <w:lsdException w:name="HTML Preformatted" w:semiHidden="1" w:unhideWhenUsed="1"/>
+    <w:lsdException w:name="HTML Sample" w:semiHidden="1" w:unhideWhenUsed="1"/>
+    <w:lsdException w:name="HTML Typewriter" w:semiHidden="1" w:unhideWhenUsed="1"/>
+    <w:lsdException w:name="HTML Variable" w:semiHidden="1" w:unhideWhenUsed="1"/>
+    <w:lsdException w:name="Normal Table" w:semiHidden="1" w:unhideWhenUsed="1"/>
+    <w:lsdException w:name="annotation subject" w:semiHidden="1" w:unhideWhenUsed="1"/>
+    <w:lsdException w:name="No List" w:semiHidden="1" w:unhideWhenUsed="1"/>
+    <w:lsdException w:name="Outline List 1" w:semiHidden="1" w:unhideWhenUsed="1"/>
+    <w:lsdException w:name="Outline List 2" w:semiHidden="1" w:unhideWhenUsed="1"/>
+    <w:lsdException w:name="Outline List 3" w:semiHidden="1" w:unhideWhenUsed="1"/>
+    <w:lsdException w:name="Table Simple 1" w:semiHidden="1" w:unhideWhenUsed="1"/>
+    <w:lsdException w:name="Table Simple 2" w:semiHidden="1" w:unhideWhenUsed="1"/>
+    <w:lsdException w:name="Table Simple 3" w:semiHidden="1" w:unhideWhenUsed="1"/>
+    <w:lsdException w:name="Table Classic 1" w:semiHidden="1" w:unhideWhenUsed="1"/>
+    <w:lsdException w:name="Table Classic 2" w:semiHidden="1" w:unhideWhenUsed="1"/>
+    <w:lsdException w:name="Table Classic 3" w:semiHidden="1" w:unhideWhenUsed="1"/>
+    <w:lsdException w:name="Table Classic 4" w:semiHidden="1" w:unhideWhenUsed="1"/>
+    <w:lsdException w:name="Table Colorful 1" w:semiHidden="1" w:unhideWhenUsed="1"/>
+    <w:lsdException w:name="Table Colorful 2" w:semiHidden="1" w:unhideWhenUsed="1"/>
+    <w:lsdException w:name="Table Colorful 3" w:semiHidden="1" w:unhideWhenUsed="1"/>
+    <w:lsdException w:name="Table Columns 1" w:semiHidden="1" w:unhideWhenUsed="1"/>
+    <w:lsdException w:name="Table Columns 2" w:semiHidden="1" w:unhideWhenUsed="1"/>
+    <w:lsdException w:name="Table Columns 3" w:semiHidden="1" w:unhideWhenUsed="1"/>
+    <w:lsdException w:name="Table Columns 4" w:semiHidden="1" w:unhideWhenUsed="1"/>
+    <w:lsdException w:name="Table Columns 5" w:semiHidden="1" w:unhideWhenUsed="1"/>
+    <w:lsdException w:name="Table Grid 1" w:semiHidden="1" w:unhideWhenUsed="1"/>
+    <w:lsdException w:name="Table Grid 2" w:semiHidden="1" w:unhideWhenUsed="1"/>
+    <w:lsdException w:name="Table Grid 3" w:semiHidden="1" w:unhideWhenUsed="1"/>
+    <w:lsdException w:name="Table Grid 4" w:semiHidden="1" w:unhideWhenUsed="1"/>
+    <w:lsdException w:name="Table Grid 5" w:semiHidden="1" w:unhideWhenUsed="1"/>
+    <w:lsdException w:name="Table Grid 6" w:semiHidden="1" w:unhideWhenUsed="1"/>
+    <w:lsdException w:name="Table Grid 7" w:semiHidden="1" w:unhideWhenUsed="1"/>
+    <w:lsdException w:name="Table Grid 8" w:semiHidden="1" w:unhideWhenUsed="1"/>
+    <w:lsdException w:name="Table List 1" w:semiHidden="1" w:unhideWhenUsed="1"/>
+    <w:lsdException w:name="Table List 2" w:semiHidden="1" w:unhideWhenUsed="1"/>
+    <w:lsdException w:name="Table List 3" w:semiHidden="1" w:unhideWhenUsed="1"/>
+    <w:lsdException w:name="Table List 4" w:semiHidden="1" w:unhideWhenUsed="1"/>
+    <w:lsdException w:name="Table List 5" w:semiHidden="1" w:unhideWhenUsed="1"/>
+    <w:lsdException w:name="Table List 6" w:semiHidden="1" w:unhideWhenUsed="1"/>
+    <w:lsdException w:name="Table List 7" w:semiHidden="1" w:unhideWhenUsed="1"/>
+    <w:lsdException w:name="Table List 8" w:semiHidden="1" w:unhideWhenUsed="1"/>
+    <w:lsdException w:name="Table 3D effects 1" w:semiHidden="1" w:unhideWhenUsed="1"/>
+    <w:lsdException w:name="Table 3D effects 2" w:semiHidden="1" w:unhideWhenUsed="1"/>
+    <w:lsdException w:name="Table 3D effects 3" w:semiHidden="1" w:unhideWhenUsed="1"/>
+    <w:lsdException w:name="Table Contemporary" w:semiHidden="1" w:unhideWhenUsed="1"/>
+    <w:lsdException w:name="Table Elegant" w:semiHidden="1" w:unhideWhenUsed="1"/>
+    <w:lsdException w:name="Table Professional" w:semiHidden="1" w:unhideWhenUsed="1"/>
+    <w:lsdException w:name="Table Subtle 1" w:semiHidden="1" w:unhideWhenUsed="1"/>
+    <w:lsdException w:name="Table Subtle 2" w:semiHidden="1" w:unhideWhenUsed="1"/>
+    <w:lsdException w:name="Table Web 1" w:semiHidden="1" w:unhideWhenUsed="1"/>
+    <w:lsdException w:name="Table Web 2" w:semiHidden="1" w:unhideWhenUsed="1"/>
+    <w:lsdException w:name="Table Web 3" w:semiHidden="1" w:unhideWhenUsed="1"/>
+    <w:lsdException w:name="Balloon Text" w:semiHidden="1" w:unhideWhenUsed="1"/>
+    <w:lsdException w:name="Table Grid" w:uiPriority="39"/>
+    <w:lsdException w:name="Table Theme" w:semiHidden="1" w:unhideWhenUsed="1"/>
+    <w:lsdException w:name="Placeholder Text" w:semiHidden="1"/>
+    <w:lsdException w:name="No Spacing" w:uiPriority="1" w:qFormat="1"/>
+    <w:lsdException w:name="Light Shading" w:uiPriority="60"/>
+    <w:lsdException w:name="Light List" w:uiPriority="61"/>
+    <w:lsdException w:name="Light Grid" w:uiPriority="62"/>
+    <w:lsdException w:name="Medium Shading 1" w:uiPriority="63"/>
+    <w:lsdException w:name="Medium Shading 2" w:uiPriority="64"/>
+    <w:lsdException w:name="Medium List 1" w:uiPriority="65"/>
+    <w:lsdException w:name="Medium List 2" w:uiPriority="66"/>
+    <w:lsdException w:name="Medium Grid 1" w:uiPriority="67"/>
+    <w:lsdException w:name="Medium Grid 2" w:uiPriority="68"/>
+    <w:lsdException w:name="Medium Grid 3" w:uiPriority="69"/>
+    <w:lsdException w:name="Dark List" w:uiPriority="70"/>
+    <w:lsdException w:name="Colorful Shading" w:uiPriority="71"/>
+    <w:lsdException w:name="Colorful List" w:uiPriority="72"/>
+    <w:lsdException w:name="Colorful Grid" w:uiPriority="73"/>
+    <w:lsdException w:name="Light Shading Accent 1" w:uiPriority="60"/>
+    <w:lsdException w:name="Light List Accent 1" w:uiPriority="61"/>
+    <w:lsdException w:name="Light Grid Accent 1" w:uiPriority="62"/>
+    <w:lsdException w:name="Medium Shading 1 Accent 1" w:uiPriority="63"/>
+    <w:lsdException w:name="Medium Shading 2 Accent 1" w:uiPriority="64"/>
+    <w:lsdException w:name="Medium List 1 Accent 1" w:uiPriority="65"/>
+    <w:lsdException w:name="Revision" w:semiHidden="1"/>
+    <w:lsdException w:name="List Paragraph" w:uiPriority="34" w:qFormat="1"/>
+    <w:lsdException w:name="Quote" w:uiPriority="29" w:qFormat="1"/>
+    <w:lsdException w:name="Intense Quote" w:uiPriority="30" w:qFormat="1"/>
+    <w:lsdException w:name="Medium List 2 Accent 1" w:uiPriority="66"/>
+    <w:lsdException w:name="Medium Grid 1 Accent 1" w:uiPriority="67"/>
+    <w:lsdException w:name="Medium Grid 2 Accent 1" w:uiPriority="68"/>
+    <w:lsdException w:name="Medium Grid 3 Accent 1" w:uiPriority="69"/>
+    <w:lsdException w:name="Dark List Accent 1" w:uiPriority="70"/>
+    <w:lsdException w:name="Colorful Shading Accent 1" w:uiPriority="71"/>
+    <w:lsdException w:name="Colorful List Accent 1" w:uiPriority="72"/>
+    <w:lsdException w:name="Colorful Grid Accent 1" w:uiPriority="73"/>
+    <w:lsdException w:name="Light Shading Accent 2" w:uiPriority="60"/>
+    <w:lsdException w:name="Light List Accent 2" w:uiPriority="61"/>
+    <w:lsdException w:name="Light Grid Accent 2" w:uiPriority="62"/>
+    <w:lsdException w:name="Medium Shading 1 Accent 2" w:uiPriority="63"/>
+    <w:lsdException w:name="Medium Shading 2 Accent 2" w:uiPriority="64"/>
+    <w:lsdException w:name="Medium List 1 Accent 2" w:uiPriority="65"/>
+    <w:lsdException w:name="Medium List 2 Accent 2" w:uiPriority="66"/>
+    <w:lsdException w:name="Medium Grid 1 Accent 2" w:uiPriority="67"/>
+    <w:lsdException w:name="Medium Grid 2 Accent 2" w:uiPriority="68"/>
+    <w:lsdException w:name="Medium Grid 3 Accent 2" w:uiPriority="69"/>
+    <w:lsdException w:name="Dark List Accent 2" w:uiPriority="70"/>
+    <w:lsdException w:name="Colorful Shading Accent 2" w:uiPriority="71"/>
+    <w:lsdException w:name="Colorful List Accent 2" w:uiPriority="72"/>
+    <w:lsdException w:name="Colorful Grid Accent 2" w:uiPriority="73"/>
+    <w:lsdException w:name="Light Shading Accent 3" w:uiPriority="60"/>
+    <w:lsdException w:name="Light List Accent 3" w:uiPriority="61"/>
+    <w:lsdException w:name="Light Grid Accent 3" w:uiPriority="62"/>
+    <w:lsdException w:name="Medium Shading 1 Accent 3" w:uiPriority="63"/>
+    <w:lsdException w:name="Medium Shading 2 Accent 3" w:uiPriority="64"/>
+    <w:lsdException w:name="Medium List 1 Accent 3" w:uiPriority="65"/>
+    <w:lsdException w:name="Medium List 2 Accent 3" w:uiPriority="66"/>
+    <w:lsdException w:name="Medium Grid 1 Accent 3" w:uiPriority="67"/>
+    <w:lsdException w:name="Medium Grid 2 Accent 3" w:uiPriority="68"/>
+    <w:lsdException w:name="Medium Grid 3 Accent 3" w:uiPriority="69"/>
+    <w:lsdException w:name="Dark List Accent 3" w:uiPriority="70"/>
+    <w:lsdException w:name="Colorful Shading Accent 3" w:uiPriority="71"/>
+    <w:lsdException w:name="Colorful List Accent 3" w:uiPriority="72"/>
+    <w:lsdException w:name="Colorful Grid Accent 3" w:uiPriority="73"/>
+    <w:lsdException w:name="Light Shading Accent 4" w:uiPriority="60"/>
+    <w:lsdException w:name="Light List Accent 4" w:uiPriority="61"/>
+    <w:lsdException w:name="Light Grid Accent 4" w:uiPriority="62"/>
+    <w:lsdException w:name="Medium Shading 1 Accent 4" w:uiPriority="63"/>
+    <w:lsdException w:name="Medium Shading 2 Accent 4" w:uiPriority="64"/>
+    <w:lsdException w:name="Medium List 1 Accent 4" w:uiPriority="65"/>
+    <w:lsdException w:name="Medium List 2 Accent 4" w:uiPriority="66"/>
+    <w:lsdException w:name="Medium Grid 1 Accent 4" w:uiPriority="67"/>
+    <w:lsdException w:name="Medium Grid 2 Accent 4" w:uiPriority="68"/>
+    <w:lsdException w:name="Medium Grid 3 Accent 4" w:uiPriority="69"/>
+    <w:lsdException w:name="Dark List Accent 4" w:uiPriority="70"/>
+    <w:lsdException w:name="Colorful Shading Accent 4" w:uiPriority="71"/>
+    <w:lsdException w:name="Colorful List Accent 4" w:uiPriority="72"/>
+    <w:lsdException w:name="Colorful Grid Accent 4" w:uiPriority="73"/>
+    <w:lsdException w:name="Light Shading Accent 5" w:uiPriority="60"/>
+    <w:lsdException w:name="Light List Accent 5" w:uiPriority="61"/>
+    <w:lsdException w:name="Light Grid Accent 5" w:uiPriority="62"/>
+    <w:lsdException w:name="Medium Shading 1 Accent 5" w:uiPriority="63"/>
+    <w:lsdException w:name="Medium Shading 2 Accent 5" w:uiPriority="64"/>
+    <w:lsdException w:name="Medium List 1 Accent 5" w:uiPriority="65"/>
+    <w:lsdException w:name="Medium List 2 Accent 5" w:uiPriority="66"/>
+    <w:lsdException w:name="Medium Grid 1 Accent 5" w:uiPriority="67"/>
+    <w:lsdException w:name="Medium Grid 2 Accent 5" w:uiPriority="68"/>
+    <w:lsdException w:name="Medium Grid 3 Accent 5" w:uiPriority="69"/>
+    <w:lsdException w:name="Dark List Accent 5" w:uiPriority="70"/>
+    <w:lsdException w:name="Colorful Shading Accent 5" w:uiPriority="71"/>
+    <w:lsdException w:name="Colorful List Accent 5" w:uiPriority="72"/>
+    <w:lsdException w:name="Colorful Grid Accent 5" w:uiPriority="73"/>
+    <w:lsdException w:name="Light Shading Accent 6" w:uiPriority="60"/>
+    <w:lsdException w:name="Light List Accent 6" w:uiPriority="61"/>
+    <w:lsdException w:name="Light Grid Accent 6" w:uiPriority="62"/>
+    <w:lsdException w:name="Medium Shading 1 Accent 6" w:uiPriority="63"/>
+    <w:lsdException w:name="Medium Shading 2 Accent 6" w:uiPriority="64"/>
+    <w:lsdException w:name="Medium List 1 Accent 6" w:uiPriority="65"/>
+    <w:lsdException w:name="Medium List 2 Accent 6" w:uiPriority="66"/>
+    <w:lsdException w:name="Medium Grid 1 Accent 6" w:uiPriority="67"/>
+    <w:lsdException w:name="Medium Grid 2 Accent 6" w:uiPriority="68"/>
+    <w:lsdException w:name="Medium Grid 3 Accent 6" w:uiPriority="69"/>
+    <w:lsdException w:name="Dark List Accent 6" w:uiPriority="70"/>
+    <w:lsdException w:name="Colorful Shading Accent 6" w:uiPriority="71"/>
+    <w:lsdException w:name="Colorful List Accent 6" w:uiPriority="72"/>
+    <w:lsdException w:name="Colorful Grid Accent 6" w:uiPriority="73"/>
+    <w:lsdException w:name="Subtle Emphasis" w:uiPriority="19" w:qFormat="1"/>
+    <w:lsdException w:name="Intense Emphasis" w:uiPriority="21" w:qFormat="1"/>
+    <w:lsdException w:name="Subtle Reference" w:uiPriority="31" w:qFormat="1"/>
+    <w:lsdException w:name="Intense Reference" w:uiPriority="32" w:qFormat="1"/>
+    <w:lsdException w:name="Book Title" w:uiPriority="33" w:qFormat="1"/>
+    <w:lsdException w:name="Bibliography" w:semiHidden="1" w:uiPriority="37" w:unhideWhenUsed="1"/>
+    <w:lsdException w:name="TOC Heading" w:semiHidden="1" w:uiPriority="39" w:unhideWhenUsed="1" w:qFormat="1"/>
+    <w:lsdException w:name="Plain Table 1" w:uiPriority="41"/>
+    <w:lsdException w:name="Plain Table 2" w:uiPriority="42"/>
+    <w:lsdException w:name="Plain Table 3" w:uiPriority="43"/>
+    <w:lsdException w:name="Plain Table 4" w:uiPriority="44"/>
+    <w:lsdException w:name="Plain Table 5" w:uiPriority="45"/>
+    <w:lsdException w:name="Grid Table Light" w:uiPriority="40"/>
+    <w:lsdException w:name="Grid Table 1 Light" w:uiPriority="46"/>
+    <w:lsdException w:name="Grid Table 2" w:uiPriority="47"/>
+    <w:lsdException w:name="Grid Table 3" w:uiPriority="48"/>
+    <w:lsdException w:name="Grid Table 4" w:uiPriority="49"/>
+    <w:lsdException w:name="Grid Table 5 Dark" w:uiPriority="50"/>
+    <w:lsdException w:name="Grid Table 6 Colorful" w:uiPriority="51"/>
+    <w:lsdException w:name="Grid Table 7 Colorful" w:uiPriority="52"/>
+    <w:lsdException w:name="Grid Table 1 Light Accent 1" w:uiPriority="46"/>
+    <w:lsdException w:name="Grid Table 2 Accent 1" w:uiPriority="47"/>
+    <w:lsdException w:name="Grid Table 3 Accent 1" w:uiPriority="48"/>
+    <w:lsdException w:name="Grid Table 4 Accent 1" w:uiPriority="49"/>
+    <w:lsdException w:name="Grid Table 5 Dark Accent 1" w:uiPriority="50"/>
+    <w:lsdException w:name="Grid Table 6 Colorful Accent 1" w:uiPriority="51"/>
+    <w:lsdException w:name="Grid Table 7 Colorful Accent 1" w:uiPriority="52"/>
+    <w:lsdException w:name="Grid Table 1 Light Accent 2" w:uiPriority="46"/>
+    <w:lsdException w:name="Grid Table 2 Accent 2" w:uiPriority="47"/>
+    <w:lsdException w:name="Grid Table 3 Accent 2" w:uiPriority="48"/>
+    <w:lsdException w:name="Grid Table 4 Accent 2" w:uiPriority="49"/>
+    <w:lsdException w:name="Grid Table 5 Dark Accent 2" w:uiPriority="50"/>
+    <w:lsdException w:name="Grid Table 6 Colorful Accent 2" w:uiPriority="51"/>
+    <w:lsdException w:name="Grid Table 7 Colorful Accent 2" w:uiPriority="52"/>
+    <w:lsdException w:name="Grid Table 1 Light Accent 3" w:uiPriority="46"/>
+    <w:lsdException w:name="Grid Table 2 Accent 3" w:uiPriority="47"/>
+    <w:lsdException w:name="Grid Table 3 Accent 3" w:uiPriority="48"/>
+    <w:lsdException w:name="Grid Table 4 Accent 3" w:uiPriority="49"/>
+    <w:lsdException w:name="Grid Table 5 Dark Accent 3" w:uiPriority="50"/>
+    <w:lsdException w:name="Grid Table 6 Colorful Accent 3" w:uiPriority="51"/>
+    <w:lsdException w:name="Grid Table 7 Colorful Accent 3" w:uiPriority="52"/>
+    <w:lsdException w:name="Grid Table 1 Light Accent 4" w:uiPriority="46"/>
+    <w:lsdException w:name="Grid Table 2 Accent 4" w:uiPriority="47"/>
+    <w:lsdException w:name="Grid Table 3 Accent 4" w:uiPriority="48"/>
+    <w:lsdException w:name="Grid Table 4 Accent 4" w:uiPriority="49"/>
+    <w:lsdException w:name="Grid Table 5 Dark Accent 4" w:uiPriority="50"/>
+    <w:lsdException w:name="Grid Table 6 Colorful Accent 4" w:uiPriority="51"/>
+    <w:lsdException w:name="Grid Table 7 Colorful Accent 4" w:uiPriority="52"/>
+    <w:lsdException w:name="Grid Table 1 Light Accent 5" w:uiPriority="46"/>
+    <w:lsdException w:name="Grid Table 2 Accent 5" w:uiPriority="47"/>
+    <w:lsdException w:name="Grid Table 3 Accent 5" w:uiPriority="48"/>
+    <w:lsdException w:name="Grid Table 4 Accent 5" w:uiPriority="49"/>
+    <w:lsdException w:name="Grid Table 5 Dark Accent 5" w:uiPriority="50"/>
+    <w:lsdException w:name="Grid Table 6 Colorful Accent 5" w:uiPriority="51"/>
+    <w:lsdException w:name="Grid Table 7 Colorful Accent 5" w:uiPriority="52"/>
+    <w:lsdException w:name="Grid Table 1 Light Accent 6" w:uiPriority="46"/>
+    <w:lsdException w:name="Grid Table 2 Accent 6" w:uiPriority="47"/>
+    <w:lsdException w:name="Grid Table 3 Accent 6" w:uiPriority="48"/>
+    <w:lsdException w:name="Grid Table 4 Accent 6" w:uiPriority="49"/>
+    <w:lsdException w:name="Grid Table 5 Dark Accent 6" w:uiPriority="50"/>
+    <w:lsdException w:name="Grid Table 6 Colorful Accent 6" w:uiPriority="51"/>
+    <w:lsdException w:name="Grid Table 7 Colorful Accent 6" w:uiPriority="52"/>
+    <w:lsdException w:name="List Table 1 Light" w:uiPriority="46"/>
+    <w:lsdException w:name="List Table 2" w:uiPriority="47"/>
+    <w:lsdException w:name="List Table 3" w:uiPriority="48"/>
+    <w:lsdException w:name="List Table 4" w:uiPriority="49"/>
+    <w:lsdException w:name="List Table 5 Dark" w:uiPriority="50"/>
+    <w:lsdException w:name="List Table 6 Colorful" w:uiPriority="51"/>
+    <w:lsdException w:name="List Table 7 Colorful" w:uiPriority="52"/>
+    <w:lsdException w:name="List Table 1 Light Accent 1" w:uiPriority="46"/>
+    <w:lsdException w:name="List Table 2 Accent 1" w:uiPriority="47"/>
+    <w:lsdException w:name="List Table 3 Accent 1" w:uiPriority="48"/>
+    <w:lsdException w:name="List Table 4 Accent 1" w:uiPriority="49"/>
+    <w:lsdException w:name="List Table 5 Dark Accent 1" w:uiPriority="50"/>
+    <w:lsdException w:name="List Table 6 Colorful Accent 1" w:uiPriority="51"/>
+    <w:lsdException w:name="List Table 7 Colorful Accent 1" w:uiPriority="52"/>
+    <w:lsdException w:name="List Table 1 Light Accent 2" w:uiPriority="46"/>
+    <w:lsdException w:name="List Table 2 Accent 2" w:uiPriority="47"/>
+    <w:lsdException w:name="List Table 3 Accent 2" w:uiPriority="48"/>
+    <w:lsdException w:name="List Table 4 Accent 2" w:uiPriority="49"/>
+    <w:lsdException w:name="List Table 5 Dark Accent 2" w:uiPriority="50"/>
+    <w:lsdException w:name="List Table 6 Colorful Accent 2" w:uiPriority="51"/>
+    <w:lsdException w:name="List Table 7 Colorful Accent 2" w:uiPriority="52"/>
+    <w:lsdException w:name="List Table 1 Light Accent 3" w:uiPriority="46"/>
+    <w:lsdException w:name="List Table 2 Accent 3" w:uiPriority="47"/>
+    <w:lsdException w:name="List Table 3 Accent 3" w:uiPriority="48"/>
+    <w:lsdException w:name="List Table 4 Accent 3" w:uiPriority="49"/>
+    <w:lsdException w:name="List Table 5 Dark Accent 3" w:uiPriority="50"/>
+    <w:lsdException w:name="List Table 6 Colorful Accent 3" w:uiPriority="51"/>
+    <w:lsdException w:name="List Table 7 Colorful Accent 3" w:uiPriority="52"/>
+    <w:lsdException w:name="List Table 1 Light Accent 4" w:uiPriority="46"/>
+    <w:lsdException w:name="List Table 2 Accent 4" w:uiPriority="47"/>
+    <w:lsdException w:name="List Table 3 Accent 4" w:uiPriority="48"/>
+    <w:lsdException w:name="List Table 4 Accent 4" w:uiPriority="49"/>
+    <w:lsdException w:name="List Table 5 Dark Accent 4" w:uiPriority="50"/>
+    <w:lsdException w:name="List Table 6 Colorful Accent 4" w:uiPriority="51"/>
+    <w:lsdException w:name="List Table 7 Colorful Accent 4" w:uiPriority="52"/>
+    <w:lsdException w:name="List Table 1 Light Accent 5" w:uiPriority="46"/>
+    <w:lsdException w:name="List Table 2 Accent 5" w:uiPriority="47"/>
+    <w:lsdException w:name="List Table 3 Accent 5" w:uiPriority="48"/>
+    <w:lsdException w:name="List Table 4 Accent 5" w:uiPriority="49"/>
+    <w:lsdException w:name="List Table 5 Dark Accent 5" w:uiPriority="50"/>
+    <w:lsdException w:name="List Table 6 Colorful Accent 5" w:uiPriority="51"/>
+    <w:lsdException w:name="List Table 7 Colorful Accent 5" w:uiPriority="52"/>
+    <w:lsdException w:name="List Table 1 Light Accent 6" w:uiPriority="46"/>
+    <w:lsdException w:name="List Table 2 Accent 6" w:uiPriority="47"/>
+    <w:lsdException w:name="List Table 3 Accent 6" w:uiPriority="48"/>
+    <w:lsdException w:name="List Table 4 Accent 6" w:uiPriority="49"/>
+    <w:lsdException w:name="List Table 5 Dark Accent 6" w:uiPriority="50"/>
+    <w:lsdException w:name="List Table 6 Colorful Accent 6" w:uiPriority="51"/>
+    <w:lsdException w:name="List Table 7 Colorful Accent 6" w:uiPriority="52"/>
+    <w:lsdException w:name="Mention" w:semiHidden="1" w:unhideWhenUsed="1"/>
+    <w:lsdException w:name="Smart Hyperlink" w:semiHidden="1" w:unhideWhenUsed="1"/>
+    <w:lsdException w:name="Hashtag" w:semiHidden="1" w:unhideWhenUsed="1"/>
+    <w:lsdException w:name="Unresolved Mention" w:semiHidden="1" w:unhideWhenUsed="1"/>
+    <w:lsdException w:name="Smart Link" w:semiHidden="1" w:unhideWhenUsed="1"/>
+  </w:latentStyles>
+  <w:style w:type="paragraph" w:default="1" w:styleId="Normal">
+    <w:name w:val="Normal"/>
+    <w:qFormat/>
+  </w:style>
+  <w:style w:type="paragraph" w:styleId="Titre1">
+    <w:name w:val="heading 1"/>
+    <w:uiPriority w:val="9"/>
+    <w:qFormat/>
+    <w:pPr>
+      <w:outlineLvl w:val="0"/>
+    </w:pPr>
+    <w:rPr>
+      <w:color w:val="2E74B5"/>
+      <w:sz w:val="32"/>
+      <w:szCs w:val="32"/>
+    </w:rPr>
+  </w:style>
+  <w:style w:type="paragraph" w:styleId="Titre2">
+    <w:name w:val="heading 2"/>
+    <w:uiPriority w:val="9"/>
+    <w:semiHidden/>
+    <w:unhideWhenUsed/>
+    <w:qFormat/>
+    <w:pPr>
+      <w:outlineLvl w:val="1"/>
+    </w:pPr>
+    <w:rPr>
+      <w:color w:val="2E74B5"/>
+      <w:sz w:val="26"/>
+      <w:szCs w:val="26"/>
+    </w:rPr>
+  </w:style>
+  <w:style w:type="paragraph" w:styleId="Titre3">
+    <w:name w:val="heading 3"/>
+    <w:uiPriority w:val="9"/>
+    <w:semiHidden/>
+    <w:unhideWhenUsed/>
+    <w:qFormat/>
+    <w:pPr>
+      <w:outlineLvl w:val="2"/>
+    </w:pPr>
+    <w:rPr>
+      <w:color w:val="1F4D78"/>
+      <w:sz w:val="24"/>
+      <w:szCs w:val="24"/>
+    </w:rPr>
+  </w:style>
+  <w:style w:type="paragraph" w:styleId="Titre4">
+    <w:name w:val="heading 4"/>
+    <w:uiPriority w:val="9"/>
+    <w:semiHidden/>
+    <w:unhideWhenUsed/>
+    <w:qFormat/>
+    <w:pPr>
+      <w:outlineLvl w:val="3"/>
+    </w:pPr>
+    <w:rPr>
+      <w:i/>
+      <w:iCs/>
+      <w:color w:val="2E74B5"/>
+    </w:rPr>
+  </w:style>
+  <w:style w:type="paragraph" w:styleId="Titre5">
+    <w:name w:val="heading 5"/>
+    <w:uiPriority w:val="9"/>
+    <w:semiHidden/>
+    <w:unhideWhenUsed/>
+    <w:qFormat/>
+    <w:pPr>
+      <w:outlineLvl w:val="4"/>
+    </w:pPr>
+    <w:rPr>
+      <w:color w:val="2E74B5"/>
+    </w:rPr>
+  </w:style>
+  <w:style w:type="paragraph" w:styleId="Titre6">
+    <w:name w:val="heading 6"/>
+    <w:uiPriority w:val="9"/>
+    <w:semiHidden/>
+    <w:unhideWhenUsed/>
+    <w:qFormat/>
+    <w:pPr>
+      <w:outlineLvl w:val="5"/>
+    </w:pPr>
+    <w:rPr>
+      <w:color w:val="1F4D78"/>
+    </w:rPr>
+  </w:style>
+  <w:style w:type="character" w:default="1" w:styleId="Policepardfaut">
+    <w:name w:val="Default Paragraph Font"/>
+    <w:uiPriority w:val="1"/>
+    <w:semiHidden/>
+    <w:unhideWhenUsed/>
+  </w:style>
+  <w:style w:type="table" w:default="1" w:styleId="TableauNormal">
+    <w:name w:val="Normal Table"/>
+    <w:uiPriority w:val="99"/>
+    <w:semiHidden/>
+    <w:unhideWhenUsed/>
+    <w:tblPr>
+      <w:tblInd w:w="0" w:type="dxa"/>
+      <w:tblCellMar>
+        <w:top w:w="0" w:type="dxa"/>
+        <w:left w:w="108" w:type="dxa"/>
+        <w:bottom w:w="0" w:type="dxa"/>
+        <w:right w:w="108" w:type="dxa"/>
+      </w:tblCellMar>
+    </w:tblPr>
+  </w:style>
+  <w:style w:type="numbering" w:default="1" w:styleId="Aucuneliste">
+    <w:name w:val="No List"/>
+    <w:uiPriority w:val="99"/>
+    <w:semiHidden/>
+    <w:unhideWhenUsed/>
+  </w:style>
+  <w:style w:type="paragraph" w:styleId="Titre">
     <w:name w:val="Title"/>
-    <w:basedOn w:val="Normal"/>
-    <w:next w:val="Normal"/>
+    <w:uiPriority w:val="10"/>
     <w:qFormat/>
     <w:rPr>
       <w:sz w:val="56"/>
       <w:szCs w:val="56"/>
     </w:rPr>
   </w:style>
-  <w:style w:type="paragraph" w:styleId="Heading1">
-    <w:name w:val="Heading 1"/>
-    <w:basedOn w:val="Normal"/>
-    <w:next w:val="Normal"/>
-    <w:qFormat/>
-    <w:rPr>
-      <w:color w:val="2E74B5"/>
-      <w:sz w:val="32"/>
-      <w:szCs w:val="32"/>
-    </w:rPr>
-  </w:style>
-  <w:style w:type="paragraph" w:styleId="Heading2">
-    <w:name w:val="Heading 2"/>
-    <w:basedOn w:val="Normal"/>
-    <w:next w:val="Normal"/>
-    <w:qFormat/>
-    <w:rPr>
-      <w:color w:val="2E74B5"/>
-      <w:sz w:val="26"/>
-      <w:szCs w:val="26"/>
-    </w:rPr>
-  </w:style>
-  <w:style w:type="paragraph" w:styleId="Heading3">
-    <w:name w:val="Heading 3"/>
-    <w:basedOn w:val="Normal"/>
-    <w:next w:val="Normal"/>
-    <w:qFormat/>
-    <w:rPr>
-      <w:color w:val="1F4D78"/>
-      <w:sz w:val="24"/>
-      <w:szCs w:val="24"/>
-    </w:rPr>
-  </w:style>
-  <w:style w:type="paragraph" w:styleId="Heading4">
-    <w:name w:val="Heading 4"/>
-    <w:basedOn w:val="Normal"/>
-    <w:next w:val="Normal"/>
-    <w:qFormat/>
-    <w:rPr>
-      <w:i/>
-      <w:iCs/>
-      <w:color w:val="2E74B5"/>
-    </w:rPr>
-  </w:style>
-  <w:style w:type="paragraph" w:styleId="Heading5">
-    <w:name w:val="Heading 5"/>
-    <w:basedOn w:val="Normal"/>
-    <w:next w:val="Normal"/>
-    <w:qFormat/>
-    <w:rPr>
-      <w:color w:val="2E74B5"/>
-    </w:rPr>
-  </w:style>
-  <w:style w:type="paragraph" w:styleId="Heading6">
-    <w:name w:val="Heading 6"/>
-    <w:basedOn w:val="Normal"/>
-    <w:next w:val="Normal"/>
-    <w:qFormat/>
-    <w:rPr>
-      <w:color w:val="1F4D78"/>
-    </w:rPr>
-  </w:style>
-  <w:style w:type="paragraph" w:styleId="Strong">
-    <w:name w:val="Strong"/>
-    <w:basedOn w:val="Normal"/>
-    <w:next w:val="Normal"/>
+  <w:style w:type="paragraph" w:customStyle="1" w:styleId="lev1">
+    <w:name w:val="Élevé1"/>
     <w:qFormat/>
     <w:rPr>
       <w:b/>
       <w:bCs/>
     </w:rPr>
   </w:style>
-  <w:style w:type="paragraph" w:styleId="ListParagraph">
+  <w:style w:type="paragraph" w:styleId="Paragraphedeliste">
     <w:name w:val="List Paragraph"/>
-    <w:basedOn w:val="Normal"/>
     <w:qFormat/>
   </w:style>
-  <w:style w:type="character" w:styleId="Hyperlink">
+  <w:style w:type="character" w:styleId="Lienhypertexte">
     <w:name w:val="Hyperlink"/>
-    <w:basedOn w:val="DefaultParagraphFont"/>
     <w:uiPriority w:val="99"/>
     <w:unhideWhenUsed/>
     <w:rPr>
@@ -1833,9 +2627,8 @@
       <w:u w:val="single"/>
     </w:rPr>
   </w:style>
-  <w:style w:type="character" w:styleId="FootnoteReference">
+  <w:style w:type="character" w:styleId="Appelnotedebasdep">
     <w:name w:val="footnote reference"/>
-    <w:basedOn w:val="DefaultParagraphFont"/>
     <w:uiPriority w:val="99"/>
     <w:semiHidden/>
     <w:unhideWhenUsed/>
@@ -1843,25 +2636,9 @@
       <w:vertAlign w:val="superscript"/>
     </w:rPr>
   </w:style>
-  <w:style w:type="paragraph" w:styleId="FootnoteText">
+  <w:style w:type="paragraph" w:styleId="Notedebasdepage">
     <w:name w:val="footnote text"/>
-    <w:basedOn w:val="Normal"/>
-    <w:link w:val="FootnoteTextChar"/>
-    <w:uiPriority w:val="99"/>
-    <w:semiHidden/>
-    <w:unhideWhenUsed/>
-    <w:pPr>
-      <w:spacing w:after="0" w:line="240" w:lineRule="auto"/>
-    </w:pPr>
-    <w:rPr>
-      <w:sz w:val="20"/>
-      <w:szCs w:val="20"/>
-    </w:rPr>
-  </w:style>
-  <w:style w:type="character" w:styleId="FootnoteTextChar">
-    <w:name w:val="Footnote Text Char"/>
-    <w:basedOn w:val="DefaultParagraphFont"/>
-    <w:link w:val="FootnoteText"/>
+    <w:link w:val="NotedebasdepageCar"/>
     <w:uiPriority w:val="99"/>
     <w:semiHidden/>
     <w:unhideWhenUsed/>
@@ -1870,9 +2647,19 @@
       <w:szCs w:val="20"/>
     </w:rPr>
   </w:style>
-  <w:style w:type="character" w:styleId="EndnoteReference">
+  <w:style w:type="character" w:customStyle="1" w:styleId="NotedebasdepageCar">
+    <w:name w:val="Note de bas de page Car"/>
+    <w:link w:val="Notedebasdepage"/>
+    <w:uiPriority w:val="99"/>
+    <w:semiHidden/>
+    <w:unhideWhenUsed/>
+    <w:rPr>
+      <w:sz w:val="20"/>
+      <w:szCs w:val="20"/>
+    </w:rPr>
+  </w:style>
+  <w:style w:type="character" w:styleId="Appeldenotedefin">
     <w:name w:val="endnote reference"/>
-    <w:basedOn w:val="DefaultParagraphFont"/>
     <w:uiPriority w:val="99"/>
     <w:semiHidden/>
     <w:unhideWhenUsed/>
@@ -1880,25 +2667,20 @@
       <w:vertAlign w:val="superscript"/>
     </w:rPr>
   </w:style>
-  <w:style w:type="paragraph" w:styleId="EndnoteText">
+  <w:style w:type="paragraph" w:styleId="Notedefin">
     <w:name w:val="endnote text"/>
-    <w:basedOn w:val="Normal"/>
-    <w:link w:val="EndnoteTextChar"/>
+    <w:link w:val="NotedefinCar"/>
     <w:uiPriority w:val="99"/>
     <w:semiHidden/>
     <w:unhideWhenUsed/>
-    <w:pPr>
-      <w:spacing w:after="0" w:line="240" w:lineRule="auto"/>
-    </w:pPr>
     <w:rPr>
       <w:sz w:val="20"/>
       <w:szCs w:val="20"/>
     </w:rPr>
   </w:style>
-  <w:style w:type="character" w:styleId="EndnoteTextChar">
-    <w:name w:val="Endnote Text Char"/>
-    <w:basedOn w:val="DefaultParagraphFont"/>
-    <w:link w:val="EndnoteText"/>
+  <w:style w:type="character" w:customStyle="1" w:styleId="NotedefinCar">
+    <w:name w:val="Note de fin Car"/>
+    <w:link w:val="Notedefin"/>
     <w:uiPriority w:val="99"/>
     <w:semiHidden/>
     <w:unhideWhenUsed/>
@@ -1908,4 +2690,319 @@
     </w:rPr>
   </w:style>
 </w:styles>
+</file>
+
+<file path=word/theme/theme1.xml><?xml version="1.0" encoding="utf-8"?>
+<a:theme xmlns:a="http://schemas.openxmlformats.org/drawingml/2006/main" name="Thème Office">
+  <a:themeElements>
+    <a:clrScheme name="Office">
+      <a:dk1>
+        <a:sysClr val="windowText" lastClr="000000"/>
+      </a:dk1>
+      <a:lt1>
+        <a:sysClr val="window" lastClr="FFFFFF"/>
+      </a:lt1>
+      <a:dk2>
+        <a:srgbClr val="0E2841"/>
+      </a:dk2>
+      <a:lt2>
+        <a:srgbClr val="E8E8E8"/>
+      </a:lt2>
+      <a:accent1>
+        <a:srgbClr val="156082"/>
+      </a:accent1>
+      <a:accent2>
+        <a:srgbClr val="E97132"/>
+      </a:accent2>
+      <a:accent3>
+        <a:srgbClr val="196B24"/>
+      </a:accent3>
+      <a:accent4>
+        <a:srgbClr val="0F9ED5"/>
+      </a:accent4>
+      <a:accent5>
+        <a:srgbClr val="A02B93"/>
+      </a:accent5>
+      <a:accent6>
+        <a:srgbClr val="4EA72E"/>
+      </a:accent6>
+      <a:hlink>
+        <a:srgbClr val="467886"/>
+      </a:hlink>
+      <a:folHlink>
+        <a:srgbClr val="96607D"/>
+      </a:folHlink>
+    </a:clrScheme>
+    <a:fontScheme name="Office">
+      <a:majorFont>
+        <a:latin typeface="Aptos Display" panose="02110004020202020204"/>
+        <a:ea typeface=""/>
+        <a:cs typeface=""/>
+        <a:font script="Jpan" typeface="游ゴシック Light"/>
+        <a:font script="Hang" typeface="맑은 고딕"/>
+        <a:font script="Hans" typeface="等线 Light"/>
+        <a:font script="Hant" typeface="新細明體"/>
+        <a:font script="Arab" typeface="Times New Roman"/>
+        <a:font script="Hebr" typeface="Times New Roman"/>
+        <a:font script="Thai" typeface="Angsana New"/>
+        <a:font script="Ethi" typeface="Nyala"/>
+        <a:font script="Beng" typeface="Vrinda"/>
+        <a:font script="Gujr" typeface="Shruti"/>
+        <a:font script="Khmr" typeface="MoolBoran"/>
+        <a:font script="Knda" typeface="Tunga"/>
+        <a:font script="Guru" typeface="Raavi"/>
+        <a:font script="Cans" typeface="Euphemia"/>
+        <a:font script="Cher" typeface="Plantagenet Cherokee"/>
+        <a:font script="Yiii" typeface="Microsoft Yi Baiti"/>
+        <a:font script="Tibt" typeface="Microsoft Himalaya"/>
+        <a:font script="Thaa" typeface="MV Boli"/>
+        <a:font script="Deva" typeface="Mangal"/>
+        <a:font script="Telu" typeface="Gautami"/>
+        <a:font script="Taml" typeface="Latha"/>
+        <a:font script="Syrc" typeface="Estrangelo Edessa"/>
+        <a:font script="Orya" typeface="Kalinga"/>
+        <a:font script="Mlym" typeface="Kartika"/>
+        <a:font script="Laoo" typeface="DokChampa"/>
+        <a:font script="Sinh" typeface="Iskoola Pota"/>
+        <a:font script="Mong" typeface="Mongolian Baiti"/>
+        <a:font script="Viet" typeface="Times New Roman"/>
+        <a:font script="Uigh" typeface="Microsoft Uighur"/>
+        <a:font script="Geor" typeface="Sylfaen"/>
+        <a:font script="Armn" typeface="Arial"/>
+        <a:font script="Bugi" typeface="Leelawadee UI"/>
+        <a:font script="Bopo" typeface="Microsoft JhengHei"/>
+        <a:font script="Java" typeface="Javanese Text"/>
+        <a:font script="Lisu" typeface="Segoe UI"/>
+        <a:font script="Mymr" typeface="Myanmar Text"/>
+        <a:font script="Nkoo" typeface="Ebrima"/>
+        <a:font script="Olck" typeface="Nirmala UI"/>
+        <a:font script="Osma" typeface="Ebrima"/>
+        <a:font script="Phag" typeface="Phagspa"/>
+        <a:font script="Syrn" typeface="Estrangelo Edessa"/>
+        <a:font script="Syrj" typeface="Estrangelo Edessa"/>
+        <a:font script="Syre" typeface="Estrangelo Edessa"/>
+        <a:font script="Sora" typeface="Nirmala UI"/>
+        <a:font script="Tale" typeface="Microsoft Tai Le"/>
+        <a:font script="Talu" typeface="Microsoft New Tai Lue"/>
+        <a:font script="Tfng" typeface="Ebrima"/>
+      </a:majorFont>
+      <a:minorFont>
+        <a:latin typeface="Aptos" panose="02110004020202020204"/>
+        <a:ea typeface=""/>
+        <a:cs typeface=""/>
+        <a:font script="Jpan" typeface="游明朝"/>
+        <a:font script="Hang" typeface="맑은 고딕"/>
+        <a:font script="Hans" typeface="等线"/>
+        <a:font script="Hant" typeface="新細明體"/>
+        <a:font script="Arab" typeface="Arial"/>
+        <a:font script="Hebr" typeface="Arial"/>
+        <a:font script="Thai" typeface="Cordia New"/>
+        <a:font script="Ethi" typeface="Nyala"/>
+        <a:font script="Beng" typeface="Vrinda"/>
+        <a:font script="Gujr" typeface="Shruti"/>
+        <a:font script="Khmr" typeface="DaunPenh"/>
+        <a:font script="Knda" typeface="Tunga"/>
+        <a:font script="Guru" typeface="Raavi"/>
+        <a:font script="Cans" typeface="Euphemia"/>
+        <a:font script="Cher" typeface="Plantagenet Cherokee"/>
+        <a:font script="Yiii" typeface="Microsoft Yi Baiti"/>
+        <a:font script="Tibt" typeface="Microsoft Himalaya"/>
+        <a:font script="Thaa" typeface="MV Boli"/>
+        <a:font script="Deva" typeface="Mangal"/>
+        <a:font script="Telu" typeface="Gautami"/>
+        <a:font script="Taml" typeface="Latha"/>
+        <a:font script="Syrc" typeface="Estrangelo Edessa"/>
+        <a:font script="Orya" typeface="Kalinga"/>
+        <a:font script="Mlym" typeface="Kartika"/>
+        <a:font script="Laoo" typeface="DokChampa"/>
+        <a:font script="Sinh" typeface="Iskoola Pota"/>
+        <a:font script="Mong" typeface="Mongolian Baiti"/>
+        <a:font script="Viet" typeface="Arial"/>
+        <a:font script="Uigh" typeface="Microsoft Uighur"/>
+        <a:font script="Geor" typeface="Sylfaen"/>
+        <a:font script="Armn" typeface="Arial"/>
+        <a:font script="Bugi" typeface="Leelawadee UI"/>
+        <a:font script="Bopo" typeface="Microsoft JhengHei"/>
+        <a:font script="Java" typeface="Javanese Text"/>
+        <a:font script="Lisu" typeface="Segoe UI"/>
+        <a:font script="Mymr" typeface="Myanmar Text"/>
+        <a:font script="Nkoo" typeface="Ebrima"/>
+        <a:font script="Olck" typeface="Nirmala UI"/>
+        <a:font script="Osma" typeface="Ebrima"/>
+        <a:font script="Phag" typeface="Phagspa"/>
+        <a:font script="Syrn" typeface="Estrangelo Edessa"/>
+        <a:font script="Syrj" typeface="Estrangelo Edessa"/>
+        <a:font script="Syre" typeface="Estrangelo Edessa"/>
+        <a:font script="Sora" typeface="Nirmala UI"/>
+        <a:font script="Tale" typeface="Microsoft Tai Le"/>
+        <a:font script="Talu" typeface="Microsoft New Tai Lue"/>
+        <a:font script="Tfng" typeface="Ebrima"/>
+      </a:minorFont>
+    </a:fontScheme>
+    <a:fmtScheme name="Office">
+      <a:fillStyleLst>
+        <a:solidFill>
+          <a:schemeClr val="phClr"/>
+        </a:solidFill>
+        <a:gradFill rotWithShape="1">
+          <a:gsLst>
+            <a:gs pos="0">
+              <a:schemeClr val="phClr">
+                <a:lumMod val="110000"/>
+                <a:satMod val="105000"/>
+                <a:tint val="67000"/>
+              </a:schemeClr>
+            </a:gs>
+            <a:gs pos="50000">
+              <a:schemeClr val="phClr">
+                <a:lumMod val="105000"/>
+                <a:satMod val="103000"/>
+                <a:tint val="73000"/>
+              </a:schemeClr>
+            </a:gs>
+            <a:gs pos="100000">
+              <a:schemeClr val="phClr">
+                <a:lumMod val="105000"/>
+                <a:satMod val="109000"/>
+                <a:tint val="81000"/>
+              </a:schemeClr>
+            </a:gs>
+          </a:gsLst>
+          <a:lin ang="5400000" scaled="0"/>
+        </a:gradFill>
+        <a:gradFill rotWithShape="1">
+          <a:gsLst>
+            <a:gs pos="0">
+              <a:schemeClr val="phClr">
+                <a:satMod val="103000"/>
+                <a:lumMod val="102000"/>
+                <a:tint val="94000"/>
+              </a:schemeClr>
+            </a:gs>
+            <a:gs pos="50000">
+              <a:schemeClr val="phClr">
+                <a:satMod val="110000"/>
+                <a:lumMod val="100000"/>
+                <a:shade val="100000"/>
+              </a:schemeClr>
+            </a:gs>
+            <a:gs pos="100000">
+              <a:schemeClr val="phClr">
+                <a:lumMod val="99000"/>
+                <a:satMod val="120000"/>
+                <a:shade val="78000"/>
+              </a:schemeClr>
+            </a:gs>
+          </a:gsLst>
+          <a:lin ang="5400000" scaled="0"/>
+        </a:gradFill>
+      </a:fillStyleLst>
+      <a:lnStyleLst>
+        <a:ln w="12700" cap="flat" cmpd="sng" algn="ctr">
+          <a:solidFill>
+            <a:schemeClr val="phClr"/>
+          </a:solidFill>
+          <a:prstDash val="solid"/>
+          <a:miter lim="800000"/>
+        </a:ln>
+        <a:ln w="19050" cap="flat" cmpd="sng" algn="ctr">
+          <a:solidFill>
+            <a:schemeClr val="phClr"/>
+          </a:solidFill>
+          <a:prstDash val="solid"/>
+          <a:miter lim="800000"/>
+        </a:ln>
+        <a:ln w="25400" cap="flat" cmpd="sng" algn="ctr">
+          <a:solidFill>
+            <a:schemeClr val="phClr"/>
+          </a:solidFill>
+          <a:prstDash val="solid"/>
+          <a:miter lim="800000"/>
+        </a:ln>
+      </a:lnStyleLst>
+      <a:effectStyleLst>
+        <a:effectStyle>
+          <a:effectLst/>
+        </a:effectStyle>
+        <a:effectStyle>
+          <a:effectLst/>
+        </a:effectStyle>
+        <a:effectStyle>
+          <a:effectLst>
+            <a:outerShdw blurRad="57150" dist="19050" dir="5400000" algn="ctr" rotWithShape="0">
+              <a:srgbClr val="000000">
+                <a:alpha val="63000"/>
+              </a:srgbClr>
+            </a:outerShdw>
+          </a:effectLst>
+        </a:effectStyle>
+      </a:effectStyleLst>
+      <a:bgFillStyleLst>
+        <a:solidFill>
+          <a:schemeClr val="phClr"/>
+        </a:solidFill>
+        <a:solidFill>
+          <a:schemeClr val="phClr">
+            <a:tint val="95000"/>
+            <a:satMod val="170000"/>
+          </a:schemeClr>
+        </a:solidFill>
+        <a:gradFill rotWithShape="1">
+          <a:gsLst>
+            <a:gs pos="0">
+              <a:schemeClr val="phClr">
+                <a:tint val="93000"/>
+                <a:satMod val="150000"/>
+                <a:shade val="98000"/>
+                <a:lumMod val="102000"/>
+              </a:schemeClr>
+            </a:gs>
+            <a:gs pos="50000">
+              <a:schemeClr val="phClr">
+                <a:tint val="98000"/>
+                <a:satMod val="130000"/>
+                <a:shade val="90000"/>
+                <a:lumMod val="103000"/>
+              </a:schemeClr>
+            </a:gs>
+            <a:gs pos="100000">
+              <a:schemeClr val="phClr">
+                <a:shade val="63000"/>
+                <a:satMod val="120000"/>
+              </a:schemeClr>
+            </a:gs>
+          </a:gsLst>
+          <a:lin ang="5400000" scaled="0"/>
+        </a:gradFill>
+      </a:bgFillStyleLst>
+    </a:fmtScheme>
+  </a:themeElements>
+  <a:objectDefaults>
+    <a:lnDef>
+      <a:spPr/>
+      <a:bodyPr/>
+      <a:lstStyle/>
+      <a:style>
+        <a:lnRef idx="2">
+          <a:schemeClr val="accent1"/>
+        </a:lnRef>
+        <a:fillRef idx="0">
+          <a:schemeClr val="accent1"/>
+        </a:fillRef>
+        <a:effectRef idx="1">
+          <a:schemeClr val="accent1"/>
+        </a:effectRef>
+        <a:fontRef idx="minor">
+          <a:schemeClr val="tx1"/>
+        </a:fontRef>
+      </a:style>
+    </a:lnDef>
+  </a:objectDefaults>
+  <a:extraClrSchemeLst/>
+  <a:extLst>
+    <a:ext uri="{05A4C25C-085E-4340-85A3-A5531E510DB2}">
+      <thm15:themeFamily xmlns:thm15="http://schemas.microsoft.com/office/thememl/2012/main" name="Office Theme" id="{2E142A2C-CD16-42D6-873A-C26D2A0506FA}" vid="{1BDDFF52-6CD6-40A5-AB3C-68EB2F1E4D0A}"/>
+    </a:ext>
+  </a:extLst>
+</a:theme>
 </file>
--- a/Rapport d'études Exoplanètes.docx
+++ b/Rapport d'études Exoplanètes.docx
@@ -1,6 +1,6 @@
 
 <file path=word/document.xml><?xml version="1.0" encoding="utf-8"?>
-<w:document xmlns:wpc="http://schemas.microsoft.com/office/word/2010/wordprocessingCanvas" xmlns:cx="http://schemas.microsoft.com/office/drawing/2014/chartex" xmlns:cx1="http://schemas.microsoft.com/office/drawing/2015/9/8/chartex" xmlns:cx2="http://schemas.microsoft.com/office/drawing/2015/10/21/chartex" xmlns:cx3="http://schemas.microsoft.com/office/drawing/2016/5/9/chartex" xmlns:cx4="http://schemas.microsoft.com/office/drawing/2016/5/10/chartex" xmlns:cx5="http://schemas.microsoft.com/office/drawing/2016/5/11/chartex" xmlns:cx6="http://schemas.microsoft.com/office/drawing/2016/5/12/chartex" xmlns:cx7="http://schemas.microsoft.com/office/drawing/2016/5/13/chartex" xmlns:cx8="http://schemas.microsoft.com/office/drawing/2016/5/14/chartex" xmlns:mc="http://schemas.openxmlformats.org/markup-compatibility/2006" xmlns:aink="http://schemas.microsoft.com/office/drawing/2016/ink" xmlns:am3d="http://schemas.microsoft.com/office/drawing/2017/model3d" xmlns:o="urn:schemas-microsoft-com:office:office" xmlns:oel="http://schemas.microsoft.com/office/2019/extlst" xmlns:r="http://schemas.openxmlformats.org/officeDocument/2006/relationships" xmlns:m="http://schemas.openxmlformats.org/officeDocument/2006/math" xmlns:v="urn:schemas-microsoft-com:vml" xmlns:wp14="http://schemas.microsoft.com/office/word/2010/wordprocessingDrawing" xmlns:wp="http://schemas.openxmlformats.org/drawingml/2006/wordprocessingDrawing" xmlns:w10="urn:schemas-microsoft-com:office:word" xmlns:w="http://schemas.openxmlformats.org/wordprocessingml/2006/main" xmlns:w14="http://schemas.microsoft.com/office/word/2010/wordml" xmlns:w15="http://schemas.microsoft.com/office/word/2012/wordml" xmlns:w16cex="http://schemas.microsoft.com/office/word/2018/wordml/cex" xmlns:w16cid="http://schemas.microsoft.com/office/word/2016/wordml/cid" xmlns:w16="http://schemas.microsoft.com/office/word/2018/wordml" xmlns:w16du="http://schemas.microsoft.com/office/word/2023/wordml/word16du" xmlns:w16sdtdh="http://schemas.microsoft.com/office/word/2020/wordml/sdtdatahash" xmlns:w16sdtfl="http://schemas.microsoft.com/office/word/2024/wordml/sdtformatlock" xmlns:w16se="http://schemas.microsoft.com/office/word/2015/wordml/symex" xmlns:wpg="http://schemas.microsoft.com/office/word/2010/wordprocessingGroup" xmlns:wpi="http://schemas.microsoft.com/office/word/2010/wordprocessingInk" xmlns:wne="http://schemas.microsoft.com/office/word/2006/wordml" xmlns:wps="http://schemas.microsoft.com/office/word/2010/wordprocessingShape" mc:Ignorable="w14 w15 w16se w16cid w16 w16cex w16sdtdh w16sdtfl w16du wp14">
+<w:document xmlns:wpc="http://schemas.microsoft.com/office/word/2010/wordprocessingCanvas" xmlns:cx="http://schemas.microsoft.com/office/drawing/2014/chartex" xmlns:cx1="http://schemas.microsoft.com/office/drawing/2015/9/8/chartex" xmlns:cx2="http://schemas.microsoft.com/office/drawing/2015/10/21/chartex" xmlns:cx3="http://schemas.microsoft.com/office/drawing/2016/5/9/chartex" xmlns:cx4="http://schemas.microsoft.com/office/drawing/2016/5/10/chartex" xmlns:cx5="http://schemas.microsoft.com/office/drawing/2016/5/11/chartex" xmlns:cx6="http://schemas.microsoft.com/office/drawing/2016/5/12/chartex" xmlns:cx7="http://schemas.microsoft.com/office/drawing/2016/5/13/chartex" xmlns:cx8="http://schemas.microsoft.com/office/drawing/2016/5/14/chartex" xmlns:mc="http://schemas.openxmlformats.org/markup-compatibility/2006" xmlns:aink="http://schemas.microsoft.com/office/drawing/2016/ink" xmlns:am3d="http://schemas.microsoft.com/office/drawing/2017/model3d" xmlns:o="urn:schemas-microsoft-com:office:office" xmlns:r="http://schemas.openxmlformats.org/officeDocument/2006/relationships" xmlns:m="http://schemas.openxmlformats.org/officeDocument/2006/math" xmlns:v="urn:schemas-microsoft-com:vml" xmlns:wp14="http://schemas.microsoft.com/office/word/2010/wordprocessingDrawing" xmlns:wp="http://schemas.openxmlformats.org/drawingml/2006/wordprocessingDrawing" xmlns:w10="urn:schemas-microsoft-com:office:word" xmlns:w="http://schemas.openxmlformats.org/wordprocessingml/2006/main" xmlns:w14="http://schemas.microsoft.com/office/word/2010/wordml" xmlns:w15="http://schemas.microsoft.com/office/word/2012/wordml" xmlns:w16cex="http://schemas.microsoft.com/office/word/2018/wordml/cex" xmlns:w16cid="http://schemas.microsoft.com/office/word/2016/wordml/cid" xmlns:w16="http://schemas.microsoft.com/office/word/2018/wordml" xmlns:w16sdtdh="http://schemas.microsoft.com/office/word/2020/wordml/sdtdatahash" xmlns:w16se="http://schemas.microsoft.com/office/word/2015/wordml/symex" xmlns:wpg="http://schemas.microsoft.com/office/word/2010/wordprocessingGroup" xmlns:wpi="http://schemas.microsoft.com/office/word/2010/wordprocessingInk" xmlns:wne="http://schemas.microsoft.com/office/word/2006/wordml" xmlns:wps="http://schemas.microsoft.com/office/word/2010/wordprocessingShape" mc:Ignorable="w14 w15 w16se w16cid w16 w16cex w16sdtdh wp14">
   <w:body>
     <w:p>
       <w:pPr>
@@ -15,17 +15,7 @@
           <w:sz w:val="52"/>
           <w:szCs w:val="52"/>
         </w:rPr>
-        <w:t xml:space="preserve"> </w:t>
-      </w:r>
-      <w:r>
-        <w:rPr>
-          <w:b/>
-          <w:bCs/>
-          <w:color w:val="1F3864"/>
-          <w:sz w:val="52"/>
-          <w:szCs w:val="52"/>
-        </w:rPr>
-        <w:t>Exoplanètes &amp; Étoiles hôtes</w:t>
+        <w:t xml:space="preserve"> Exoplanètes &amp; Étoiles hôtes</w:t>
       </w:r>
     </w:p>
     <w:p>
@@ -49,7 +39,6 @@
         <w:spacing w:after="300"/>
         <w:jc w:val="center"/>
       </w:pPr>
-      <w:proofErr w:type="gramStart"/>
       <w:r>
         <w:rPr>
           <w:i/>
@@ -58,18 +47,7 @@
           <w:sz w:val="25"/>
           <w:szCs w:val="25"/>
         </w:rPr>
-        <w:t>sont</w:t>
-      </w:r>
-      <w:proofErr w:type="gramEnd"/>
-      <w:r>
-        <w:rPr>
-          <w:i/>
-          <w:iCs/>
-          <w:color w:val="2E5FA3"/>
-          <w:sz w:val="25"/>
-          <w:szCs w:val="25"/>
-        </w:rPr>
-        <w:t>-elles corrélées aux caractéristiques de leur étoile hôte ?</w:t>
+        <w:t>sont-elles corrélées aux caractéristiques de leur étoile hôte ?</w:t>
       </w:r>
     </w:p>
     <w:p>
@@ -84,7 +62,6 @@
     <w:p>
       <w:pPr>
         <w:spacing w:before="100" w:after="400"/>
-        <w:jc w:val="center"/>
       </w:pPr>
       <w:r>
         <w:rPr>
@@ -110,54 +87,16 @@
           <w:sz w:val="19"/>
           <w:szCs w:val="19"/>
         </w:rPr>
-        <w:t xml:space="preserve"> </w:t>
-      </w:r>
-      <w:proofErr w:type="gramStart"/>
+        <w:t xml:space="preserve"> Intelligence  </w:t>
+      </w:r>
       <w:r>
         <w:rPr>
           <w:color w:val="666666"/>
           <w:sz w:val="19"/>
           <w:szCs w:val="19"/>
         </w:rPr>
-        <w:t>Intelligence  —</w:t>
-      </w:r>
-      <w:proofErr w:type="gramEnd"/>
-      <w:r>
-        <w:rPr>
-          <w:color w:val="666666"/>
-          <w:sz w:val="19"/>
-          <w:szCs w:val="19"/>
-        </w:rPr>
-        <w:t xml:space="preserve">  6 150 </w:t>
-      </w:r>
-      <w:proofErr w:type="gramStart"/>
-      <w:r>
-        <w:rPr>
-          <w:color w:val="666666"/>
-          <w:sz w:val="19"/>
-          <w:szCs w:val="19"/>
-        </w:rPr>
-        <w:t>exoplanètes  —</w:t>
-      </w:r>
-      <w:proofErr w:type="gramEnd"/>
-      <w:r>
-        <w:rPr>
-          <w:color w:val="666666"/>
-          <w:sz w:val="19"/>
-          <w:szCs w:val="19"/>
-        </w:rPr>
-        <w:t xml:space="preserve">  10 variables </w:t>
-      </w:r>
-      <w:proofErr w:type="gramStart"/>
-      <w:r>
-        <w:rPr>
-          <w:color w:val="666666"/>
-          <w:sz w:val="19"/>
-          <w:szCs w:val="19"/>
-        </w:rPr>
-        <w:t>physiques  —</w:t>
-      </w:r>
-      <w:proofErr w:type="gramEnd"/>
+        <w:t>—</w:t>
+      </w:r>
       <w:r>
         <w:rPr>
           <w:color w:val="666666"/>
@@ -199,7 +138,10 @@
         <w:jc w:val="both"/>
       </w:pPr>
       <w:r>
-        <w:t>Depuis les premières découvertes dans les années 1990, plusieurs milliers d'exoplanètes ont été confirmées en orbite autour d'étoiles lointaines. Ces planètes sont très variées : des géantes gazeuses plusieurs fois plus massives que Jupiter côtoient de petites planètes rocheuses comparables à la Terre. Les étoiles qui les accueillent diffèrent elles aussi profondément — en taille, en température, en masse et en composition chimique.</w:t>
+        <w:t xml:space="preserve">Depuis les premières découvertes dans les années 1990, plusieurs milliers d'exoplanètes ont été confirmées en orbite autour d'étoiles lointaines. Ces planètes sont très variées : des géantes </w:t>
+      </w:r>
+      <w:r>
+        <w:t>gazeuses plusieurs fois plus massives que Jupiter côtoient de petites planètes rocheuses comparables à la Terre. Les étoiles qui les accueillent diffèrent elles aussi profondément — en taille, en température, en masse et en composition chimique.</w:t>
       </w:r>
     </w:p>
     <w:p>
@@ -208,7 +150,13 @@
         <w:jc w:val="both"/>
       </w:pPr>
       <w:r>
-        <w:t>Cette étude s'appuie sur le catalogue de la NASA regroupant 6 150 exoplanètes confirmées pour répondre à une question centrale : existe-t-il un lien entre ce qu'est une planète et ce qu'est son étoile hôte ? Autrement dit, certains types de planètes sont-ils systématiquement associés à certains types d'étoiles, ou leur coexistence est-elle aléatoire ?</w:t>
+        <w:t>Cette étud</w:t>
+      </w:r>
+      <w:r>
+        <w:t>e s'appuie sur le catalogue de la NASA regroupant 6 150 exoplanètes confirmées pour répondre à une question centrale : existe-t-il un lien entre ce qu'est une planète et ce qu'est son étoile hôte ? Autrement dit, certains types de planètes sont-ils systéma</w:t>
+      </w:r>
+      <w:r>
+        <w:t>tiquement associés à certains types d'étoiles, ou leur coexistence est-elle aléatoire ?</w:t>
       </w:r>
     </w:p>
     <w:p>
@@ -235,7 +183,13 @@
         <w:jc w:val="both"/>
       </w:pPr>
       <w:r>
-        <w:t>Nous avons utilisé une Analyse en Composantes Principales (ACP), méthode statistique permettant de simplifier un tableau complexe de données en quelques grandes tendances appelées axes. Nous avons retenu 5 propriétés de chaque planète (masse, rayon, période orbitale, excentricité, distance à l'étoile) et 5 propriétés de son étoile hôte (masse, rayon, température, métallicité, gravité de surface), analysées conjointement sur les 6 150 planètes après nettoyage des données manquantes.</w:t>
+        <w:t>Nous avons utilisé une Analyse en Composantes Principales (ACP), méthode statistique permettant de simplifier un tableau complexe de données en qu</w:t>
+      </w:r>
+      <w:r>
+        <w:t>elques grandes tendances appelées axes. Nous avons retenu 5 propriétés de chaque planète (masse, rayon, période orbitale, excentricité, distance à l'étoile) et 5 propriétés de son étoile hôte (masse, rayon, température, métallicité, gravité de surface), an</w:t>
+      </w:r>
+      <w:r>
+        <w:t>alysées conjointement sur les 6 150 planètes après nettoyage des données manquantes.</w:t>
       </w:r>
     </w:p>
     <w:p>
@@ -244,7 +198,10 @@
         <w:jc w:val="both"/>
       </w:pPr>
       <w:r>
-        <w:t>L'analyse identifie trois grandes dimensions indépendantes résumant 71 % de la variabilité totale : axe 1 (40 %), axe 2 (17 %) et axe 3 (14 %). Nous les présentons à travers les plans factoriels (1 &amp; 2) et (1 &amp; 3).</w:t>
+        <w:t>L'analyse identifie trois grandes dimensions indépendantes résumant 71 % de la variabilité totale : axe 1 (40 %), axe 2 (17 %) et axe 3 (14 %). Nous les présentons à trave</w:t>
+      </w:r>
+      <w:r>
+        <w:t>rs les plans factoriels (1 &amp; 2) et (1 &amp; 3).</w:t>
       </w:r>
     </w:p>
     <w:p>
@@ -269,7 +226,6 @@
       <w:pPr>
         <w:spacing w:before="180" w:after="80"/>
       </w:pPr>
-      <w:proofErr w:type="gramStart"/>
       <w:r>
         <w:rPr>
           <w:b/>
@@ -278,18 +234,7 @@
           <w:sz w:val="23"/>
           <w:szCs w:val="23"/>
         </w:rPr>
-        <w:t>3.1  Structure</w:t>
-      </w:r>
-      <w:proofErr w:type="gramEnd"/>
-      <w:r>
-        <w:rPr>
-          <w:b/>
-          <w:bCs/>
-          <w:color w:val="2E5FA3"/>
-          <w:sz w:val="23"/>
-          <w:szCs w:val="23"/>
-        </w:rPr>
-        <w:t xml:space="preserve"> des trois dimensions retenues</w:t>
+        <w:t>3.1  Structure des trois dimensions retenues</w:t>
       </w:r>
     </w:p>
     <w:p>
@@ -298,7 +243,13 @@
         <w:jc w:val="both"/>
       </w:pPr>
       <w:r>
-        <w:t>Les trois graphiques ci-dessous montrent quelles variables contribuent le plus à chaque dimension. L'axe 1 est porté par la masse et le rayon planétaires ainsi que les paramètres orbitaux. L'axe 2 est dominé par les caractéristiques de l'étoile hôte (masse, rayon, gravité). L'axe 3 révèle une information complémentaire : la métallicité et la température stellaires, quasi invisibles sur les deux premiers axes.</w:t>
+        <w:t xml:space="preserve">Les trois graphiques ci-dessous montrent quelles variables contribuent le plus à chaque dimension. L'axe 1 est porté par la masse et le rayon planétaires </w:t>
+      </w:r>
+      <w:r>
+        <w:t>ainsi que les paramètres orbitaux. L'axe 2 est dominé par les caractéristiques de l'étoile hôte (masse, rayon, gravité). L'axe 3 révèle une information complémentaire : la métallicité et la température stellaires, quasi invisibles sur les deux premiers axe</w:t>
+      </w:r>
+      <w:r>
+        <w:t>s.</w:t>
       </w:r>
     </w:p>
     <w:tbl>
@@ -323,12 +274,6 @@
         <w:gridCol w:w="4760"/>
       </w:tblGrid>
       <w:tr>
-        <w:tblPrEx>
-          <w:tblCellMar>
-            <w:top w:w="0" w:type="dxa"/>
-            <w:bottom w:w="0" w:type="dxa"/>
-          </w:tblCellMar>
-        </w:tblPrEx>
         <w:tc>
           <w:tcPr>
             <w:tcW w:w="4640" w:type="dxa"/>
@@ -407,7 +352,6 @@
                 <w:sz w:val="18"/>
                 <w:szCs w:val="18"/>
               </w:rPr>
-              <w:lastRenderedPageBreak/>
               <w:t>Fig. 1 — Axe 1 (40 %) : masse et orbite des planètes</w:t>
             </w:r>
           </w:p>
@@ -437,7 +381,6 @@
               <w:rPr>
                 <w:noProof/>
               </w:rPr>
-              <w:lastRenderedPageBreak/>
               <w:drawing>
                 <wp:inline distT="0" distB="0" distL="0" distR="0" wp14:anchorId="26046AF3" wp14:editId="1287AA2C">
                   <wp:extent cx="2733675" cy="1714500"/>
@@ -491,7 +434,6 @@
                 <w:sz w:val="18"/>
                 <w:szCs w:val="18"/>
               </w:rPr>
-              <w:lastRenderedPageBreak/>
               <w:t>Fig. 2 — Axe 2 (17 %) : masse et rayon de l'étoile hôte</w:t>
             </w:r>
           </w:p>
@@ -568,7 +510,6 @@
       <w:pPr>
         <w:spacing w:before="180" w:after="80"/>
       </w:pPr>
-      <w:proofErr w:type="gramStart"/>
       <w:r>
         <w:rPr>
           <w:b/>
@@ -579,7 +520,6 @@
         </w:rPr>
         <w:t>3.2  Corrélations</w:t>
       </w:r>
-      <w:proofErr w:type="gramEnd"/>
       <w:r>
         <w:rPr>
           <w:b/>
@@ -597,7 +537,13 @@
         <w:jc w:val="both"/>
       </w:pPr>
       <w:r>
-        <w:t>Sur le plan (1,2), les variables planétaires (masse, rayon, orbite) pointent vers la droite tandis que les variables stellaires (masse, rayon, gravité) pointent vers le bas à droite. Les deux groupes ne sont pas perpendiculaires, traduisant une corrélation réelle : les planètes massives tendent à orbiter autour d'étoiles également plus massives. Sur le plan (1,3), la métallicité et la température de l'étoile s'érigent vers le haut, s'opposant à sa gravité de surface.</w:t>
+        <w:t xml:space="preserve">Sur le plan (1,2), les variables planétaires (masse, rayon, orbite) pointent vers la droite tandis que les variables stellaires (masse, rayon, gravité) pointent vers le bas à droite. Les deux groupes </w:t>
+      </w:r>
+      <w:r>
+        <w:t>ne sont pas perpendiculaires, traduisant une corrélation réelle : les planètes massives tendent à orbiter autour d'étoiles également plus massives. Sur le plan (1,3), la métallicité et la température de l'étoile s'érigent vers le haut, s'opposant à sa grav</w:t>
+      </w:r>
+      <w:r>
+        <w:t>ité de surface.</w:t>
       </w:r>
     </w:p>
     <w:tbl>
@@ -622,12 +568,6 @@
         <w:gridCol w:w="4760"/>
       </w:tblGrid>
       <w:tr>
-        <w:tblPrEx>
-          <w:tblCellMar>
-            <w:top w:w="0" w:type="dxa"/>
-            <w:bottom w:w="0" w:type="dxa"/>
-          </w:tblCellMar>
-        </w:tblPrEx>
         <w:tc>
           <w:tcPr>
             <w:tcW w:w="4640" w:type="dxa"/>
@@ -798,7 +738,6 @@
       <w:pPr>
         <w:spacing w:before="180" w:after="80"/>
       </w:pPr>
-      <w:proofErr w:type="gramStart"/>
       <w:r>
         <w:rPr>
           <w:b/>
@@ -807,18 +746,7 @@
           <w:sz w:val="23"/>
           <w:szCs w:val="23"/>
         </w:rPr>
-        <w:t>3.3  Les</w:t>
-      </w:r>
-      <w:proofErr w:type="gramEnd"/>
-      <w:r>
-        <w:rPr>
-          <w:b/>
-          <w:bCs/>
-          <w:color w:val="2E5FA3"/>
-          <w:sz w:val="23"/>
-          <w:szCs w:val="23"/>
-        </w:rPr>
-        <w:t xml:space="preserve"> familles de planètes occupent des zones distinctes</w:t>
+        <w:t>3.3  Les familles de planètes occupent des zones distinctes</w:t>
       </w:r>
     </w:p>
     <w:p>
@@ -827,7 +755,10 @@
         <w:jc w:val="both"/>
       </w:pPr>
       <w:r>
-        <w:t>En projetant les 6 150 planètes sur le plan (1,2) et en les colorant par type, des regroupements très clairs apparaissent. Les Gas Giants forment un nuage étalé vers la droite — massives, grandes, orbites larges. Les Super-</w:t>
+        <w:t xml:space="preserve">En projetant les 6 150 planètes sur le plan (1,2) et en les colorant par type, des </w:t>
+      </w:r>
+      <w:r>
+        <w:t>regroupements très clairs apparaissent. Les Gas Giants forment un nuage étalé vers la droite — massives, grandes, orbites larges. Les Super-</w:t>
       </w:r>
       <w:proofErr w:type="spellStart"/>
       <w:r>
@@ -835,15 +766,18 @@
       </w:r>
       <w:proofErr w:type="spellEnd"/>
       <w:r>
-        <w:t xml:space="preserve"> et Sub-</w:t>
+        <w:t xml:space="preserve"> et </w:t>
       </w:r>
       <w:proofErr w:type="spellStart"/>
       <w:r>
-        <w:t>Earths</w:t>
+        <w:t>Sub-Earths</w:t>
       </w:r>
       <w:proofErr w:type="spellEnd"/>
       <w:r>
-        <w:t xml:space="preserve"> se concentrent à gauche, proches de l'origine. Sur le plan (1,3), les Super-Jupiters se démarquent vers le haut, dans la direction de la métallicité stellaire élevée.</w:t>
+        <w:t xml:space="preserve"> se concentrent à gauche, proches de l'origine. Sur le plan (1,3), les Super-Jupiters se démarqu</w:t>
+      </w:r>
+      <w:r>
+        <w:t>ent vers le haut, dans la direction de la métallicité stellaire élevée.</w:t>
       </w:r>
     </w:p>
     <w:tbl>
@@ -868,12 +802,6 @@
         <w:gridCol w:w="4760"/>
       </w:tblGrid>
       <w:tr>
-        <w:tblPrEx>
-          <w:tblCellMar>
-            <w:top w:w="0" w:type="dxa"/>
-            <w:bottom w:w="0" w:type="dxa"/>
-          </w:tblCellMar>
-        </w:tblPrEx>
         <w:tc>
           <w:tcPr>
             <w:tcW w:w="4640" w:type="dxa"/>
@@ -899,6 +827,7 @@
               <w:rPr>
                 <w:noProof/>
               </w:rPr>
+              <w:lastRenderedPageBreak/>
               <w:drawing>
                 <wp:inline distT="0" distB="0" distL="0" distR="0" wp14:anchorId="445FBB8D" wp14:editId="27AADAB4">
                   <wp:extent cx="2733675" cy="1638300"/>
@@ -1044,7 +973,6 @@
       <w:pPr>
         <w:spacing w:before="180" w:after="80"/>
       </w:pPr>
-      <w:proofErr w:type="gramStart"/>
       <w:r>
         <w:rPr>
           <w:b/>
@@ -1055,7 +983,6 @@
         </w:rPr>
         <w:t>3.4  Le</w:t>
       </w:r>
-      <w:proofErr w:type="gramEnd"/>
       <w:r>
         <w:rPr>
           <w:b/>
@@ -1073,7 +1000,13 @@
         <w:jc w:val="both"/>
       </w:pPr>
       <w:r>
-        <w:t>En colorant les planètes selon le type spectral de leur étoile hôte, les groupes se séparent nettement sur l'axe 2 (plan 1,2) et encore plus sur l'axe 3 (plan 1,3). Les étoiles de type M (naines rouges, petites et froides) se regroupent à l'opposé des étoiles de type G (comme le Soleil) et F (plus chaudes). Ce résultat confirme que les axes de l'analyse reflètent bien les propriétés intrinsèques des étoiles, et que le type spectral de l'étoile structure l'espace dans lequel évoluent ses planètes.</w:t>
+        <w:t>En colorant les planètes selon le type spectral de leur étoile hôte, les groupes se séparent nettement sur l'axe 2 (plan 1,2) et encore plus sur l'axe 3 (plan 1,3). Les étoiles de type M (naines ro</w:t>
+      </w:r>
+      <w:r>
+        <w:t>uges, petites et froides) se regroupent à l'opposé des étoiles de type G (comme le Soleil) et F (plus chaudes). Ce résultat confirme que les axes de l'analyse reflètent bien les propriétés intrinsèques des étoiles, et que le type spectral de l'étoile struc</w:t>
+      </w:r>
+      <w:r>
+        <w:t>ture l'espace dans lequel évoluent ses planètes.</w:t>
       </w:r>
     </w:p>
     <w:tbl>
@@ -1098,12 +1031,6 @@
         <w:gridCol w:w="4760"/>
       </w:tblGrid>
       <w:tr>
-        <w:tblPrEx>
-          <w:tblCellMar>
-            <w:top w:w="0" w:type="dxa"/>
-            <w:bottom w:w="0" w:type="dxa"/>
-          </w:tblCellMar>
-        </w:tblPrEx>
         <w:tc>
           <w:tcPr>
             <w:tcW w:w="4640" w:type="dxa"/>
@@ -1274,7 +1201,6 @@
       <w:pPr>
         <w:spacing w:before="180" w:after="80"/>
       </w:pPr>
-      <w:proofErr w:type="gramStart"/>
       <w:r>
         <w:rPr>
           <w:b/>
@@ -1283,9 +1209,9 @@
           <w:sz w:val="23"/>
           <w:szCs w:val="23"/>
         </w:rPr>
-        <w:t>3.5  Synthèse</w:t>
-      </w:r>
-      <w:proofErr w:type="gramEnd"/>
+        <w:t xml:space="preserve">3.5  Synthèse visuelle : </w:t>
+      </w:r>
+      <w:proofErr w:type="spellStart"/>
       <w:r>
         <w:rPr>
           <w:b/>
@@ -1294,9 +1220,9 @@
           <w:sz w:val="23"/>
           <w:szCs w:val="23"/>
         </w:rPr>
-        <w:t xml:space="preserve"> visuelle : </w:t>
-      </w:r>
-      <w:proofErr w:type="spellStart"/>
+        <w:t>biplots</w:t>
+      </w:r>
+      <w:proofErr w:type="spellEnd"/>
       <w:r>
         <w:rPr>
           <w:b/>
@@ -1305,17 +1231,6 @@
           <w:sz w:val="23"/>
           <w:szCs w:val="23"/>
         </w:rPr>
-        <w:t>biplots</w:t>
-      </w:r>
-      <w:proofErr w:type="spellEnd"/>
-      <w:r>
-        <w:rPr>
-          <w:b/>
-          <w:bCs/>
-          <w:color w:val="2E5FA3"/>
-          <w:sz w:val="23"/>
-          <w:szCs w:val="23"/>
-        </w:rPr>
         <w:t xml:space="preserve"> planètes &amp; variables</w:t>
       </w:r>
     </w:p>
@@ -1333,7 +1248,10 @@
       </w:r>
       <w:proofErr w:type="spellEnd"/>
       <w:r>
-        <w:t xml:space="preserve"> superposent les planètes et les flèches des variables sur une même carte, permettant de lire directement quelles propriétés caractérisent chaque groupe. Sur le plan (1,2), les Gas Giants suivent les flèches de masse et d'orbite planétaires. Sur le plan (1,3), les Super-Jupiters se positionnent dans la direction de la métallicité stellaire élevée — indice fort d'un lien entre la composition chimique de l'étoile et la formation de grandes planètes.</w:t>
+        <w:t xml:space="preserve"> superposent les planètes et les flèches des variables sur une même carte, permettant de lire directement quelles propriétés caractérisent chaque groupe. Sur le plan (1,2), les Gas Giants suivent les flèches de masse et d'orbite planétaires. Sur le plan (1</w:t>
+      </w:r>
+      <w:r>
+        <w:t>,3), les Super-Jupiters se positionnent dans la direction de la métallicité stellaire élevée — indice fort d'un lien entre la composition chimique de l'étoile et la formation de grandes planètes.</w:t>
       </w:r>
     </w:p>
     <w:tbl>
@@ -1358,12 +1276,6 @@
         <w:gridCol w:w="4760"/>
       </w:tblGrid>
       <w:tr>
-        <w:tblPrEx>
-          <w:tblCellMar>
-            <w:top w:w="0" w:type="dxa"/>
-            <w:bottom w:w="0" w:type="dxa"/>
-          </w:tblCellMar>
-        </w:tblPrEx>
         <w:tc>
           <w:tcPr>
             <w:tcW w:w="4640" w:type="dxa"/>
@@ -1578,7 +1490,6 @@
       <w:pPr>
         <w:spacing w:before="180" w:after="80"/>
       </w:pPr>
-      <w:proofErr w:type="gramStart"/>
       <w:r>
         <w:rPr>
           <w:b/>
@@ -1587,18 +1498,7 @@
           <w:sz w:val="23"/>
           <w:szCs w:val="23"/>
         </w:rPr>
-        <w:t>3.6  Absence</w:t>
-      </w:r>
-      <w:proofErr w:type="gramEnd"/>
-      <w:r>
-        <w:rPr>
-          <w:b/>
-          <w:bCs/>
-          <w:color w:val="2E5FA3"/>
-          <w:sz w:val="23"/>
-          <w:szCs w:val="23"/>
-        </w:rPr>
-        <w:t xml:space="preserve"> de biais d'observation</w:t>
+        <w:t>3.6  Absence de biais d'observation</w:t>
       </w:r>
     </w:p>
     <w:p>
@@ -1607,7 +1507,14 @@
         <w:jc w:val="both"/>
       </w:pPr>
       <w:r>
-        <w:t>Pour s'assurer que les résultats reflètent des propriétés physiques réelles et non des artefacts instrumentaux, nous avons vérifié que ni l'année de découverte ni la distance à la Terre ne sont corrélées aux axes de l'analyse. Cette vérification est concluante : les structures identifiées sont indépendantes des conditions d'observation.</w:t>
+        <w:t xml:space="preserve">Pour s'assurer que les résultats reflètent des propriétés physiques réelles et non des artefacts instrumentaux, nous avons vérifié que ni l'année de découverte ni la distance à la Terre ne sont corrélées </w:t>
+      </w:r>
+      <w:r>
+        <w:lastRenderedPageBreak/>
+        <w:t xml:space="preserve">aux axes de </w:t>
+      </w:r>
+      <w:r>
+        <w:t>l'analyse. Cette vérification est concluante : les structures identifiées sont indépendantes des conditions d'observation.</w:t>
       </w:r>
     </w:p>
     <w:p>
@@ -1634,7 +1541,10 @@
         <w:jc w:val="both"/>
       </w:pPr>
       <w:r>
-        <w:t>Cette analyse confirme de manière robuste que les propriétés physiques des exoplanètes sont corrélées aux caractéristiques de leur étoile hôte. Trois tendances structurent l'ensemble du catalogue :</w:t>
+        <w:t>Cette analyse confirme de manière robuste que les propriétés physiques des exoplanètes sont corrélées aux caractéristiq</w:t>
+      </w:r>
+      <w:r>
+        <w:t>ues de leur étoile hôte. Trois tendances structurent l'ensemble du catalogue :</w:t>
       </w:r>
     </w:p>
     <w:p>
@@ -1656,7 +1566,10 @@
         <w:t xml:space="preserve">— </w:t>
       </w:r>
       <w:r>
-        <w:t>La taille et la masse de la planète, ainsi que ses paramètres orbitaux, constituent la principale source de variation (40 %). Les géantes gazeuses se distinguent nettement des planètes plus petites.</w:t>
+        <w:t>La taille et la masse de la planète, ainsi que ses paramètres orbitaux, constituent la principale source de variation (40 %). Les géantes gazeuses se distinguent nettement de</w:t>
+      </w:r>
+      <w:r>
+        <w:t>s planètes plus petites.</w:t>
       </w:r>
     </w:p>
     <w:p>
@@ -1690,7 +1603,10 @@
         <w:t xml:space="preserve">— </w:t>
       </w:r>
       <w:r>
-        <w:t>La composition chimique de l'étoile (métallicité) capture une troisième dimension (14 %) : les Super-Jupiters semblent associées à des étoiles particulièrement riches en métaux.</w:t>
+        <w:t>La comp</w:t>
+      </w:r>
+      <w:r>
+        <w:t>osition chimique de l'étoile (métallicité) capture une troisième dimension (14 %) : les Super-Jupiters semblent associées à des étoiles particulièrement riches en métaux.</w:t>
       </w:r>
     </w:p>
     <w:p>
@@ -1704,7 +1620,13 @@
         <w:jc w:val="both"/>
       </w:pPr>
       <w:r>
-        <w:t>Ces résultats s'inscrivent dans une logique de formation planétaire : la planète hérite en partie de la matière et de l'environnement de son étoile. Le disque protoplanétaire dont sont issues les planètes est directement façonné par les propriétés de l'étoile centrale. Cette étude statistique sur plus de 6 000 planètes confirmées en offre une illustration quantitative claire et reproductible.</w:t>
+        <w:t>Ces résultats s'inscrivent dans une logique de formation planétaire : la planète hér</w:t>
+      </w:r>
+      <w:r>
+        <w:t>ite en partie de la matière et de l'environnement de son étoile. Le disque protoplanétaire dont sont issues les planètes est directement façonné par les propriétés de l'étoile centrale. Cette étude statistique sur plus de 6 000 planètes confirmées en offre</w:t>
+      </w:r>
+      <w:r>
+        <w:t xml:space="preserve"> une illustration quantitative claire et reproductible.</w:t>
       </w:r>
     </w:p>
     <w:p>
@@ -1748,7 +1670,6 @@
         <w:t xml:space="preserve">, </w:t>
       </w:r>
       <w:proofErr w:type="spellStart"/>
-      <w:proofErr w:type="gramStart"/>
       <w:r>
         <w:rPr>
           <w:i/>
@@ -1768,9 +1689,9 @@
           <w:sz w:val="17"/>
           <w:szCs w:val="17"/>
         </w:rPr>
-        <w:t>)  —</w:t>
-      </w:r>
-      <w:proofErr w:type="gramEnd"/>
+        <w:t xml:space="preserve">)  —  Données NASA </w:t>
+      </w:r>
+      <w:proofErr w:type="spellStart"/>
       <w:r>
         <w:rPr>
           <w:i/>
@@ -1779,9 +1700,9 @@
           <w:sz w:val="17"/>
           <w:szCs w:val="17"/>
         </w:rPr>
-        <w:t xml:space="preserve">  Données NASA </w:t>
-      </w:r>
-      <w:proofErr w:type="spellStart"/>
+        <w:t>Exoplanet</w:t>
+      </w:r>
+      <w:proofErr w:type="spellEnd"/>
       <w:r>
         <w:rPr>
           <w:i/>
@@ -1790,23 +1711,11 @@
           <w:sz w:val="17"/>
           <w:szCs w:val="17"/>
         </w:rPr>
-        <w:t>Exoplanet</w:t>
-      </w:r>
-      <w:proofErr w:type="spellEnd"/>
-      <w:r>
-        <w:rPr>
-          <w:i/>
-          <w:iCs/>
-          <w:color w:val="888888"/>
-          <w:sz w:val="17"/>
-          <w:szCs w:val="17"/>
-        </w:rPr>
         <w:t xml:space="preserve"> Archive</w:t>
       </w:r>
     </w:p>
     <w:sectPr>
-      <w:headerReference w:type="default" r:id="rId18"/>
-      <w:footerReference w:type="default" r:id="rId19"/>
+      <w:footerReference w:type="default" r:id="rId18"/>
       <w:pgSz w:w="11906" w:h="16838"/>
       <w:pgMar w:top="1020" w:right="1020" w:bottom="1020" w:left="1020" w:header="708" w:footer="708" w:gutter="0"/>
       <w:cols w:space="720"/>
@@ -1817,7 +1726,7 @@
 </file>
 
 <file path=word/endnotes.xml><?xml version="1.0" encoding="utf-8"?>
-<w:endnotes xmlns:wpc="http://schemas.microsoft.com/office/word/2010/wordprocessingCanvas" xmlns:cx="http://schemas.microsoft.com/office/drawing/2014/chartex" xmlns:cx1="http://schemas.microsoft.com/office/drawing/2015/9/8/chartex" xmlns:cx2="http://schemas.microsoft.com/office/drawing/2015/10/21/chartex" xmlns:cx3="http://schemas.microsoft.com/office/drawing/2016/5/9/chartex" xmlns:cx4="http://schemas.microsoft.com/office/drawing/2016/5/10/chartex" xmlns:cx5="http://schemas.microsoft.com/office/drawing/2016/5/11/chartex" xmlns:cx6="http://schemas.microsoft.com/office/drawing/2016/5/12/chartex" xmlns:cx7="http://schemas.microsoft.com/office/drawing/2016/5/13/chartex" xmlns:cx8="http://schemas.microsoft.com/office/drawing/2016/5/14/chartex" xmlns:mc="http://schemas.openxmlformats.org/markup-compatibility/2006" xmlns:aink="http://schemas.microsoft.com/office/drawing/2016/ink" xmlns:am3d="http://schemas.microsoft.com/office/drawing/2017/model3d" xmlns:o="urn:schemas-microsoft-com:office:office" xmlns:oel="http://schemas.microsoft.com/office/2019/extlst" xmlns:r="http://schemas.openxmlformats.org/officeDocument/2006/relationships" xmlns:m="http://schemas.openxmlformats.org/officeDocument/2006/math" xmlns:v="urn:schemas-microsoft-com:vml" xmlns:wp14="http://schemas.microsoft.com/office/word/2010/wordprocessingDrawing" xmlns:wp="http://schemas.openxmlformats.org/drawingml/2006/wordprocessingDrawing" xmlns:w10="urn:schemas-microsoft-com:office:word" xmlns:w="http://schemas.openxmlformats.org/wordprocessingml/2006/main" xmlns:w14="http://schemas.microsoft.com/office/word/2010/wordml" xmlns:w15="http://schemas.microsoft.com/office/word/2012/wordml" xmlns:w16cex="http://schemas.microsoft.com/office/word/2018/wordml/cex" xmlns:w16cid="http://schemas.microsoft.com/office/word/2016/wordml/cid" xmlns:w16="http://schemas.microsoft.com/office/word/2018/wordml" xmlns:w16du="http://schemas.microsoft.com/office/word/2023/wordml/word16du" xmlns:w16sdtdh="http://schemas.microsoft.com/office/word/2020/wordml/sdtdatahash" xmlns:w16sdtfl="http://schemas.microsoft.com/office/word/2024/wordml/sdtformatlock" xmlns:w16se="http://schemas.microsoft.com/office/word/2015/wordml/symex" xmlns:wpg="http://schemas.microsoft.com/office/word/2010/wordprocessingGroup" xmlns:wpi="http://schemas.microsoft.com/office/word/2010/wordprocessingInk" xmlns:wne="http://schemas.microsoft.com/office/word/2006/wordml" xmlns:wps="http://schemas.microsoft.com/office/word/2010/wordprocessingShape" mc:Ignorable="w14 w15 w16se w16cid w16 w16cex w16sdtdh w16sdtfl w16du wp14">
+<w:endnotes xmlns:wpc="http://schemas.microsoft.com/office/word/2010/wordprocessingCanvas" xmlns:cx="http://schemas.microsoft.com/office/drawing/2014/chartex" xmlns:cx1="http://schemas.microsoft.com/office/drawing/2015/9/8/chartex" xmlns:cx2="http://schemas.microsoft.com/office/drawing/2015/10/21/chartex" xmlns:cx3="http://schemas.microsoft.com/office/drawing/2016/5/9/chartex" xmlns:cx4="http://schemas.microsoft.com/office/drawing/2016/5/10/chartex" xmlns:cx5="http://schemas.microsoft.com/office/drawing/2016/5/11/chartex" xmlns:cx6="http://schemas.microsoft.com/office/drawing/2016/5/12/chartex" xmlns:cx7="http://schemas.microsoft.com/office/drawing/2016/5/13/chartex" xmlns:cx8="http://schemas.microsoft.com/office/drawing/2016/5/14/chartex" xmlns:mc="http://schemas.openxmlformats.org/markup-compatibility/2006" xmlns:aink="http://schemas.microsoft.com/office/drawing/2016/ink" xmlns:am3d="http://schemas.microsoft.com/office/drawing/2017/model3d" xmlns:o="urn:schemas-microsoft-com:office:office" xmlns:r="http://schemas.openxmlformats.org/officeDocument/2006/relationships" xmlns:m="http://schemas.openxmlformats.org/officeDocument/2006/math" xmlns:v="urn:schemas-microsoft-com:vml" xmlns:wp14="http://schemas.microsoft.com/office/word/2010/wordprocessingDrawing" xmlns:wp="http://schemas.openxmlformats.org/drawingml/2006/wordprocessingDrawing" xmlns:w10="urn:schemas-microsoft-com:office:word" xmlns:w="http://schemas.openxmlformats.org/wordprocessingml/2006/main" xmlns:w14="http://schemas.microsoft.com/office/word/2010/wordml" xmlns:w15="http://schemas.microsoft.com/office/word/2012/wordml" xmlns:w16cex="http://schemas.microsoft.com/office/word/2018/wordml/cex" xmlns:w16cid="http://schemas.microsoft.com/office/word/2016/wordml/cid" xmlns:w16="http://schemas.microsoft.com/office/word/2018/wordml" xmlns:w16sdtdh="http://schemas.microsoft.com/office/word/2020/wordml/sdtdatahash" xmlns:w16se="http://schemas.microsoft.com/office/word/2015/wordml/symex" xmlns:wpg="http://schemas.microsoft.com/office/word/2010/wordprocessingGroup" xmlns:wpi="http://schemas.microsoft.com/office/word/2010/wordprocessingInk" xmlns:wne="http://schemas.microsoft.com/office/word/2006/wordml" xmlns:wps="http://schemas.microsoft.com/office/word/2010/wordprocessingShape" mc:Ignorable="w14 w15 w16se w16cid w16 w16cex w16sdtdh wp14">
   <w:endnote w:type="separator" w:id="-1">
     <w:p>
       <w:r>
@@ -1836,7 +1745,7 @@
 </file>
 
 <file path=word/footer1.xml><?xml version="1.0" encoding="utf-8"?>
-<w:ftr xmlns:wpc="http://schemas.microsoft.com/office/word/2010/wordprocessingCanvas" xmlns:cx="http://schemas.microsoft.com/office/drawing/2014/chartex" xmlns:cx1="http://schemas.microsoft.com/office/drawing/2015/9/8/chartex" xmlns:cx2="http://schemas.microsoft.com/office/drawing/2015/10/21/chartex" xmlns:cx3="http://schemas.microsoft.com/office/drawing/2016/5/9/chartex" xmlns:cx4="http://schemas.microsoft.com/office/drawing/2016/5/10/chartex" xmlns:cx5="http://schemas.microsoft.com/office/drawing/2016/5/11/chartex" xmlns:cx6="http://schemas.microsoft.com/office/drawing/2016/5/12/chartex" xmlns:cx7="http://schemas.microsoft.com/office/drawing/2016/5/13/chartex" xmlns:cx8="http://schemas.microsoft.com/office/drawing/2016/5/14/chartex" xmlns:mc="http://schemas.openxmlformats.org/markup-compatibility/2006" xmlns:aink="http://schemas.microsoft.com/office/drawing/2016/ink" xmlns:am3d="http://schemas.microsoft.com/office/drawing/2017/model3d" xmlns:o="urn:schemas-microsoft-com:office:office" xmlns:oel="http://schemas.microsoft.com/office/2019/extlst" xmlns:r="http://schemas.openxmlformats.org/officeDocument/2006/relationships" xmlns:m="http://schemas.openxmlformats.org/officeDocument/2006/math" xmlns:v="urn:schemas-microsoft-com:vml" xmlns:wp14="http://schemas.microsoft.com/office/word/2010/wordprocessingDrawing" xmlns:wp="http://schemas.openxmlformats.org/drawingml/2006/wordprocessingDrawing" xmlns:w10="urn:schemas-microsoft-com:office:word" xmlns:w="http://schemas.openxmlformats.org/wordprocessingml/2006/main" xmlns:w14="http://schemas.microsoft.com/office/word/2010/wordml" xmlns:w15="http://schemas.microsoft.com/office/word/2012/wordml" xmlns:w16cex="http://schemas.microsoft.com/office/word/2018/wordml/cex" xmlns:w16cid="http://schemas.microsoft.com/office/word/2016/wordml/cid" xmlns:w16="http://schemas.microsoft.com/office/word/2018/wordml" xmlns:w16du="http://schemas.microsoft.com/office/word/2023/wordml/word16du" xmlns:w16sdtdh="http://schemas.microsoft.com/office/word/2020/wordml/sdtdatahash" xmlns:w16sdtfl="http://schemas.microsoft.com/office/word/2024/wordml/sdtformatlock" xmlns:w16se="http://schemas.microsoft.com/office/word/2015/wordml/symex" xmlns:wpg="http://schemas.microsoft.com/office/word/2010/wordprocessingGroup" xmlns:wpi="http://schemas.microsoft.com/office/word/2010/wordprocessingInk" xmlns:wne="http://schemas.microsoft.com/office/word/2006/wordml" xmlns:wps="http://schemas.microsoft.com/office/word/2010/wordprocessingShape" mc:Ignorable="w14 w15 w16se w16cid w16 w16cex w16sdtdh w16sdtfl w16du wp14">
+<w:ftr xmlns:wpc="http://schemas.microsoft.com/office/word/2010/wordprocessingCanvas" xmlns:cx="http://schemas.microsoft.com/office/drawing/2014/chartex" xmlns:cx1="http://schemas.microsoft.com/office/drawing/2015/9/8/chartex" xmlns:cx2="http://schemas.microsoft.com/office/drawing/2015/10/21/chartex" xmlns:cx3="http://schemas.microsoft.com/office/drawing/2016/5/9/chartex" xmlns:cx4="http://schemas.microsoft.com/office/drawing/2016/5/10/chartex" xmlns:cx5="http://schemas.microsoft.com/office/drawing/2016/5/11/chartex" xmlns:cx6="http://schemas.microsoft.com/office/drawing/2016/5/12/chartex" xmlns:cx7="http://schemas.microsoft.com/office/drawing/2016/5/13/chartex" xmlns:cx8="http://schemas.microsoft.com/office/drawing/2016/5/14/chartex" xmlns:mc="http://schemas.openxmlformats.org/markup-compatibility/2006" xmlns:aink="http://schemas.microsoft.com/office/drawing/2016/ink" xmlns:am3d="http://schemas.microsoft.com/office/drawing/2017/model3d" xmlns:o="urn:schemas-microsoft-com:office:office" xmlns:r="http://schemas.openxmlformats.org/officeDocument/2006/relationships" xmlns:m="http://schemas.openxmlformats.org/officeDocument/2006/math" xmlns:v="urn:schemas-microsoft-com:vml" xmlns:wp14="http://schemas.microsoft.com/office/word/2010/wordprocessingDrawing" xmlns:wp="http://schemas.openxmlformats.org/drawingml/2006/wordprocessingDrawing" xmlns:w10="urn:schemas-microsoft-com:office:word" xmlns:w="http://schemas.openxmlformats.org/wordprocessingml/2006/main" xmlns:w14="http://schemas.microsoft.com/office/word/2010/wordml" xmlns:w15="http://schemas.microsoft.com/office/word/2012/wordml" xmlns:w16cex="http://schemas.microsoft.com/office/word/2018/wordml/cex" xmlns:w16cid="http://schemas.microsoft.com/office/word/2016/wordml/cid" xmlns:w16="http://schemas.microsoft.com/office/word/2018/wordml" xmlns:w16sdtdh="http://schemas.microsoft.com/office/word/2020/wordml/sdtdatahash" xmlns:w16se="http://schemas.microsoft.com/office/word/2015/wordml/symex" xmlns:wpg="http://schemas.microsoft.com/office/word/2010/wordprocessingGroup" xmlns:wpi="http://schemas.microsoft.com/office/word/2010/wordprocessingInk" xmlns:wne="http://schemas.microsoft.com/office/word/2006/wordml" xmlns:wps="http://schemas.microsoft.com/office/word/2010/wordprocessingShape" mc:Ignorable="w14 w15 w16se w16cid w16 w16cex w16sdtdh wp14">
   <w:p>
     <w:pPr>
       <w:pBdr>
@@ -1887,7 +1796,7 @@
 </file>
 
 <file path=word/footnotes.xml><?xml version="1.0" encoding="utf-8"?>
-<w:footnotes xmlns:wpc="http://schemas.microsoft.com/office/word/2010/wordprocessingCanvas" xmlns:cx="http://schemas.microsoft.com/office/drawing/2014/chartex" xmlns:cx1="http://schemas.microsoft.com/office/drawing/2015/9/8/chartex" xmlns:cx2="http://schemas.microsoft.com/office/drawing/2015/10/21/chartex" xmlns:cx3="http://schemas.microsoft.com/office/drawing/2016/5/9/chartex" xmlns:cx4="http://schemas.microsoft.com/office/drawing/2016/5/10/chartex" xmlns:cx5="http://schemas.microsoft.com/office/drawing/2016/5/11/chartex" xmlns:cx6="http://schemas.microsoft.com/office/drawing/2016/5/12/chartex" xmlns:cx7="http://schemas.microsoft.com/office/drawing/2016/5/13/chartex" xmlns:cx8="http://schemas.microsoft.com/office/drawing/2016/5/14/chartex" xmlns:mc="http://schemas.openxmlformats.org/markup-compatibility/2006" xmlns:aink="http://schemas.microsoft.com/office/drawing/2016/ink" xmlns:am3d="http://schemas.microsoft.com/office/drawing/2017/model3d" xmlns:o="urn:schemas-microsoft-com:office:office" xmlns:oel="http://schemas.microsoft.com/office/2019/extlst" xmlns:r="http://schemas.openxmlformats.org/officeDocument/2006/relationships" xmlns:m="http://schemas.openxmlformats.org/officeDocument/2006/math" xmlns:v="urn:schemas-microsoft-com:vml" xmlns:wp14="http://schemas.microsoft.com/office/word/2010/wordprocessingDrawing" xmlns:wp="http://schemas.openxmlformats.org/drawingml/2006/wordprocessingDrawing" xmlns:w10="urn:schemas-microsoft-com:office:word" xmlns:w="http://schemas.openxmlformats.org/wordprocessingml/2006/main" xmlns:w14="http://schemas.microsoft.com/office/word/2010/wordml" xmlns:w15="http://schemas.microsoft.com/office/word/2012/wordml" xmlns:w16cex="http://schemas.microsoft.com/office/word/2018/wordml/cex" xmlns:w16cid="http://schemas.microsoft.com/office/word/2016/wordml/cid" xmlns:w16="http://schemas.microsoft.com/office/word/2018/wordml" xmlns:w16du="http://schemas.microsoft.com/office/word/2023/wordml/word16du" xmlns:w16sdtdh="http://schemas.microsoft.com/office/word/2020/wordml/sdtdatahash" xmlns:w16sdtfl="http://schemas.microsoft.com/office/word/2024/wordml/sdtformatlock" xmlns:w16se="http://schemas.microsoft.com/office/word/2015/wordml/symex" xmlns:wpg="http://schemas.microsoft.com/office/word/2010/wordprocessingGroup" xmlns:wpi="http://schemas.microsoft.com/office/word/2010/wordprocessingInk" xmlns:wne="http://schemas.microsoft.com/office/word/2006/wordml" xmlns:wps="http://schemas.microsoft.com/office/word/2010/wordprocessingShape" mc:Ignorable="w14 w15 w16se w16cid w16 w16cex w16sdtdh w16sdtfl w16du wp14">
+<w:footnotes xmlns:wpc="http://schemas.microsoft.com/office/word/2010/wordprocessingCanvas" xmlns:cx="http://schemas.microsoft.com/office/drawing/2014/chartex" xmlns:cx1="http://schemas.microsoft.com/office/drawing/2015/9/8/chartex" xmlns:cx2="http://schemas.microsoft.com/office/drawing/2015/10/21/chartex" xmlns:cx3="http://schemas.microsoft.com/office/drawing/2016/5/9/chartex" xmlns:cx4="http://schemas.microsoft.com/office/drawing/2016/5/10/chartex" xmlns:cx5="http://schemas.microsoft.com/office/drawing/2016/5/11/chartex" xmlns:cx6="http://schemas.microsoft.com/office/drawing/2016/5/12/chartex" xmlns:cx7="http://schemas.microsoft.com/office/drawing/2016/5/13/chartex" xmlns:cx8="http://schemas.microsoft.com/office/drawing/2016/5/14/chartex" xmlns:mc="http://schemas.openxmlformats.org/markup-compatibility/2006" xmlns:aink="http://schemas.microsoft.com/office/drawing/2016/ink" xmlns:am3d="http://schemas.microsoft.com/office/drawing/2017/model3d" xmlns:o="urn:schemas-microsoft-com:office:office" xmlns:r="http://schemas.openxmlformats.org/officeDocument/2006/relationships" xmlns:m="http://schemas.openxmlformats.org/officeDocument/2006/math" xmlns:v="urn:schemas-microsoft-com:vml" xmlns:wp14="http://schemas.microsoft.com/office/word/2010/wordprocessingDrawing" xmlns:wp="http://schemas.openxmlformats.org/drawingml/2006/wordprocessingDrawing" xmlns:w10="urn:schemas-microsoft-com:office:word" xmlns:w="http://schemas.openxmlformats.org/wordprocessingml/2006/main" xmlns:w14="http://schemas.microsoft.com/office/word/2010/wordml" xmlns:w15="http://schemas.microsoft.com/office/word/2012/wordml" xmlns:w16cex="http://schemas.microsoft.com/office/word/2018/wordml/cex" xmlns:w16cid="http://schemas.microsoft.com/office/word/2016/wordml/cid" xmlns:w16="http://schemas.microsoft.com/office/word/2018/wordml" xmlns:w16sdtdh="http://schemas.microsoft.com/office/word/2020/wordml/sdtdatahash" xmlns:w16se="http://schemas.microsoft.com/office/word/2015/wordml/symex" xmlns:wpg="http://schemas.microsoft.com/office/word/2010/wordprocessingGroup" xmlns:wpi="http://schemas.microsoft.com/office/word/2010/wordprocessingInk" xmlns:wne="http://schemas.microsoft.com/office/word/2006/wordml" xmlns:wps="http://schemas.microsoft.com/office/word/2010/wordprocessingShape" mc:Ignorable="w14 w15 w16se w16cid w16 w16cex w16sdtdh wp14">
   <w:footnote w:type="separator" w:id="-1">
     <w:p>
       <w:r>
@@ -1905,97 +1814,8 @@
 </w:footnotes>
 </file>
 
-<file path=word/header1.xml><?xml version="1.0" encoding="utf-8"?>
-<w:hdr xmlns:wpc="http://schemas.microsoft.com/office/word/2010/wordprocessingCanvas" xmlns:cx="http://schemas.microsoft.com/office/drawing/2014/chartex" xmlns:cx1="http://schemas.microsoft.com/office/drawing/2015/9/8/chartex" xmlns:cx2="http://schemas.microsoft.com/office/drawing/2015/10/21/chartex" xmlns:cx3="http://schemas.microsoft.com/office/drawing/2016/5/9/chartex" xmlns:cx4="http://schemas.microsoft.com/office/drawing/2016/5/10/chartex" xmlns:cx5="http://schemas.microsoft.com/office/drawing/2016/5/11/chartex" xmlns:cx6="http://schemas.microsoft.com/office/drawing/2016/5/12/chartex" xmlns:cx7="http://schemas.microsoft.com/office/drawing/2016/5/13/chartex" xmlns:cx8="http://schemas.microsoft.com/office/drawing/2016/5/14/chartex" xmlns:mc="http://schemas.openxmlformats.org/markup-compatibility/2006" xmlns:aink="http://schemas.microsoft.com/office/drawing/2016/ink" xmlns:am3d="http://schemas.microsoft.com/office/drawing/2017/model3d" xmlns:o="urn:schemas-microsoft-com:office:office" xmlns:oel="http://schemas.microsoft.com/office/2019/extlst" xmlns:r="http://schemas.openxmlformats.org/officeDocument/2006/relationships" xmlns:m="http://schemas.openxmlformats.org/officeDocument/2006/math" xmlns:v="urn:schemas-microsoft-com:vml" xmlns:wp14="http://schemas.microsoft.com/office/word/2010/wordprocessingDrawing" xmlns:wp="http://schemas.openxmlformats.org/drawingml/2006/wordprocessingDrawing" xmlns:w10="urn:schemas-microsoft-com:office:word" xmlns:w="http://schemas.openxmlformats.org/wordprocessingml/2006/main" xmlns:w14="http://schemas.microsoft.com/office/word/2010/wordml" xmlns:w15="http://schemas.microsoft.com/office/word/2012/wordml" xmlns:w16cex="http://schemas.microsoft.com/office/word/2018/wordml/cex" xmlns:w16cid="http://schemas.microsoft.com/office/word/2016/wordml/cid" xmlns:w16="http://schemas.microsoft.com/office/word/2018/wordml" xmlns:w16du="http://schemas.microsoft.com/office/word/2023/wordml/word16du" xmlns:w16sdtdh="http://schemas.microsoft.com/office/word/2020/wordml/sdtdatahash" xmlns:w16sdtfl="http://schemas.microsoft.com/office/word/2024/wordml/sdtformatlock" xmlns:w16se="http://schemas.microsoft.com/office/word/2015/wordml/symex" xmlns:wpg="http://schemas.microsoft.com/office/word/2010/wordprocessingGroup" xmlns:wpi="http://schemas.microsoft.com/office/word/2010/wordprocessingInk" xmlns:wne="http://schemas.microsoft.com/office/word/2006/wordml" xmlns:wps="http://schemas.microsoft.com/office/word/2010/wordprocessingShape" mc:Ignorable="w14 w15 w16se w16cid w16 w16cex w16sdtdh w16sdtfl w16du wp14">
-  <w:p>
-    <w:pPr>
-      <w:pBdr>
-        <w:bottom w:val="single" w:sz="3" w:space="3" w:color="1F3864"/>
-      </w:pBdr>
-      <w:spacing w:after="60"/>
-    </w:pPr>
-    <w:r>
-      <w:rPr>
-        <w:i/>
-        <w:iCs/>
-        <w:color w:val="777777"/>
-        <w:sz w:val="17"/>
-        <w:szCs w:val="17"/>
-      </w:rPr>
-      <w:t xml:space="preserve">Rapport d'étude — Exoplanètes &amp; Étoiles </w:t>
-    </w:r>
-    <w:proofErr w:type="gramStart"/>
-    <w:r>
-      <w:rPr>
-        <w:i/>
-        <w:iCs/>
-        <w:color w:val="777777"/>
-        <w:sz w:val="17"/>
-        <w:szCs w:val="17"/>
-      </w:rPr>
-      <w:t>hôtes  |</w:t>
-    </w:r>
-    <w:proofErr w:type="gramEnd"/>
-    <w:r>
-      <w:rPr>
-        <w:i/>
-        <w:iCs/>
-        <w:color w:val="777777"/>
-        <w:sz w:val="17"/>
-        <w:szCs w:val="17"/>
-      </w:rPr>
-      <w:t xml:space="preserve">  NASA </w:t>
-    </w:r>
-    <w:proofErr w:type="spellStart"/>
-    <w:r>
-      <w:rPr>
-        <w:i/>
-        <w:iCs/>
-        <w:color w:val="777777"/>
-        <w:sz w:val="17"/>
-        <w:szCs w:val="17"/>
-      </w:rPr>
-      <w:t>Exoplanet</w:t>
-    </w:r>
-    <w:proofErr w:type="spellEnd"/>
-    <w:r>
-      <w:rPr>
-        <w:i/>
-        <w:iCs/>
-        <w:color w:val="777777"/>
-        <w:sz w:val="17"/>
-        <w:szCs w:val="17"/>
-      </w:rPr>
-      <w:t xml:space="preserve"> </w:t>
-    </w:r>
-    <w:proofErr w:type="gramStart"/>
-    <w:r>
-      <w:rPr>
-        <w:i/>
-        <w:iCs/>
-        <w:color w:val="777777"/>
-        <w:sz w:val="17"/>
-        <w:szCs w:val="17"/>
-      </w:rPr>
-      <w:t>Intelligence  |</w:t>
-    </w:r>
-    <w:proofErr w:type="gramEnd"/>
-    <w:r>
-      <w:rPr>
-        <w:i/>
-        <w:iCs/>
-        <w:color w:val="777777"/>
-        <w:sz w:val="17"/>
-        <w:szCs w:val="17"/>
-      </w:rPr>
-      <w:t xml:space="preserve">  IUT Lyon 2, S4</w:t>
-    </w:r>
-  </w:p>
-</w:hdr>
-</file>
-
 <file path=word/numbering.xml><?xml version="1.0" encoding="utf-8"?>
-<w:numbering xmlns:wpc="http://schemas.microsoft.com/office/word/2010/wordprocessingCanvas" xmlns:cx="http://schemas.microsoft.com/office/drawing/2014/chartex" xmlns:cx1="http://schemas.microsoft.com/office/drawing/2015/9/8/chartex" xmlns:cx2="http://schemas.microsoft.com/office/drawing/2015/10/21/chartex" xmlns:cx3="http://schemas.microsoft.com/office/drawing/2016/5/9/chartex" xmlns:cx4="http://schemas.microsoft.com/office/drawing/2016/5/10/chartex" xmlns:cx5="http://schemas.microsoft.com/office/drawing/2016/5/11/chartex" xmlns:cx6="http://schemas.microsoft.com/office/drawing/2016/5/12/chartex" xmlns:cx7="http://schemas.microsoft.com/office/drawing/2016/5/13/chartex" xmlns:cx8="http://schemas.microsoft.com/office/drawing/2016/5/14/chartex" xmlns:mc="http://schemas.openxmlformats.org/markup-compatibility/2006" xmlns:aink="http://schemas.microsoft.com/office/drawing/2016/ink" xmlns:am3d="http://schemas.microsoft.com/office/drawing/2017/model3d" xmlns:o="urn:schemas-microsoft-com:office:office" xmlns:oel="http://schemas.microsoft.com/office/2019/extlst" xmlns:r="http://schemas.openxmlformats.org/officeDocument/2006/relationships" xmlns:m="http://schemas.openxmlformats.org/officeDocument/2006/math" xmlns:v="urn:schemas-microsoft-com:vml" xmlns:wp14="http://schemas.microsoft.com/office/word/2010/wordprocessingDrawing" xmlns:wp="http://schemas.openxmlformats.org/drawingml/2006/wordprocessingDrawing" xmlns:w10="urn:schemas-microsoft-com:office:word" xmlns:w="http://schemas.openxmlformats.org/wordprocessingml/2006/main" xmlns:w14="http://schemas.microsoft.com/office/word/2010/wordml" xmlns:w15="http://schemas.microsoft.com/office/word/2012/wordml" xmlns:w16cex="http://schemas.microsoft.com/office/word/2018/wordml/cex" xmlns:w16cid="http://schemas.microsoft.com/office/word/2016/wordml/cid" xmlns:w16="http://schemas.microsoft.com/office/word/2018/wordml" xmlns:w16du="http://schemas.microsoft.com/office/word/2023/wordml/word16du" xmlns:w16sdtdh="http://schemas.microsoft.com/office/word/2020/wordml/sdtdatahash" xmlns:w16sdtfl="http://schemas.microsoft.com/office/word/2024/wordml/sdtformatlock" xmlns:w16se="http://schemas.microsoft.com/office/word/2015/wordml/symex" xmlns:wpg="http://schemas.microsoft.com/office/word/2010/wordprocessingGroup" xmlns:wpi="http://schemas.microsoft.com/office/word/2010/wordprocessingInk" xmlns:wne="http://schemas.microsoft.com/office/word/2006/wordml" xmlns:wps="http://schemas.microsoft.com/office/word/2010/wordprocessingShape" mc:Ignorable="w14 w15 w16se w16cid w16 w16cex w16sdtdh w16sdtfl w16du wp14">
+<w:numbering xmlns:wpc="http://schemas.microsoft.com/office/word/2010/wordprocessingCanvas" xmlns:cx="http://schemas.microsoft.com/office/drawing/2014/chartex" xmlns:cx1="http://schemas.microsoft.com/office/drawing/2015/9/8/chartex" xmlns:cx2="http://schemas.microsoft.com/office/drawing/2015/10/21/chartex" xmlns:cx3="http://schemas.microsoft.com/office/drawing/2016/5/9/chartex" xmlns:cx4="http://schemas.microsoft.com/office/drawing/2016/5/10/chartex" xmlns:cx5="http://schemas.microsoft.com/office/drawing/2016/5/11/chartex" xmlns:cx6="http://schemas.microsoft.com/office/drawing/2016/5/12/chartex" xmlns:cx7="http://schemas.microsoft.com/office/drawing/2016/5/13/chartex" xmlns:cx8="http://schemas.microsoft.com/office/drawing/2016/5/14/chartex" xmlns:mc="http://schemas.openxmlformats.org/markup-compatibility/2006" xmlns:aink="http://schemas.microsoft.com/office/drawing/2016/ink" xmlns:am3d="http://schemas.microsoft.com/office/drawing/2017/model3d" xmlns:o="urn:schemas-microsoft-com:office:office" xmlns:r="http://schemas.openxmlformats.org/officeDocument/2006/relationships" xmlns:m="http://schemas.openxmlformats.org/officeDocument/2006/math" xmlns:v="urn:schemas-microsoft-com:vml" xmlns:wp14="http://schemas.microsoft.com/office/word/2010/wordprocessingDrawing" xmlns:wp="http://schemas.openxmlformats.org/drawingml/2006/wordprocessingDrawing" xmlns:w10="urn:schemas-microsoft-com:office:word" xmlns:w="http://schemas.openxmlformats.org/wordprocessingml/2006/main" xmlns:w14="http://schemas.microsoft.com/office/word/2010/wordml" xmlns:w15="http://schemas.microsoft.com/office/word/2012/wordml" xmlns:w16cex="http://schemas.microsoft.com/office/word/2018/wordml/cex" xmlns:w16cid="http://schemas.microsoft.com/office/word/2016/wordml/cid" xmlns:w16="http://schemas.microsoft.com/office/word/2018/wordml" xmlns:w16sdtdh="http://schemas.microsoft.com/office/word/2020/wordml/sdtdatahash" xmlns:w16se="http://schemas.microsoft.com/office/word/2015/wordml/symex" xmlns:wpg="http://schemas.microsoft.com/office/word/2010/wordprocessingGroup" xmlns:wpi="http://schemas.microsoft.com/office/word/2010/wordprocessingInk" xmlns:wne="http://schemas.microsoft.com/office/word/2006/wordml" xmlns:wps="http://schemas.microsoft.com/office/word/2010/wordprocessingShape" mc:Ignorable="w14 w15 w16se w16cid w16 w16cex w16sdtdh wp14">
   <w:abstractNum w:abstractNumId="0" w15:restartNumberingAfterBreak="0">
     <w:nsid w:val="505A44DD"/>
     <w:multiLevelType w:val="hybridMultilevel"/>
@@ -2082,7 +1902,7 @@
       </w:pPr>
     </w:lvl>
   </w:abstractNum>
-  <w:num w:numId="1" w16cid:durableId="133179163">
+  <w:num w:numId="1">
     <w:abstractNumId w:val="0"/>
     <w:lvlOverride w:ilvl="0">
       <w:startOverride w:val="1"/>
@@ -2092,7 +1912,7 @@
 </file>
 
 <file path=word/styles.xml><?xml version="1.0" encoding="utf-8"?>
-<w:styles xmlns:mc="http://schemas.openxmlformats.org/markup-compatibility/2006" xmlns:r="http://schemas.openxmlformats.org/officeDocument/2006/relationships" xmlns:w="http://schemas.openxmlformats.org/wordprocessingml/2006/main" xmlns:w14="http://schemas.microsoft.com/office/word/2010/wordml" xmlns:w15="http://schemas.microsoft.com/office/word/2012/wordml" xmlns:w16cex="http://schemas.microsoft.com/office/word/2018/wordml/cex" xmlns:w16cid="http://schemas.microsoft.com/office/word/2016/wordml/cid" xmlns:w16="http://schemas.microsoft.com/office/word/2018/wordml" xmlns:w16du="http://schemas.microsoft.com/office/word/2023/wordml/word16du" xmlns:w16sdtdh="http://schemas.microsoft.com/office/word/2020/wordml/sdtdatahash" xmlns:w16sdtfl="http://schemas.microsoft.com/office/word/2024/wordml/sdtformatlock" xmlns:w16se="http://schemas.microsoft.com/office/word/2015/wordml/symex" mc:Ignorable="w14 w15 w16se w16cid w16 w16cex w16sdtdh w16sdtfl w16du">
+<w:styles xmlns:mc="http://schemas.openxmlformats.org/markup-compatibility/2006" xmlns:r="http://schemas.openxmlformats.org/officeDocument/2006/relationships" xmlns:w="http://schemas.openxmlformats.org/wordprocessingml/2006/main" xmlns:w14="http://schemas.microsoft.com/office/word/2010/wordml" xmlns:w15="http://schemas.microsoft.com/office/word/2012/wordml" xmlns:w16cex="http://schemas.microsoft.com/office/word/2018/wordml/cex" xmlns:w16cid="http://schemas.microsoft.com/office/word/2016/wordml/cid" xmlns:w16="http://schemas.microsoft.com/office/word/2018/wordml" xmlns:w16sdtdh="http://schemas.microsoft.com/office/word/2020/wordml/sdtdatahash" xmlns:w16se="http://schemas.microsoft.com/office/word/2015/wordml/symex" mc:Ignorable="w14 w15 w16se w16cid w16 w16cex w16sdtdh">
   <w:docDefaults>
     <w:rPrDefault>
       <w:rPr>
@@ -2689,6 +2509,48 @@
       <w:szCs w:val="20"/>
     </w:rPr>
   </w:style>
+  <w:style w:type="paragraph" w:styleId="En-tte">
+    <w:name w:val="header"/>
+    <w:basedOn w:val="Normal"/>
+    <w:link w:val="En-tteCar"/>
+    <w:uiPriority w:val="99"/>
+    <w:unhideWhenUsed/>
+    <w:rsid w:val="00291939"/>
+    <w:pPr>
+      <w:tabs>
+        <w:tab w:val="center" w:pos="4536"/>
+        <w:tab w:val="right" w:pos="9072"/>
+      </w:tabs>
+    </w:pPr>
+  </w:style>
+  <w:style w:type="character" w:customStyle="1" w:styleId="En-tteCar">
+    <w:name w:val="En-tête Car"/>
+    <w:basedOn w:val="Policepardfaut"/>
+    <w:link w:val="En-tte"/>
+    <w:uiPriority w:val="99"/>
+    <w:rsid w:val="00291939"/>
+  </w:style>
+  <w:style w:type="paragraph" w:styleId="Pieddepage">
+    <w:name w:val="footer"/>
+    <w:basedOn w:val="Normal"/>
+    <w:link w:val="PieddepageCar"/>
+    <w:uiPriority w:val="99"/>
+    <w:unhideWhenUsed/>
+    <w:rsid w:val="00291939"/>
+    <w:pPr>
+      <w:tabs>
+        <w:tab w:val="center" w:pos="4536"/>
+        <w:tab w:val="right" w:pos="9072"/>
+      </w:tabs>
+    </w:pPr>
+  </w:style>
+  <w:style w:type="character" w:customStyle="1" w:styleId="PieddepageCar">
+    <w:name w:val="Pied de page Car"/>
+    <w:basedOn w:val="Policepardfaut"/>
+    <w:link w:val="Pieddepage"/>
+    <w:uiPriority w:val="99"/>
+    <w:rsid w:val="00291939"/>
+  </w:style>
 </w:styles>
 </file>
 
